--- a/fuentes/CF_02_33130158_DU.docx
+++ b/fuentes/CF_02_33130158_DU.docx
@@ -531,7 +531,7 @@
         </w:rPr>
         <w:fldChar w:fldCharType="separate"/>
       </w:r>
-      <w:hyperlink w:anchor="_Toc223699641" w:history="1">
+      <w:hyperlink w:anchor="_Toc225332479" w:history="1">
         <w:r>
           <w:rPr>
             <w:rStyle w:val="Hipervnculo"/>
@@ -558,7 +558,7 @@
             <w:noProof/>
             <w:webHidden/>
           </w:rPr>
-          <w:instrText xml:space="preserve"> PAGEREF _Toc223699641 \h </w:instrText>
+          <w:instrText xml:space="preserve"> PAGEREF _Toc225332479 \h </w:instrText>
         </w:r>
         <w:r>
           <w:rPr>
@@ -604,7 +604,7 @@
           <w:lang w:eastAsia="es-CO"/>
         </w:rPr>
       </w:pPr>
-      <w:hyperlink w:anchor="_Toc223699642" w:history="1">
+      <w:hyperlink w:anchor="_Toc225332480" w:history="1">
         <w:r>
           <w:rPr>
             <w:rStyle w:val="Hipervnculo"/>
@@ -648,7 +648,7 @@
             <w:noProof/>
             <w:webHidden/>
           </w:rPr>
-          <w:instrText xml:space="preserve"> PAGEREF _Toc223699642 \h </w:instrText>
+          <w:instrText xml:space="preserve"> PAGEREF _Toc225332480 \h </w:instrText>
         </w:r>
         <w:r>
           <w:rPr>
@@ -694,7 +694,7 @@
           <w:lang w:eastAsia="es-CO"/>
         </w:rPr>
       </w:pPr>
-      <w:hyperlink w:anchor="_Toc223699643" w:history="1">
+      <w:hyperlink w:anchor="_Toc225332481" w:history="1">
         <w:r>
           <w:rPr>
             <w:rStyle w:val="Hipervnculo"/>
@@ -738,7 +738,7 @@
             <w:noProof/>
             <w:webHidden/>
           </w:rPr>
-          <w:instrText xml:space="preserve"> PAGEREF _Toc223699643 \h </w:instrText>
+          <w:instrText xml:space="preserve"> PAGEREF _Toc225332481 \h </w:instrText>
         </w:r>
         <w:r>
           <w:rPr>
@@ -784,7 +784,7 @@
           <w:lang w:eastAsia="es-CO"/>
         </w:rPr>
       </w:pPr>
-      <w:hyperlink w:anchor="_Toc223699644" w:history="1">
+      <w:hyperlink w:anchor="_Toc225332482" w:history="1">
         <w:r>
           <w:rPr>
             <w:rStyle w:val="Hipervnculo"/>
@@ -828,7 +828,7 @@
             <w:noProof/>
             <w:webHidden/>
           </w:rPr>
-          <w:instrText xml:space="preserve"> PAGEREF _Toc223699644 \h </w:instrText>
+          <w:instrText xml:space="preserve"> PAGEREF _Toc225332482 \h </w:instrText>
         </w:r>
         <w:r>
           <w:rPr>
@@ -874,7 +874,7 @@
           <w:lang w:eastAsia="es-CO"/>
         </w:rPr>
       </w:pPr>
-      <w:hyperlink w:anchor="_Toc223699645" w:history="1">
+      <w:hyperlink w:anchor="_Toc225332483" w:history="1">
         <w:r>
           <w:rPr>
             <w:rStyle w:val="Hipervnculo"/>
@@ -918,7 +918,7 @@
             <w:noProof/>
             <w:webHidden/>
           </w:rPr>
-          <w:instrText xml:space="preserve"> PAGEREF _Toc223699645 \h </w:instrText>
+          <w:instrText xml:space="preserve"> PAGEREF _Toc225332483 \h </w:instrText>
         </w:r>
         <w:r>
           <w:rPr>
@@ -964,7 +964,7 @@
           <w:lang w:eastAsia="es-CO"/>
         </w:rPr>
       </w:pPr>
-      <w:hyperlink w:anchor="_Toc223699646" w:history="1">
+      <w:hyperlink w:anchor="_Toc225332484" w:history="1">
         <w:r>
           <w:rPr>
             <w:rStyle w:val="Hipervnculo"/>
@@ -1008,7 +1008,7 @@
             <w:noProof/>
             <w:webHidden/>
           </w:rPr>
-          <w:instrText xml:space="preserve"> PAGEREF _Toc223699646 \h </w:instrText>
+          <w:instrText xml:space="preserve"> PAGEREF _Toc225332484 \h </w:instrText>
         </w:r>
         <w:r>
           <w:rPr>
@@ -1054,7 +1054,7 @@
           <w:lang w:eastAsia="es-CO"/>
         </w:rPr>
       </w:pPr>
-      <w:hyperlink w:anchor="_Toc223699648" w:history="1">
+      <w:hyperlink w:anchor="_Toc225332486" w:history="1">
         <w:r>
           <w:rPr>
             <w:rStyle w:val="Hipervnculo"/>
@@ -1098,7 +1098,7 @@
             <w:noProof/>
             <w:webHidden/>
           </w:rPr>
-          <w:instrText xml:space="preserve"> PAGEREF _Toc223699648 \h </w:instrText>
+          <w:instrText xml:space="preserve"> PAGEREF _Toc225332486 \h </w:instrText>
         </w:r>
         <w:r>
           <w:rPr>
@@ -1144,7 +1144,7 @@
           <w:lang w:eastAsia="es-CO"/>
         </w:rPr>
       </w:pPr>
-      <w:hyperlink w:anchor="_Toc223699649" w:history="1">
+      <w:hyperlink w:anchor="_Toc225332487" w:history="1">
         <w:r>
           <w:rPr>
             <w:rStyle w:val="Hipervnculo"/>
@@ -1188,7 +1188,7 @@
             <w:noProof/>
             <w:webHidden/>
           </w:rPr>
-          <w:instrText xml:space="preserve"> PAGEREF _Toc223699649 \h </w:instrText>
+          <w:instrText xml:space="preserve"> PAGEREF _Toc225332487 \h </w:instrText>
         </w:r>
         <w:r>
           <w:rPr>
@@ -1234,7 +1234,7 @@
           <w:lang w:eastAsia="es-CO"/>
         </w:rPr>
       </w:pPr>
-      <w:hyperlink w:anchor="_Toc223699650" w:history="1">
+      <w:hyperlink w:anchor="_Toc225332488" w:history="1">
         <w:r>
           <w:rPr>
             <w:rStyle w:val="Hipervnculo"/>
@@ -1278,7 +1278,7 @@
             <w:noProof/>
             <w:webHidden/>
           </w:rPr>
-          <w:instrText xml:space="preserve"> PAGEREF _Toc223699650 \h </w:instrText>
+          <w:instrText xml:space="preserve"> PAGEREF _Toc225332488 \h </w:instrText>
         </w:r>
         <w:r>
           <w:rPr>
@@ -1324,7 +1324,7 @@
           <w:lang w:eastAsia="es-CO"/>
         </w:rPr>
       </w:pPr>
-      <w:hyperlink w:anchor="_Toc223699651" w:history="1">
+      <w:hyperlink w:anchor="_Toc225332489" w:history="1">
         <w:r>
           <w:rPr>
             <w:rStyle w:val="Hipervnculo"/>
@@ -1368,7 +1368,7 @@
             <w:noProof/>
             <w:webHidden/>
           </w:rPr>
-          <w:instrText xml:space="preserve"> PAGEREF _Toc223699651 \h </w:instrText>
+          <w:instrText xml:space="preserve"> PAGEREF _Toc225332489 \h </w:instrText>
         </w:r>
         <w:r>
           <w:rPr>
@@ -1414,7 +1414,7 @@
           <w:lang w:eastAsia="es-CO"/>
         </w:rPr>
       </w:pPr>
-      <w:hyperlink w:anchor="_Toc223699652" w:history="1">
+      <w:hyperlink w:anchor="_Toc225332490" w:history="1">
         <w:r>
           <w:rPr>
             <w:rStyle w:val="Hipervnculo"/>
@@ -1458,7 +1458,7 @@
             <w:noProof/>
             <w:webHidden/>
           </w:rPr>
-          <w:instrText xml:space="preserve"> PAGEREF _Toc223699652 \h </w:instrText>
+          <w:instrText xml:space="preserve"> PAGEREF _Toc225332490 \h </w:instrText>
         </w:r>
         <w:r>
           <w:rPr>
@@ -1504,7 +1504,7 @@
           <w:lang w:eastAsia="es-CO"/>
         </w:rPr>
       </w:pPr>
-      <w:hyperlink w:anchor="_Toc223699653" w:history="1">
+      <w:hyperlink w:anchor="_Toc225332491" w:history="1">
         <w:r>
           <w:rPr>
             <w:rStyle w:val="Hipervnculo"/>
@@ -1548,7 +1548,7 @@
             <w:noProof/>
             <w:webHidden/>
           </w:rPr>
-          <w:instrText xml:space="preserve"> PAGEREF _Toc223699653 \h </w:instrText>
+          <w:instrText xml:space="preserve"> PAGEREF _Toc225332491 \h </w:instrText>
         </w:r>
         <w:r>
           <w:rPr>
@@ -1594,7 +1594,7 @@
           <w:lang w:eastAsia="es-CO"/>
         </w:rPr>
       </w:pPr>
-      <w:hyperlink w:anchor="_Toc223699654" w:history="1">
+      <w:hyperlink w:anchor="_Toc225332492" w:history="1">
         <w:r>
           <w:rPr>
             <w:rStyle w:val="Hipervnculo"/>
@@ -1638,7 +1638,7 @@
             <w:noProof/>
             <w:webHidden/>
           </w:rPr>
-          <w:instrText xml:space="preserve"> PAGEREF _Toc223699654 \h </w:instrText>
+          <w:instrText xml:space="preserve"> PAGEREF _Toc225332492 \h </w:instrText>
         </w:r>
         <w:r>
           <w:rPr>
@@ -1684,7 +1684,7 @@
           <w:lang w:eastAsia="es-CO"/>
         </w:rPr>
       </w:pPr>
-      <w:hyperlink w:anchor="_Toc223699655" w:history="1">
+      <w:hyperlink w:anchor="_Toc225332493" w:history="1">
         <w:r>
           <w:rPr>
             <w:rStyle w:val="Hipervnculo"/>
@@ -1728,7 +1728,7 @@
             <w:noProof/>
             <w:webHidden/>
           </w:rPr>
-          <w:instrText xml:space="preserve"> PAGEREF _Toc223699655 \h </w:instrText>
+          <w:instrText xml:space="preserve"> PAGEREF _Toc225332493 \h </w:instrText>
         </w:r>
         <w:r>
           <w:rPr>
@@ -1774,7 +1774,7 @@
           <w:lang w:eastAsia="es-CO"/>
         </w:rPr>
       </w:pPr>
-      <w:hyperlink w:anchor="_Toc223699656" w:history="1">
+      <w:hyperlink w:anchor="_Toc225332494" w:history="1">
         <w:r>
           <w:rPr>
             <w:rStyle w:val="Hipervnculo"/>
@@ -1818,7 +1818,7 @@
             <w:noProof/>
             <w:webHidden/>
           </w:rPr>
-          <w:instrText xml:space="preserve"> PAGEREF _Toc223699656 \h </w:instrText>
+          <w:instrText xml:space="preserve"> PAGEREF _Toc225332494 \h </w:instrText>
         </w:r>
         <w:r>
           <w:rPr>
@@ -1864,7 +1864,7 @@
           <w:lang w:eastAsia="es-CO"/>
         </w:rPr>
       </w:pPr>
-      <w:hyperlink w:anchor="_Toc223699657" w:history="1">
+      <w:hyperlink w:anchor="_Toc225332495" w:history="1">
         <w:r>
           <w:rPr>
             <w:rStyle w:val="Hipervnculo"/>
@@ -1908,7 +1908,7 @@
             <w:noProof/>
             <w:webHidden/>
           </w:rPr>
-          <w:instrText xml:space="preserve"> PAGEREF _Toc223699657 \h </w:instrText>
+          <w:instrText xml:space="preserve"> PAGEREF _Toc225332495 \h </w:instrText>
         </w:r>
         <w:r>
           <w:rPr>
@@ -1954,7 +1954,7 @@
           <w:lang w:eastAsia="es-CO"/>
         </w:rPr>
       </w:pPr>
-      <w:hyperlink w:anchor="_Toc223699658" w:history="1">
+      <w:hyperlink w:anchor="_Toc225332496" w:history="1">
         <w:r>
           <w:rPr>
             <w:rStyle w:val="Hipervnculo"/>
@@ -1998,7 +1998,7 @@
             <w:noProof/>
             <w:webHidden/>
           </w:rPr>
-          <w:instrText xml:space="preserve"> PAGEREF _Toc223699658 \h </w:instrText>
+          <w:instrText xml:space="preserve"> PAGEREF _Toc225332496 \h </w:instrText>
         </w:r>
         <w:r>
           <w:rPr>
@@ -2044,7 +2044,7 @@
           <w:lang w:eastAsia="es-CO"/>
         </w:rPr>
       </w:pPr>
-      <w:hyperlink w:anchor="_Toc223699659" w:history="1">
+      <w:hyperlink w:anchor="_Toc225332497" w:history="1">
         <w:r>
           <w:rPr>
             <w:rStyle w:val="Hipervnculo"/>
@@ -2088,7 +2088,7 @@
             <w:noProof/>
             <w:webHidden/>
           </w:rPr>
-          <w:instrText xml:space="preserve"> PAGEREF _Toc223699659 \h </w:instrText>
+          <w:instrText xml:space="preserve"> PAGEREF _Toc225332497 \h </w:instrText>
         </w:r>
         <w:r>
           <w:rPr>
@@ -2134,7 +2134,7 @@
           <w:lang w:eastAsia="es-CO"/>
         </w:rPr>
       </w:pPr>
-      <w:hyperlink w:anchor="_Toc223699669" w:history="1">
+      <w:hyperlink w:anchor="_Toc225332507" w:history="1">
         <w:r>
           <w:rPr>
             <w:rStyle w:val="Hipervnculo"/>
@@ -2178,7 +2178,7 @@
             <w:noProof/>
             <w:webHidden/>
           </w:rPr>
-          <w:instrText xml:space="preserve"> PAGEREF _Toc223699669 \h </w:instrText>
+          <w:instrText xml:space="preserve"> PAGEREF _Toc225332507 \h </w:instrText>
         </w:r>
         <w:r>
           <w:rPr>
@@ -2224,7 +2224,7 @@
           <w:lang w:eastAsia="es-CO"/>
         </w:rPr>
       </w:pPr>
-      <w:hyperlink w:anchor="_Toc223699670" w:history="1">
+      <w:hyperlink w:anchor="_Toc225332508" w:history="1">
         <w:r>
           <w:rPr>
             <w:rStyle w:val="Hipervnculo"/>
@@ -2268,7 +2268,7 @@
             <w:noProof/>
             <w:webHidden/>
           </w:rPr>
-          <w:instrText xml:space="preserve"> PAGEREF _Toc223699670 \h </w:instrText>
+          <w:instrText xml:space="preserve"> PAGEREF _Toc225332508 \h </w:instrText>
         </w:r>
         <w:r>
           <w:rPr>
@@ -2314,7 +2314,7 @@
           <w:lang w:eastAsia="es-CO"/>
         </w:rPr>
       </w:pPr>
-      <w:hyperlink w:anchor="_Toc223699671" w:history="1">
+      <w:hyperlink w:anchor="_Toc225332509" w:history="1">
         <w:r>
           <w:rPr>
             <w:rStyle w:val="Hipervnculo"/>
@@ -2358,7 +2358,7 @@
             <w:noProof/>
             <w:webHidden/>
           </w:rPr>
-          <w:instrText xml:space="preserve"> PAGEREF _Toc223699671 \h </w:instrText>
+          <w:instrText xml:space="preserve"> PAGEREF _Toc225332509 \h </w:instrText>
         </w:r>
         <w:r>
           <w:rPr>
@@ -2404,7 +2404,7 @@
           <w:lang w:eastAsia="es-CO"/>
         </w:rPr>
       </w:pPr>
-      <w:hyperlink w:anchor="_Toc223699673" w:history="1">
+      <w:hyperlink w:anchor="_Toc225332511" w:history="1">
         <w:r>
           <w:rPr>
             <w:rStyle w:val="Hipervnculo"/>
@@ -2448,7 +2448,7 @@
             <w:noProof/>
             <w:webHidden/>
           </w:rPr>
-          <w:instrText xml:space="preserve"> PAGEREF _Toc223699673 \h </w:instrText>
+          <w:instrText xml:space="preserve"> PAGEREF _Toc225332511 \h </w:instrText>
         </w:r>
         <w:r>
           <w:rPr>
@@ -2494,7 +2494,7 @@
           <w:lang w:eastAsia="es-CO"/>
         </w:rPr>
       </w:pPr>
-      <w:hyperlink w:anchor="_Toc223699674" w:history="1">
+      <w:hyperlink w:anchor="_Toc225332512" w:history="1">
         <w:r>
           <w:rPr>
             <w:rStyle w:val="Hipervnculo"/>
@@ -2538,7 +2538,7 @@
             <w:noProof/>
             <w:webHidden/>
           </w:rPr>
-          <w:instrText xml:space="preserve"> PAGEREF _Toc223699674 \h </w:instrText>
+          <w:instrText xml:space="preserve"> PAGEREF _Toc225332512 \h </w:instrText>
         </w:r>
         <w:r>
           <w:rPr>
@@ -2583,7 +2583,7 @@
           <w:lang w:eastAsia="es-CO"/>
         </w:rPr>
       </w:pPr>
-      <w:hyperlink w:anchor="_Toc223699675" w:history="1">
+      <w:hyperlink w:anchor="_Toc225332513" w:history="1">
         <w:r>
           <w:rPr>
             <w:rStyle w:val="Hipervnculo"/>
@@ -2610,7 +2610,7 @@
             <w:noProof/>
             <w:webHidden/>
           </w:rPr>
-          <w:instrText xml:space="preserve"> PAGEREF _Toc223699675 \h </w:instrText>
+          <w:instrText xml:space="preserve"> PAGEREF _Toc225332513 \h </w:instrText>
         </w:r>
         <w:r>
           <w:rPr>
@@ -2655,7 +2655,7 @@
           <w:lang w:eastAsia="es-CO"/>
         </w:rPr>
       </w:pPr>
-      <w:hyperlink w:anchor="_Toc223699676" w:history="1">
+      <w:hyperlink w:anchor="_Toc225332514" w:history="1">
         <w:r>
           <w:rPr>
             <w:rStyle w:val="Hipervnculo"/>
@@ -2682,7 +2682,7 @@
             <w:noProof/>
             <w:webHidden/>
           </w:rPr>
-          <w:instrText xml:space="preserve"> PAGEREF _Toc223699676 \h </w:instrText>
+          <w:instrText xml:space="preserve"> PAGEREF _Toc225332514 \h </w:instrText>
         </w:r>
         <w:r>
           <w:rPr>
@@ -2727,7 +2727,7 @@
           <w:lang w:eastAsia="es-CO"/>
         </w:rPr>
       </w:pPr>
-      <w:hyperlink w:anchor="_Toc223699677" w:history="1">
+      <w:hyperlink w:anchor="_Toc225332515" w:history="1">
         <w:r>
           <w:rPr>
             <w:rStyle w:val="Hipervnculo"/>
@@ -2755,7 +2755,7 @@
             <w:noProof/>
             <w:webHidden/>
           </w:rPr>
-          <w:instrText xml:space="preserve"> PAGEREF _Toc223699677 \h </w:instrText>
+          <w:instrText xml:space="preserve"> PAGEREF _Toc225332515 \h </w:instrText>
         </w:r>
         <w:r>
           <w:rPr>
@@ -2800,7 +2800,7 @@
           <w:lang w:eastAsia="es-CO"/>
         </w:rPr>
       </w:pPr>
-      <w:hyperlink w:anchor="_Toc223699678" w:history="1">
+      <w:hyperlink w:anchor="_Toc225332516" w:history="1">
         <w:r>
           <w:rPr>
             <w:rStyle w:val="Hipervnculo"/>
@@ -2827,7 +2827,7 @@
             <w:noProof/>
             <w:webHidden/>
           </w:rPr>
-          <w:instrText xml:space="preserve"> PAGEREF _Toc223699678 \h </w:instrText>
+          <w:instrText xml:space="preserve"> PAGEREF _Toc225332516 \h </w:instrText>
         </w:r>
         <w:r>
           <w:rPr>
@@ -2870,7 +2870,7 @@
         <w:fldChar w:fldCharType="end"/>
       </w:r>
       <w:bookmarkStart w:id="0" w:name="_Toc176443691"/>
-      <w:bookmarkStart w:id="1" w:name="_Toc223699641"/>
+      <w:bookmarkStart w:id="1" w:name="_Toc225332479"/>
       <w:r>
         <w:t>Introducción</w:t>
       </w:r>
@@ -2900,7 +2900,19 @@
         <w:rPr>
           <w:lang w:eastAsia="es-CO"/>
         </w:rPr>
-        <w:t>Para ampliar esta visión general y contextualizar los ejes centrales del tema, se invita acceder al siguiente recurso audiovisual introductorio.</w:t>
+        <w:t xml:space="preserve">Para ampliar esta visión general y contextualizar los ejes centrales del tema, se invita </w:t>
+      </w:r>
+      <w:r>
+        <w:rPr>
+          <w:lang w:eastAsia="es-CO"/>
+        </w:rPr>
+        <w:t xml:space="preserve">a </w:t>
+      </w:r>
+      <w:r>
+        <w:rPr>
+          <w:lang w:eastAsia="es-CO"/>
+        </w:rPr>
+        <w:t>acceder al siguiente recurso audiovisual introductorio.</w:t>
       </w:r>
       <w:r>
         <w:rPr>
@@ -2926,10 +2938,16 @@
           <w:noProof/>
         </w:rPr>
         <w:drawing>
-          <wp:inline distT="0" distB="0" distL="0" distR="0" wp14:anchorId="4D1474B7" wp14:editId="6DD67705">
+          <wp:inline distT="0" distB="0" distL="0" distR="0" wp14:anchorId="4D1474B7" wp14:editId="41EDD4D1">
             <wp:extent cx="4350098" cy="2449002"/>
             <wp:effectExtent l="0" t="0" r="0" b="8890"/>
-            <wp:docPr id="5" name="Imagen 5"/>
+            <wp:docPr id="5" name="Imagen 5">
+              <a:extLst xmlns:a="http://schemas.openxmlformats.org/drawingml/2006/main">
+                <a:ext uri="{C183D7F6-B498-43B3-948B-1728B52AA6E4}">
+                  <adec:decorative xmlns:adec="http://schemas.microsoft.com/office/drawing/2017/decorative" val="1"/>
+                </a:ext>
+              </a:extLst>
+            </wp:docPr>
             <wp:cNvGraphicFramePr>
               <a:graphicFrameLocks xmlns:a="http://schemas.openxmlformats.org/drawingml/2006/main" noChangeAspect="1"/>
             </wp:cNvGraphicFramePr>
@@ -2937,7 +2955,13 @@
               <a:graphicData uri="http://schemas.openxmlformats.org/drawingml/2006/picture">
                 <pic:pic xmlns:pic="http://schemas.openxmlformats.org/drawingml/2006/picture">
                   <pic:nvPicPr>
-                    <pic:cNvPr id="0" name="Picture 1"/>
+                    <pic:cNvPr id="5" name="Imagen 5">
+                      <a:extLst>
+                        <a:ext uri="{C183D7F6-B498-43B3-948B-1728B52AA6E4}">
+                          <adec:decorative xmlns:adec="http://schemas.microsoft.com/office/drawing/2017/decorative" val="1"/>
+                        </a:ext>
+                      </a:extLst>
+                    </pic:cNvPr>
                     <pic:cNvPicPr>
                       <a:picLocks noChangeAspect="1" noChangeArrowheads="1"/>
                     </pic:cNvPicPr>
@@ -2994,11 +3018,6 @@
           <w:b/>
         </w:rPr>
         <w:instrText xml:space="preserve"> HYPERLINK "https://www.youtube.com/watch?v=ZGQThfo5nk4" </w:instrText>
-      </w:r>
-      <w:r>
-        <w:rPr>
-          <w:b/>
-        </w:rPr>
       </w:r>
       <w:r>
         <w:rPr>
@@ -3092,7 +3111,7 @@
       <w:pPr>
         <w:pStyle w:val="Ttulo1"/>
       </w:pPr>
-      <w:bookmarkStart w:id="3" w:name="_Toc223699642"/>
+      <w:bookmarkStart w:id="3" w:name="_Toc225332480"/>
       <w:bookmarkEnd w:id="2"/>
       <w:r>
         <w:lastRenderedPageBreak/>
@@ -3142,7 +3161,7 @@
       <w:pPr>
         <w:pStyle w:val="Ttulo2"/>
       </w:pPr>
-      <w:bookmarkStart w:id="4" w:name="_Toc223699643"/>
+      <w:bookmarkStart w:id="4" w:name="_Toc225332481"/>
       <w:r>
         <w:t>Acciones prioritarias iniciales</w:t>
       </w:r>
@@ -3213,6 +3232,12 @@
         </w:rPr>
         <w:t>Sin exigir denuncia previa</w:t>
       </w:r>
+      <w:r>
+        <w:rPr>
+          <w:lang w:eastAsia="es-CO"/>
+        </w:rPr>
+        <w:t>.</w:t>
+      </w:r>
     </w:p>
     <w:p>
       <w:pPr>
@@ -3232,6 +3257,12 @@
         <w:lastRenderedPageBreak/>
         <w:t>Sin barreras administrativas, económicas o institucionales</w:t>
       </w:r>
+      <w:r>
+        <w:rPr>
+          <w:lang w:eastAsia="es-CO"/>
+        </w:rPr>
+        <w:t>.</w:t>
+      </w:r>
     </w:p>
     <w:p>
       <w:pPr>
@@ -3249,6 +3280,12 @@
           <w:lang w:eastAsia="es-CO"/>
         </w:rPr>
         <w:t>Sin discriminación por edad, sexo, identidad de género, orientación sexual o contexto</w:t>
+      </w:r>
+      <w:r>
+        <w:rPr>
+          <w:lang w:eastAsia="es-CO"/>
+        </w:rPr>
+        <w:t>.</w:t>
       </w:r>
     </w:p>
     <w:p>
@@ -3290,6 +3327,12 @@
         </w:rPr>
         <w:t>Privacidad durante la atención</w:t>
       </w:r>
+      <w:r>
+        <w:rPr>
+          <w:lang w:eastAsia="es-CO"/>
+        </w:rPr>
+        <w:t>.</w:t>
+      </w:r>
     </w:p>
     <w:p>
       <w:pPr>
@@ -3308,6 +3351,12 @@
         </w:rPr>
         <w:t>Trato respetuoso, empático y libre de juicios</w:t>
       </w:r>
+      <w:r>
+        <w:rPr>
+          <w:lang w:eastAsia="es-CO"/>
+        </w:rPr>
+        <w:t>.</w:t>
+      </w:r>
     </w:p>
     <w:p>
       <w:pPr>
@@ -3325,6 +3374,12 @@
           <w:lang w:eastAsia="es-CO"/>
         </w:rPr>
         <w:t>Comunicación clara y comprensible</w:t>
+      </w:r>
+      <w:r>
+        <w:rPr>
+          <w:lang w:eastAsia="es-CO"/>
+        </w:rPr>
+        <w:t>.</w:t>
       </w:r>
     </w:p>
     <w:p>
@@ -3366,6 +3421,12 @@
         </w:rPr>
         <w:t>La situación puede no expresarse de forma directa</w:t>
       </w:r>
+      <w:r>
+        <w:rPr>
+          <w:lang w:eastAsia="es-CO"/>
+        </w:rPr>
+        <w:t>.</w:t>
+      </w:r>
     </w:p>
     <w:p>
       <w:pPr>
@@ -3384,6 +3445,12 @@
         </w:rPr>
         <w:t>Los motivos de consulta pueden ser físicos, emocionales o inespecíficos</w:t>
       </w:r>
+      <w:r>
+        <w:rPr>
+          <w:lang w:eastAsia="es-CO"/>
+        </w:rPr>
+        <w:t>.</w:t>
+      </w:r>
     </w:p>
     <w:p>
       <w:pPr>
@@ -3401,6 +3468,12 @@
           <w:lang w:eastAsia="es-CO"/>
         </w:rPr>
         <w:t>No se debe forzar el relato de los hechos</w:t>
+      </w:r>
+      <w:r>
+        <w:rPr>
+          <w:lang w:eastAsia="es-CO"/>
+        </w:rPr>
+        <w:t>.</w:t>
       </w:r>
     </w:p>
     <w:p>
@@ -3607,21 +3680,7 @@
         <w:rPr>
           <w:lang w:eastAsia="es-CO"/>
         </w:rPr>
-        <w:t xml:space="preserve">Riesgo de auto o </w:t>
-      </w:r>
-      <w:proofErr w:type="spellStart"/>
-      <w:r>
-        <w:rPr>
-          <w:lang w:eastAsia="es-CO"/>
-        </w:rPr>
-        <w:t>heteroagresión</w:t>
-      </w:r>
-      <w:proofErr w:type="spellEnd"/>
-      <w:r>
-        <w:rPr>
-          <w:lang w:eastAsia="es-CO"/>
-        </w:rPr>
-        <w:t>.</w:t>
+        <w:t>Riesgo de auto o heteroagresión.</w:t>
       </w:r>
     </w:p>
     <w:p>
@@ -3821,7 +3880,7 @@
       <w:pPr>
         <w:pStyle w:val="Ttulo2"/>
       </w:pPr>
-      <w:bookmarkStart w:id="5" w:name="_Toc223699644"/>
+      <w:bookmarkStart w:id="5" w:name="_Toc225332482"/>
       <w:r>
         <w:t>Consentimiento informado</w:t>
       </w:r>
@@ -4238,7 +4297,7 @@
       <w:pPr>
         <w:pStyle w:val="Ttulo2"/>
       </w:pPr>
-      <w:bookmarkStart w:id="6" w:name="_Toc223699645"/>
+      <w:bookmarkStart w:id="6" w:name="_Toc225332483"/>
       <w:r>
         <w:t>Registro clínico y decisiones asistenciales</w:t>
       </w:r>
@@ -4557,7 +4616,7 @@
       <w:pPr>
         <w:pStyle w:val="Ttulo1"/>
       </w:pPr>
-      <w:bookmarkStart w:id="7" w:name="_Toc223699646"/>
+      <w:bookmarkStart w:id="7" w:name="_Toc225332484"/>
       <w:r>
         <w:lastRenderedPageBreak/>
         <w:t>Profilaxis y prevención en salud</w:t>
@@ -4613,20 +4672,35 @@
         <w:rPr>
           <w:lang w:eastAsia="es-CO"/>
         </w:rPr>
-        <w:t>Para profundizar en la normativa vigente sobre profilaxis y atención integral, consulte y descargue el Modelo y Protocolo de Atención Integral en Salud para Víctimas de Violencia Sexual. Este documento orienta la práctica profesional y garantiza una actuación conforme a la ley.</w:t>
-      </w:r>
-    </w:p>
-    <w:p>
-      <w:pPr>
-        <w:rPr>
-          <w:lang w:eastAsia="es-CO"/>
-        </w:rPr>
-      </w:pPr>
-      <w:r>
-        <w:rPr>
-          <w:lang w:eastAsia="es-CO"/>
-        </w:rPr>
-        <w:t>Descargue y revise el Modelo y Protocolo de Atención Integral en Salud para Víctimas de Violencia Sexual (Resolución 459 de 2012).</w:t>
+        <w:t xml:space="preserve">Para profundizar en la normativa vigente sobre profilaxis y atención integral, consulte el documento </w:t>
+      </w:r>
+      <w:r>
+        <w:rPr>
+          <w:b/>
+          <w:bCs/>
+          <w:lang w:eastAsia="es-CO"/>
+        </w:rPr>
+        <w:t>Resolucion_459_2012</w:t>
+      </w:r>
+      <w:r>
+        <w:rPr>
+          <w:b/>
+          <w:bCs/>
+          <w:lang w:eastAsia="es-CO"/>
+        </w:rPr>
+        <w:t xml:space="preserve"> </w:t>
+      </w:r>
+      <w:r>
+        <w:rPr>
+          <w:lang w:eastAsia="es-CO"/>
+        </w:rPr>
+        <w:t xml:space="preserve">— Modelo y Protocolo de Atención Integral en Salud para Víctimas de Violencia Sexual, </w:t>
+      </w:r>
+      <w:r>
+        <w:rPr>
+          <w:lang w:eastAsia="es-CO"/>
+        </w:rPr>
+        <w:t xml:space="preserve">disponible en la carpeta Anexos. </w:t>
       </w:r>
     </w:p>
     <w:p>
@@ -4652,120 +4726,55 @@
           <w:lang w:eastAsia="es-CO"/>
         </w:rPr>
       </w:pPr>
-      <w:bookmarkStart w:id="8" w:name="_Toc194939514"/>
-      <w:bookmarkStart w:id="9" w:name="_Toc195024899"/>
-      <w:bookmarkStart w:id="10" w:name="_Toc196197784"/>
-      <w:bookmarkStart w:id="11" w:name="_Toc196295049"/>
-      <w:bookmarkStart w:id="12" w:name="_Toc223619947"/>
-      <w:bookmarkStart w:id="13" w:name="_Toc223699647"/>
+    </w:p>
+    <w:p>
+      <w:pPr>
+        <w:pStyle w:val="Ttulo2"/>
+      </w:pPr>
+      <w:bookmarkStart w:id="8" w:name="_Toc225332486"/>
+      <w:r>
+        <w:t>Profilaxis posexposición</w:t>
+      </w:r>
       <w:bookmarkEnd w:id="8"/>
-      <w:bookmarkEnd w:id="9"/>
-      <w:bookmarkEnd w:id="10"/>
-      <w:bookmarkEnd w:id="11"/>
-      <w:bookmarkEnd w:id="12"/>
-      <w:bookmarkEnd w:id="13"/>
-    </w:p>
-    <w:p>
-      <w:pPr>
-        <w:pStyle w:val="Ttulo2"/>
-      </w:pPr>
-      <w:bookmarkStart w:id="14" w:name="_Toc223699648"/>
-      <w:r>
-        <w:t xml:space="preserve">Profilaxis </w:t>
-      </w:r>
-      <w:proofErr w:type="spellStart"/>
-      <w:r>
-        <w:t>posexposición</w:t>
-      </w:r>
-      <w:bookmarkEnd w:id="14"/>
-      <w:proofErr w:type="spellEnd"/>
-    </w:p>
-    <w:p>
-      <w:pPr>
-        <w:rPr>
-          <w:lang w:eastAsia="es-CO"/>
-        </w:rPr>
-      </w:pPr>
-      <w:r>
-        <w:rPr>
-          <w:lang w:eastAsia="es-CO"/>
-        </w:rPr>
-        <w:t xml:space="preserve">Las medidas de profilaxis </w:t>
-      </w:r>
-      <w:proofErr w:type="spellStart"/>
-      <w:r>
-        <w:rPr>
-          <w:lang w:eastAsia="es-CO"/>
-        </w:rPr>
-        <w:t>posexposición</w:t>
-      </w:r>
-      <w:proofErr w:type="spellEnd"/>
-      <w:r>
-        <w:rPr>
-          <w:lang w:eastAsia="es-CO"/>
-        </w:rPr>
-        <w:t xml:space="preserve"> forman parte obligatoria de la atención en salud y deben adoptarse de manera oportuna, según la valoración del riesgo y los </w:t>
-      </w:r>
+    </w:p>
+    <w:p>
+      <w:pPr>
+        <w:rPr>
+          <w:lang w:eastAsia="es-CO"/>
+        </w:rPr>
+      </w:pPr>
+      <w:r>
+        <w:rPr>
+          <w:lang w:eastAsia="es-CO"/>
+        </w:rPr>
+        <w:t>Las medidas de profilaxis posexposición forman parte obligatoria de la atención en salud y deben adoptarse de manera oportuna, según la valoración del riesgo y los lineamientos técnicos vigentes. Su finalidad es prevenir consecuencias biológicas derivadas de la agresión, tales como infecciones de transmisión sexual, infección por VIH y embarazo no deseado.</w:t>
+      </w:r>
+    </w:p>
+    <w:p>
+      <w:pPr>
+        <w:rPr>
+          <w:lang w:eastAsia="es-CO"/>
+        </w:rPr>
+      </w:pPr>
       <w:r>
         <w:rPr>
           <w:lang w:eastAsia="es-CO"/>
         </w:rPr>
         <w:lastRenderedPageBreak/>
-        <w:t>lineamientos técnicos vigentes. Su finalidad es prevenir consecuencias biológicas derivadas de la agresión, tales como infecciones de transmisión sexual, infección por VIH y embarazo no deseado.</w:t>
-      </w:r>
-    </w:p>
-    <w:p>
-      <w:pPr>
-        <w:rPr>
-          <w:lang w:eastAsia="es-CO"/>
-        </w:rPr>
-      </w:pPr>
-      <w:r>
-        <w:rPr>
-          <w:lang w:eastAsia="es-CO"/>
-        </w:rPr>
-        <w:t xml:space="preserve">La profilaxis </w:t>
-      </w:r>
-      <w:proofErr w:type="spellStart"/>
-      <w:r>
-        <w:rPr>
-          <w:lang w:eastAsia="es-CO"/>
-        </w:rPr>
-        <w:t>posexposición</w:t>
-      </w:r>
-      <w:proofErr w:type="spellEnd"/>
-      <w:r>
-        <w:rPr>
-          <w:lang w:eastAsia="es-CO"/>
-        </w:rPr>
-        <w:t xml:space="preserve"> constituye una medida obligatoria en la atención integral a víctimas de violencia sexual y debe iniciarse idealmente dentro de las primeras 72 horas posteriores al evento, conforme a los lineamientos técnicos vigentes (Ministerio de Salud y Protección Social, 2012).</w:t>
-      </w:r>
-    </w:p>
-    <w:p>
-      <w:pPr>
-        <w:rPr>
-          <w:lang w:eastAsia="es-CO"/>
-        </w:rPr>
-      </w:pPr>
-      <w:r>
-        <w:rPr>
-          <w:lang w:eastAsia="es-CO"/>
-        </w:rPr>
-        <w:t xml:space="preserve">En el marco de la atención integral a víctimas de violencia sexual, la profilaxis constituye una medida prioritaria para prevenir infecciones y reducir riesgos en salud. Estas intervenciones deben ofrecerse de manera oportuna, conforme a la valoración clínica y a los lineamientos vigentes. A continuación, se presentan los principales tipos de profilaxis que orientan la atención inicial: para infecciones de transmisión sexual, para hepatitis B y la profilaxis </w:t>
-      </w:r>
-      <w:proofErr w:type="spellStart"/>
-      <w:r>
-        <w:rPr>
-          <w:lang w:eastAsia="es-CO"/>
-        </w:rPr>
-        <w:t>posexposición</w:t>
-      </w:r>
-      <w:proofErr w:type="spellEnd"/>
-      <w:r>
-        <w:rPr>
-          <w:lang w:eastAsia="es-CO"/>
-        </w:rPr>
-        <w:t xml:space="preserve"> para VIH.</w:t>
+        <w:t>La profilaxis posexposición constituye una medida obligatoria en la atención integral a víctimas de violencia sexual y debe iniciarse idealmente dentro de las primeras 72 horas posteriores al evento, conforme a los lineamientos técnicos vigentes (Ministerio de Salud y Protección Social, 2012).</w:t>
+      </w:r>
+    </w:p>
+    <w:p>
+      <w:pPr>
+        <w:rPr>
+          <w:lang w:eastAsia="es-CO"/>
+        </w:rPr>
+      </w:pPr>
+      <w:r>
+        <w:rPr>
+          <w:lang w:eastAsia="es-CO"/>
+        </w:rPr>
+        <w:t>En el marco de la atención integral a víctimas de violencia sexual, la profilaxis constituye una medida prioritaria para prevenir infecciones y reducir riesgos en salud. Estas intervenciones deben ofrecerse de manera oportuna, conforme a la valoración clínica y a los lineamientos vigentes. A continuación, se presentan los principales tipos de profilaxis que orientan la atención inicial: para infecciones de transmisión sexual, para hepatitis B y la profilaxis posexposición para VIH.</w:t>
       </w:r>
     </w:p>
     <w:p>
@@ -4915,43 +4924,43 @@
           <w:bCs/>
           <w:lang w:eastAsia="es-CO"/>
         </w:rPr>
+        <w:t>Informar sobre:</w:t>
+      </w:r>
+    </w:p>
+    <w:p>
+      <w:pPr>
+        <w:pStyle w:val="Prrafodelista"/>
+        <w:numPr>
+          <w:ilvl w:val="0"/>
+          <w:numId w:val="27"/>
+        </w:numPr>
+        <w:rPr>
+          <w:lang w:eastAsia="es-CO"/>
+        </w:rPr>
+      </w:pPr>
+      <w:r>
+        <w:rPr>
+          <w:lang w:eastAsia="es-CO"/>
+        </w:rPr>
+        <w:t>Objetivo preventivo.</w:t>
+      </w:r>
+    </w:p>
+    <w:p>
+      <w:pPr>
+        <w:pStyle w:val="Prrafodelista"/>
+        <w:numPr>
+          <w:ilvl w:val="0"/>
+          <w:numId w:val="27"/>
+        </w:numPr>
+        <w:rPr>
+          <w:lang w:eastAsia="es-CO"/>
+        </w:rPr>
+      </w:pPr>
+      <w:r>
+        <w:rPr>
+          <w:lang w:eastAsia="es-CO"/>
+        </w:rPr>
         <w:lastRenderedPageBreak/>
-        <w:t>Informar sobre:</w:t>
-      </w:r>
-    </w:p>
-    <w:p>
-      <w:pPr>
-        <w:pStyle w:val="Prrafodelista"/>
-        <w:numPr>
-          <w:ilvl w:val="0"/>
-          <w:numId w:val="27"/>
-        </w:numPr>
-        <w:rPr>
-          <w:lang w:eastAsia="es-CO"/>
-        </w:rPr>
-      </w:pPr>
-      <w:r>
-        <w:rPr>
-          <w:lang w:eastAsia="es-CO"/>
-        </w:rPr>
-        <w:t>Objetivo preventivo.</w:t>
-      </w:r>
-    </w:p>
-    <w:p>
-      <w:pPr>
-        <w:pStyle w:val="Prrafodelista"/>
-        <w:numPr>
-          <w:ilvl w:val="0"/>
-          <w:numId w:val="27"/>
-        </w:numPr>
-        <w:rPr>
-          <w:lang w:eastAsia="es-CO"/>
-        </w:rPr>
-      </w:pPr>
-      <w:r>
-        <w:rPr>
-          <w:lang w:eastAsia="es-CO"/>
-        </w:rPr>
         <w:t>Medicamentos indicados.</w:t>
       </w:r>
     </w:p>
@@ -5262,43 +5271,43 @@
           <w:bCs/>
           <w:lang w:eastAsia="es-CO"/>
         </w:rPr>
+        <w:t>Informar sobre:</w:t>
+      </w:r>
+    </w:p>
+    <w:p>
+      <w:pPr>
+        <w:pStyle w:val="Prrafodelista"/>
+        <w:numPr>
+          <w:ilvl w:val="0"/>
+          <w:numId w:val="32"/>
+        </w:numPr>
+        <w:rPr>
+          <w:lang w:eastAsia="es-CO"/>
+        </w:rPr>
+      </w:pPr>
+      <w:r>
+        <w:rPr>
+          <w:lang w:eastAsia="es-CO"/>
+        </w:rPr>
+        <w:t>Importancia de la vacunación.</w:t>
+      </w:r>
+    </w:p>
+    <w:p>
+      <w:pPr>
+        <w:pStyle w:val="Prrafodelista"/>
+        <w:numPr>
+          <w:ilvl w:val="0"/>
+          <w:numId w:val="32"/>
+        </w:numPr>
+        <w:rPr>
+          <w:lang w:eastAsia="es-CO"/>
+        </w:rPr>
+      </w:pPr>
+      <w:r>
+        <w:rPr>
+          <w:lang w:eastAsia="es-CO"/>
+        </w:rPr>
         <w:lastRenderedPageBreak/>
-        <w:t>Informar sobre:</w:t>
-      </w:r>
-    </w:p>
-    <w:p>
-      <w:pPr>
-        <w:pStyle w:val="Prrafodelista"/>
-        <w:numPr>
-          <w:ilvl w:val="0"/>
-          <w:numId w:val="32"/>
-        </w:numPr>
-        <w:rPr>
-          <w:lang w:eastAsia="es-CO"/>
-        </w:rPr>
-      </w:pPr>
-      <w:r>
-        <w:rPr>
-          <w:lang w:eastAsia="es-CO"/>
-        </w:rPr>
-        <w:t>Importancia de la vacunación.</w:t>
-      </w:r>
-    </w:p>
-    <w:p>
-      <w:pPr>
-        <w:pStyle w:val="Prrafodelista"/>
-        <w:numPr>
-          <w:ilvl w:val="0"/>
-          <w:numId w:val="32"/>
-        </w:numPr>
-        <w:rPr>
-          <w:lang w:eastAsia="es-CO"/>
-        </w:rPr>
-      </w:pPr>
-      <w:r>
-        <w:rPr>
-          <w:lang w:eastAsia="es-CO"/>
-        </w:rPr>
         <w:t>Esquema y tiempos.</w:t>
       </w:r>
     </w:p>
@@ -5348,38 +5357,109 @@
           <w:bCs/>
           <w:lang w:eastAsia="es-CO"/>
         </w:rPr>
-        <w:t xml:space="preserve">Profilaxis </w:t>
-      </w:r>
-      <w:proofErr w:type="spellStart"/>
-      <w:r>
+        <w:t>Profilaxis posexposición para VIH (PEP)</w:t>
+      </w:r>
+    </w:p>
+    <w:p>
+      <w:pPr>
+        <w:rPr>
+          <w:lang w:eastAsia="es-CO"/>
+        </w:rPr>
+      </w:pPr>
+      <w:r>
+        <w:rPr>
+          <w:lang w:eastAsia="es-CO"/>
+        </w:rPr>
+        <w:t>Es una intervención prioritaria ante riesgo de transmisión y debe iniciarse oportunamente según la valoración clínica. Para su indicación, se debe evaluar el riesgo considerando:</w:t>
+      </w:r>
+    </w:p>
+    <w:p>
+      <w:pPr>
         <w:rPr>
           <w:b/>
           <w:bCs/>
           <w:lang w:eastAsia="es-CO"/>
         </w:rPr>
-        <w:t>posexposición</w:t>
-      </w:r>
-      <w:proofErr w:type="spellEnd"/>
+      </w:pPr>
       <w:r>
         <w:rPr>
           <w:b/>
           <w:bCs/>
           <w:lang w:eastAsia="es-CO"/>
         </w:rPr>
-        <w:t xml:space="preserve"> para VIH (PEP)</w:t>
-      </w:r>
-    </w:p>
-    <w:p>
-      <w:pPr>
-        <w:rPr>
-          <w:lang w:eastAsia="es-CO"/>
-        </w:rPr>
-      </w:pPr>
-      <w:r>
-        <w:rPr>
-          <w:lang w:eastAsia="es-CO"/>
-        </w:rPr>
-        <w:t>Es una intervención prioritaria ante riesgo de transmisión y debe iniciarse oportunamente según la valoración clínica. Para su indicación, se debe evaluar el riesgo considerando:</w:t>
+        <w:t>Valorar el riesgo según:</w:t>
+      </w:r>
+    </w:p>
+    <w:p>
+      <w:pPr>
+        <w:pStyle w:val="Prrafodelista"/>
+        <w:numPr>
+          <w:ilvl w:val="0"/>
+          <w:numId w:val="34"/>
+        </w:numPr>
+        <w:rPr>
+          <w:lang w:eastAsia="es-CO"/>
+        </w:rPr>
+      </w:pPr>
+      <w:r>
+        <w:rPr>
+          <w:lang w:eastAsia="es-CO"/>
+        </w:rPr>
+        <w:t>Tipo de acto sexual.</w:t>
+      </w:r>
+    </w:p>
+    <w:p>
+      <w:pPr>
+        <w:pStyle w:val="Prrafodelista"/>
+        <w:numPr>
+          <w:ilvl w:val="0"/>
+          <w:numId w:val="34"/>
+        </w:numPr>
+        <w:rPr>
+          <w:lang w:eastAsia="es-CO"/>
+        </w:rPr>
+      </w:pPr>
+      <w:r>
+        <w:rPr>
+          <w:lang w:eastAsia="es-CO"/>
+        </w:rPr>
+        <w:t>Presencia de lesiones.</w:t>
+      </w:r>
+    </w:p>
+    <w:p>
+      <w:pPr>
+        <w:pStyle w:val="Prrafodelista"/>
+        <w:numPr>
+          <w:ilvl w:val="0"/>
+          <w:numId w:val="34"/>
+        </w:numPr>
+        <w:rPr>
+          <w:lang w:eastAsia="es-CO"/>
+        </w:rPr>
+      </w:pPr>
+      <w:r>
+        <w:rPr>
+          <w:lang w:eastAsia="es-CO"/>
+        </w:rPr>
+        <w:t>Estado serológico del agresor, si se conoce.</w:t>
+      </w:r>
+    </w:p>
+    <w:p>
+      <w:pPr>
+        <w:pStyle w:val="Prrafodelista"/>
+        <w:numPr>
+          <w:ilvl w:val="0"/>
+          <w:numId w:val="34"/>
+        </w:numPr>
+        <w:rPr>
+          <w:lang w:eastAsia="es-CO"/>
+        </w:rPr>
+      </w:pPr>
+      <w:r>
+        <w:rPr>
+          <w:lang w:eastAsia="es-CO"/>
+        </w:rPr>
+        <w:t>Tiempo transcurrido.</w:t>
       </w:r>
     </w:p>
     <w:p>
@@ -5396,79 +5476,43 @@
           <w:bCs/>
           <w:lang w:eastAsia="es-CO"/>
         </w:rPr>
-        <w:t>Valorar el riesgo según:</w:t>
-      </w:r>
-    </w:p>
-    <w:p>
-      <w:pPr>
-        <w:pStyle w:val="Prrafodelista"/>
-        <w:numPr>
-          <w:ilvl w:val="0"/>
-          <w:numId w:val="34"/>
-        </w:numPr>
-        <w:rPr>
-          <w:lang w:eastAsia="es-CO"/>
-        </w:rPr>
-      </w:pPr>
-      <w:r>
-        <w:rPr>
-          <w:lang w:eastAsia="es-CO"/>
-        </w:rPr>
-        <w:t>Tipo de acto sexual.</w:t>
-      </w:r>
-    </w:p>
-    <w:p>
-      <w:pPr>
-        <w:pStyle w:val="Prrafodelista"/>
-        <w:numPr>
-          <w:ilvl w:val="0"/>
-          <w:numId w:val="34"/>
-        </w:numPr>
-        <w:rPr>
-          <w:lang w:eastAsia="es-CO"/>
-        </w:rPr>
-      </w:pPr>
-      <w:r>
-        <w:rPr>
-          <w:lang w:eastAsia="es-CO"/>
-        </w:rPr>
-        <w:t>Presencia de lesiones.</w:t>
-      </w:r>
-    </w:p>
-    <w:p>
-      <w:pPr>
-        <w:pStyle w:val="Prrafodelista"/>
-        <w:numPr>
-          <w:ilvl w:val="0"/>
-          <w:numId w:val="34"/>
-        </w:numPr>
-        <w:rPr>
-          <w:lang w:eastAsia="es-CO"/>
-        </w:rPr>
-      </w:pPr>
-      <w:r>
-        <w:rPr>
-          <w:lang w:eastAsia="es-CO"/>
-        </w:rPr>
-        <w:t>Estado serológico del agresor, si se conoce.</w:t>
-      </w:r>
-    </w:p>
-    <w:p>
-      <w:pPr>
-        <w:pStyle w:val="Prrafodelista"/>
-        <w:numPr>
-          <w:ilvl w:val="0"/>
-          <w:numId w:val="34"/>
-        </w:numPr>
-        <w:rPr>
-          <w:lang w:eastAsia="es-CO"/>
-        </w:rPr>
-      </w:pPr>
-      <w:r>
-        <w:rPr>
-          <w:lang w:eastAsia="es-CO"/>
-        </w:rPr>
-        <w:t>Tiempo transcurrido.</w:t>
+        <w:t>Tener en cuenta que:</w:t>
+      </w:r>
+    </w:p>
+    <w:p>
+      <w:pPr>
+        <w:pStyle w:val="Prrafodelista"/>
+        <w:numPr>
+          <w:ilvl w:val="0"/>
+          <w:numId w:val="35"/>
+        </w:numPr>
+        <w:rPr>
+          <w:lang w:eastAsia="es-CO"/>
+        </w:rPr>
+      </w:pPr>
+      <w:r>
+        <w:rPr>
+          <w:lang w:eastAsia="es-CO"/>
+        </w:rPr>
+        <w:t>Debe iniciarse idealmente dentro de las primeras 72 horas.</w:t>
+      </w:r>
+    </w:p>
+    <w:p>
+      <w:pPr>
+        <w:pStyle w:val="Prrafodelista"/>
+        <w:numPr>
+          <w:ilvl w:val="0"/>
+          <w:numId w:val="35"/>
+        </w:numPr>
+        <w:rPr>
+          <w:lang w:eastAsia="es-CO"/>
+        </w:rPr>
+      </w:pPr>
+      <w:r>
+        <w:rPr>
+          <w:lang w:eastAsia="es-CO"/>
+        </w:rPr>
+        <w:t>No debe retrasarse por trámites administrativos.</w:t>
       </w:r>
     </w:p>
     <w:p>
@@ -5485,59 +5529,6 @@
           <w:bCs/>
           <w:lang w:eastAsia="es-CO"/>
         </w:rPr>
-        <w:t>Tener en cuenta que:</w:t>
-      </w:r>
-    </w:p>
-    <w:p>
-      <w:pPr>
-        <w:pStyle w:val="Prrafodelista"/>
-        <w:numPr>
-          <w:ilvl w:val="0"/>
-          <w:numId w:val="35"/>
-        </w:numPr>
-        <w:rPr>
-          <w:lang w:eastAsia="es-CO"/>
-        </w:rPr>
-      </w:pPr>
-      <w:r>
-        <w:rPr>
-          <w:lang w:eastAsia="es-CO"/>
-        </w:rPr>
-        <w:t>Debe iniciarse idealmente dentro de las primeras 72 horas.</w:t>
-      </w:r>
-    </w:p>
-    <w:p>
-      <w:pPr>
-        <w:pStyle w:val="Prrafodelista"/>
-        <w:numPr>
-          <w:ilvl w:val="0"/>
-          <w:numId w:val="35"/>
-        </w:numPr>
-        <w:rPr>
-          <w:lang w:eastAsia="es-CO"/>
-        </w:rPr>
-      </w:pPr>
-      <w:r>
-        <w:rPr>
-          <w:lang w:eastAsia="es-CO"/>
-        </w:rPr>
-        <w:t>No debe retrasarse por trámites administrativos.</w:t>
-      </w:r>
-    </w:p>
-    <w:p>
-      <w:pPr>
-        <w:rPr>
-          <w:b/>
-          <w:bCs/>
-          <w:lang w:eastAsia="es-CO"/>
-        </w:rPr>
-      </w:pPr>
-      <w:r>
-        <w:rPr>
-          <w:b/>
-          <w:bCs/>
-          <w:lang w:eastAsia="es-CO"/>
-        </w:rPr>
         <w:t>Informar sobre:</w:t>
       </w:r>
     </w:p>
@@ -5623,8 +5614,14 @@
         <w:rPr>
           <w:lang w:eastAsia="es-CO"/>
         </w:rPr>
+        <w:t xml:space="preserve">Cuando la persona consulte fuera del periodo de mayor efectividad de la PEP, el personal de salud deberá realizar valoración clínica integral, ofrecer pruebas </w:t>
+      </w:r>
+      <w:r>
+        <w:rPr>
+          <w:lang w:eastAsia="es-CO"/>
+        </w:rPr>
         <w:lastRenderedPageBreak/>
-        <w:t>Cuando la persona consulte fuera del periodo de mayor efectividad de la PEP, el personal de salud deberá realizar valoración clínica integral, ofrecer pruebas diagnósticas correspondientes y garantizar seguimiento, sin negar la atención ni omitir otras medidas preventivas indicadas.</w:t>
+        <w:t>diagnósticas correspondientes y garantizar seguimiento, sin negar la atención ni omitir otras medidas preventivas indicadas.</w:t>
       </w:r>
     </w:p>
     <w:p>
@@ -5644,37 +5641,23 @@
       <w:pPr>
         <w:pStyle w:val="Ttulo2"/>
       </w:pPr>
-      <w:bookmarkStart w:id="15" w:name="_Toc223699649"/>
+      <w:bookmarkStart w:id="9" w:name="_Toc225332487"/>
       <w:r>
         <w:t>Criterios de indicación y oportunidad</w:t>
       </w:r>
-      <w:bookmarkEnd w:id="15"/>
-    </w:p>
-    <w:p>
-      <w:pPr>
-        <w:rPr>
-          <w:lang w:eastAsia="es-CO"/>
-        </w:rPr>
-      </w:pPr>
-      <w:r>
-        <w:rPr>
-          <w:lang w:eastAsia="es-CO"/>
-        </w:rPr>
-        <w:t xml:space="preserve">La indicación de la profilaxis </w:t>
-      </w:r>
-      <w:proofErr w:type="spellStart"/>
-      <w:r>
-        <w:rPr>
-          <w:lang w:eastAsia="es-CO"/>
-        </w:rPr>
-        <w:t>posexposición</w:t>
-      </w:r>
-      <w:proofErr w:type="spellEnd"/>
-      <w:r>
-        <w:rPr>
-          <w:lang w:eastAsia="es-CO"/>
-        </w:rPr>
-        <w:t xml:space="preserve"> en víctimas de violencias sexuales debe basarse en una valoración clínica integral, oportuna y libre de juicios, que considere el tipo de exposición, el tiempo transcurrido desde el evento, las condiciones de la persona afectada y el contexto en el que ocurrió la agresión. Desde el sector salud, la profilaxis constituye una medida de prevención terciaria esencial para reducir el riesgo de infecciones de transmisión sexual, VIH, hepatitis B y embarazo no deseado, y su aplicación hace parte de la atención inicial de urgencias</w:t>
+      <w:bookmarkEnd w:id="9"/>
+    </w:p>
+    <w:p>
+      <w:pPr>
+        <w:rPr>
+          <w:lang w:eastAsia="es-CO"/>
+        </w:rPr>
+      </w:pPr>
+      <w:r>
+        <w:rPr>
+          <w:lang w:eastAsia="es-CO"/>
+        </w:rPr>
+        <w:t>La indicación de la profilaxis posexposición en víctimas de violencias sexuales debe basarse en una valoración clínica integral, oportuna y libre de juicios, que considere el tipo de exposición, el tiempo transcurrido desde el evento, las condiciones de la persona afectada y el contexto en el que ocurrió la agresión. Desde el sector salud, la profilaxis constituye una medida de prevención terciaria esencial para reducir el riesgo de infecciones de transmisión sexual, VIH, hepatitis B y embarazo no deseado, y su aplicación hace parte de la atención inicial de urgencias</w:t>
       </w:r>
       <w:r>
         <w:rPr>
@@ -5693,21 +5676,7 @@
         <w:rPr>
           <w:lang w:eastAsia="es-CO"/>
         </w:rPr>
-        <w:t xml:space="preserve">La profilaxis </w:t>
-      </w:r>
-      <w:proofErr w:type="spellStart"/>
-      <w:r>
-        <w:rPr>
-          <w:lang w:eastAsia="es-CO"/>
-        </w:rPr>
-        <w:t>posexposición</w:t>
-      </w:r>
-      <w:proofErr w:type="spellEnd"/>
-      <w:r>
-        <w:rPr>
-          <w:lang w:eastAsia="es-CO"/>
-        </w:rPr>
-        <w:t xml:space="preserve"> para VIH y otras infecciones de transmisión sexual debe iniciarse idealmente dentro de las primeras 72 horas, periodo en el que se alcanza mayor eficacia preventiva.</w:t>
+        <w:t>La profilaxis posexposición para VIH y otras infecciones de transmisión sexual debe iniciarse idealmente dentro de las primeras 72 horas, periodo en el que se alcanza mayor eficacia preventiva.</w:t>
       </w:r>
     </w:p>
     <w:p>
@@ -5733,8 +5702,14 @@
         <w:rPr>
           <w:lang w:eastAsia="es-CO"/>
         </w:rPr>
+        <w:t xml:space="preserve">Desde el punto de vista clínico, la profilaxis está indicada cuando exista cualquier forma de contacto sexual con riesgo biológico, incluyendo penetración vaginal, anal u </w:t>
+      </w:r>
+      <w:r>
+        <w:rPr>
+          <w:lang w:eastAsia="es-CO"/>
+        </w:rPr>
         <w:lastRenderedPageBreak/>
-        <w:t>Desde el punto de vista clínico, la profilaxis está indicada cuando exista cualquier forma de contacto sexual con riesgo biológico, incluyendo penetración vaginal, anal u oral, contacto de mucosas con fluidos sexuales, uso de objetos con penetración, o cuando la víctima no pueda precisar completamente lo ocurrido debido a estado de inconsciencia, consumo de sustancias psicoactivas, discapacidad cognitiva o edad. En el marco de la atención integral, no se exige la confirmación del delito ni la identificación del agresor para iniciar la profilaxis, ya que prima el principio de protección de la salud y la vida.</w:t>
+        <w:t>oral, contacto de mucosas con fluidos sexuales, uso de objetos con penetración, o cuando la víctima no pueda precisar completamente lo ocurrido debido a estado de inconsciencia, consumo de sustancias psicoactivas, discapacidad cognitiva o edad. En el marco de la atención integral, no se exige la confirmación del delito ni la identificación del agresor para iniciar la profilaxis, ya que prima el principio de protección de la salud y la vida.</w:t>
       </w:r>
     </w:p>
     <w:p>
@@ -5774,6 +5749,21 @@
           <w:lang w:eastAsia="es-CO"/>
         </w:rPr>
         <w:t>En coherencia con los criterios de indicación y oportunidad, la siguiente figura sintetiza los elementos clínicos que orientan la toma de decisiones frente a la profilaxis para hepatitis B y la anticoncepción de emergencia. Esta representación visual facilita la comprensión del equilibrio técnico que debe garantizarse durante la atención inicial.</w:t>
+      </w:r>
+    </w:p>
+    <w:p>
+      <w:pPr>
+        <w:spacing w:before="0" w:after="0" w:line="240" w:lineRule="auto"/>
+        <w:ind w:firstLine="0"/>
+        <w:rPr>
+          <w:lang w:eastAsia="es-CO"/>
+        </w:rPr>
+      </w:pPr>
+      <w:r>
+        <w:rPr>
+          <w:lang w:eastAsia="es-CO"/>
+        </w:rPr>
+        <w:br w:type="page"/>
       </w:r>
     </w:p>
     <w:p>
@@ -5878,6 +5868,12 @@
         </w:rPr>
         <w:t>Según antecedente vacunal</w:t>
       </w:r>
+      <w:r>
+        <w:rPr>
+          <w:lang w:eastAsia="es-CO"/>
+        </w:rPr>
+        <w:t>.</w:t>
+      </w:r>
     </w:p>
     <w:p>
       <w:pPr>
@@ -5896,6 +5892,12 @@
         </w:rPr>
         <w:t>Inmunoglobulina y vacuna</w:t>
       </w:r>
+      <w:r>
+        <w:rPr>
+          <w:lang w:eastAsia="es-CO"/>
+        </w:rPr>
+        <w:t>.</w:t>
+      </w:r>
     </w:p>
     <w:p>
       <w:pPr>
@@ -5913,6 +5915,12 @@
           <w:lang w:eastAsia="es-CO"/>
         </w:rPr>
         <w:t>Registro en historia clínica</w:t>
+      </w:r>
+      <w:r>
+        <w:rPr>
+          <w:lang w:eastAsia="es-CO"/>
+        </w:rPr>
+        <w:t>.</w:t>
       </w:r>
     </w:p>
     <w:p>
@@ -5949,6 +5957,12 @@
         </w:rPr>
         <w:t>Riesgo de embarazo</w:t>
       </w:r>
+      <w:r>
+        <w:rPr>
+          <w:lang w:eastAsia="es-CO"/>
+        </w:rPr>
+        <w:t>.</w:t>
+      </w:r>
     </w:p>
     <w:p>
       <w:pPr>
@@ -5967,6 +5981,12 @@
         </w:rPr>
         <w:t>Mayor efectividad temprana</w:t>
       </w:r>
+      <w:r>
+        <w:rPr>
+          <w:lang w:eastAsia="es-CO"/>
+        </w:rPr>
+        <w:t>.</w:t>
+      </w:r>
     </w:p>
     <w:p>
       <w:pPr>
@@ -5985,17 +6005,23 @@
         </w:rPr>
         <w:t>Explicación comprensible</w:t>
       </w:r>
+      <w:r>
+        <w:rPr>
+          <w:lang w:eastAsia="es-CO"/>
+        </w:rPr>
+        <w:t>.</w:t>
+      </w:r>
     </w:p>
     <w:p>
       <w:pPr>
         <w:pStyle w:val="Ttulo2"/>
       </w:pPr>
-      <w:bookmarkStart w:id="16" w:name="_Toc223699650"/>
+      <w:bookmarkStart w:id="10" w:name="_Toc225332488"/>
       <w:r>
         <w:lastRenderedPageBreak/>
         <w:t>Seguimiento clínico</w:t>
       </w:r>
-      <w:bookmarkEnd w:id="16"/>
+      <w:bookmarkEnd w:id="10"/>
     </w:p>
     <w:p>
       <w:pPr>
@@ -6229,10 +6255,10 @@
         <w:tblLook w:val="04A0" w:firstRow="1" w:lastRow="0" w:firstColumn="1" w:lastColumn="0" w:noHBand="0" w:noVBand="1"/>
       </w:tblPr>
       <w:tblGrid>
-        <w:gridCol w:w="2044"/>
-        <w:gridCol w:w="2493"/>
-        <w:gridCol w:w="2831"/>
-        <w:gridCol w:w="2749"/>
+        <w:gridCol w:w="2042"/>
+        <w:gridCol w:w="2494"/>
+        <w:gridCol w:w="2829"/>
+        <w:gridCol w:w="2752"/>
       </w:tblGrid>
       <w:tr>
         <w:trPr>
@@ -6382,6 +6408,9 @@
             <w:r>
               <w:t>VIH, sífilis y otras infecciones de transmisión sexual</w:t>
             </w:r>
+            <w:r>
+              <w:t>.</w:t>
+            </w:r>
           </w:p>
         </w:tc>
         <w:tc>
@@ -6396,6 +6425,9 @@
             <w:r>
               <w:t>Línea basal, 6 semanas, 3 meses y, cuando corresponda, 6 meses</w:t>
             </w:r>
+            <w:r>
+              <w:t>.</w:t>
+            </w:r>
           </w:p>
         </w:tc>
         <w:tc>
@@ -6409,6 +6441,9 @@
             </w:pPr>
             <w:r>
               <w:t>Realizar con confidencialidad y registro adecuado</w:t>
+            </w:r>
+            <w:r>
+              <w:t>.</w:t>
             </w:r>
           </w:p>
         </w:tc>
@@ -6449,6 +6484,9 @@
             <w:r>
               <w:t>Evaluación serológica según antecedente vacunal</w:t>
             </w:r>
+            <w:r>
+              <w:t>.</w:t>
+            </w:r>
           </w:p>
         </w:tc>
         <w:tc>
@@ -6463,6 +6501,9 @@
             <w:r>
               <w:t>Según esquema y tiempos establecidos</w:t>
             </w:r>
+            <w:r>
+              <w:t>.</w:t>
+            </w:r>
           </w:p>
         </w:tc>
         <w:tc>
@@ -6476,6 +6517,9 @@
             </w:pPr>
             <w:r>
               <w:t>Verificar esquema completo y necesidad de refuerzo</w:t>
+            </w:r>
+            <w:r>
+              <w:t>.</w:t>
             </w:r>
           </w:p>
         </w:tc>
@@ -6517,6 +6561,9 @@
             <w:r>
               <w:t>Confirmación diagnóstica</w:t>
             </w:r>
+            <w:r>
+              <w:t>.</w:t>
+            </w:r>
           </w:p>
         </w:tc>
         <w:tc>
@@ -6531,6 +6578,9 @@
             <w:r>
               <w:t>Cuando exista riesgo de gestación</w:t>
             </w:r>
+            <w:r>
+              <w:t>.</w:t>
+            </w:r>
           </w:p>
         </w:tc>
         <w:tc>
@@ -6544,6 +6594,9 @@
             </w:pPr>
             <w:r>
               <w:t>Aplicar según criterio clínico</w:t>
+            </w:r>
+            <w:r>
+              <w:t>.</w:t>
             </w:r>
           </w:p>
         </w:tc>
@@ -6584,6 +6637,9 @@
             <w:r>
               <w:t>Protección de la información clínica</w:t>
             </w:r>
+            <w:r>
+              <w:t>.</w:t>
+            </w:r>
           </w:p>
         </w:tc>
         <w:tc>
@@ -6598,6 +6654,9 @@
             <w:r>
               <w:t>Durante todo el proceso</w:t>
             </w:r>
+            <w:r>
+              <w:t>.</w:t>
+            </w:r>
           </w:p>
         </w:tc>
         <w:tc>
@@ -6611,6 +6670,9 @@
             </w:pPr>
             <w:r>
               <w:t>Evitar revictimización</w:t>
+            </w:r>
+            <w:r>
+              <w:t>.</w:t>
             </w:r>
           </w:p>
         </w:tc>
@@ -6652,6 +6714,9 @@
             <w:r>
               <w:t>Evaluación del bienestar psicológico</w:t>
             </w:r>
+            <w:r>
+              <w:t>.</w:t>
+            </w:r>
           </w:p>
         </w:tc>
         <w:tc>
@@ -6666,6 +6731,9 @@
             <w:r>
               <w:t>Desde el inicio y durante el seguimiento</w:t>
             </w:r>
+            <w:r>
+              <w:t>.</w:t>
+            </w:r>
           </w:p>
         </w:tc>
         <w:tc>
@@ -6679,6 +6747,9 @@
             </w:pPr>
             <w:r>
               <w:t>Identificar síntomas que afecten adherencia</w:t>
+            </w:r>
+            <w:r>
+              <w:t>.</w:t>
             </w:r>
           </w:p>
         </w:tc>
@@ -6719,6 +6790,9 @@
             <w:r>
               <w:t>Gestión de apoyo psicológico o psiquiátrico</w:t>
             </w:r>
+            <w:r>
+              <w:t>.</w:t>
+            </w:r>
           </w:p>
         </w:tc>
         <w:tc>
@@ -6732,6 +6806,9 @@
             </w:pPr>
             <w:r>
               <w:t>Cuando se identifiquen alteraciones emocionales</w:t>
+            </w:r>
+            <w:r>
+              <w:t>.</w:t>
             </w:r>
           </w:p>
         </w:tc>
@@ -6747,6 +6824,9 @@
             <w:r>
               <w:t>Garantizar continuidad y articulación intersectorial</w:t>
             </w:r>
+            <w:r>
+              <w:t>.</w:t>
+            </w:r>
           </w:p>
         </w:tc>
       </w:tr>
@@ -6790,12 +6870,12 @@
       <w:pPr>
         <w:pStyle w:val="Ttulo1"/>
       </w:pPr>
-      <w:bookmarkStart w:id="17" w:name="_Toc223699651"/>
+      <w:bookmarkStart w:id="11" w:name="_Toc225332489"/>
       <w:r>
         <w:lastRenderedPageBreak/>
         <w:t>Anticoncepción de emergencia e IVE</w:t>
       </w:r>
-      <w:bookmarkEnd w:id="17"/>
+      <w:bookmarkEnd w:id="11"/>
     </w:p>
     <w:p>
       <w:pPr>
@@ -7143,19 +7223,11 @@
           <w:lang w:eastAsia="es-CO"/>
         </w:rPr>
       </w:pPr>
-      <w:proofErr w:type="spellStart"/>
-      <w:r>
-        <w:rPr>
-          <w:lang w:eastAsia="es-CO"/>
-        </w:rPr>
-        <w:t>Levonorgestrel</w:t>
-      </w:r>
-      <w:proofErr w:type="spellEnd"/>
-      <w:r>
-        <w:rPr>
-          <w:lang w:eastAsia="es-CO"/>
-        </w:rPr>
-        <w:t xml:space="preserve"> (dosis única o dividida).</w:t>
+      <w:r>
+        <w:rPr>
+          <w:lang w:eastAsia="es-CO"/>
+        </w:rPr>
+        <w:t>Levonorgestrel (dosis única o dividida).</w:t>
       </w:r>
     </w:p>
     <w:p>
@@ -7169,19 +7241,11 @@
           <w:lang w:eastAsia="es-CO"/>
         </w:rPr>
       </w:pPr>
-      <w:proofErr w:type="spellStart"/>
-      <w:r>
-        <w:rPr>
-          <w:lang w:eastAsia="es-CO"/>
-        </w:rPr>
-        <w:t>Ulipristal</w:t>
-      </w:r>
-      <w:proofErr w:type="spellEnd"/>
-      <w:r>
-        <w:rPr>
-          <w:lang w:eastAsia="es-CO"/>
-        </w:rPr>
-        <w:t xml:space="preserve"> acetato (si está disponible).</w:t>
+      <w:r>
+        <w:rPr>
+          <w:lang w:eastAsia="es-CO"/>
+        </w:rPr>
+        <w:t>Ulipristal acetato (si está disponible).</w:t>
       </w:r>
     </w:p>
     <w:p>
@@ -7255,35 +7319,7 @@
         <w:rPr>
           <w:lang w:eastAsia="es-CO"/>
         </w:rPr>
-        <w:t xml:space="preserve">El </w:t>
-      </w:r>
-      <w:proofErr w:type="spellStart"/>
-      <w:r>
-        <w:rPr>
-          <w:lang w:eastAsia="es-CO"/>
-        </w:rPr>
-        <w:t>ulipristal</w:t>
-      </w:r>
-      <w:proofErr w:type="spellEnd"/>
-      <w:r>
-        <w:rPr>
-          <w:lang w:eastAsia="es-CO"/>
-        </w:rPr>
-        <w:t xml:space="preserve"> acetato mantiene mejor efectividad en este periodo comparado con </w:t>
-      </w:r>
-      <w:proofErr w:type="spellStart"/>
-      <w:r>
-        <w:rPr>
-          <w:lang w:eastAsia="es-CO"/>
-        </w:rPr>
-        <w:t>levonorgestrel</w:t>
-      </w:r>
-      <w:proofErr w:type="spellEnd"/>
-      <w:r>
-        <w:rPr>
-          <w:lang w:eastAsia="es-CO"/>
-        </w:rPr>
-        <w:t>.</w:t>
+        <w:t>El ulipristal acetato mantiene mejor efectividad en este periodo comparado con levonorgestrel.</w:t>
       </w:r>
     </w:p>
     <w:p>
@@ -7357,16 +7393,26 @@
         <w:rPr>
           <w:lang w:eastAsia="es-CO"/>
         </w:rPr>
-        <w:t xml:space="preserve">La anticoncepción de emergencia no es efectiva. por lo </w:t>
-      </w:r>
-      <w:proofErr w:type="gramStart"/>
-      <w:r>
-        <w:rPr>
-          <w:lang w:eastAsia="es-CO"/>
-        </w:rPr>
-        <w:t>tanto</w:t>
-      </w:r>
-      <w:proofErr w:type="gramEnd"/>
+        <w:t xml:space="preserve">La anticoncepción de emergencia no es efectiva. </w:t>
+      </w:r>
+      <w:r>
+        <w:rPr>
+          <w:lang w:eastAsia="es-CO"/>
+        </w:rPr>
+        <w:t>P</w:t>
+      </w:r>
+      <w:r>
+        <w:rPr>
+          <w:lang w:eastAsia="es-CO"/>
+        </w:rPr>
+        <w:t>or lo tanto</w:t>
+      </w:r>
+      <w:r>
+        <w:rPr>
+          <w:lang w:eastAsia="es-CO"/>
+        </w:rPr>
+        <w:t>,</w:t>
+      </w:r>
       <w:r>
         <w:rPr>
           <w:lang w:eastAsia="es-CO"/>
@@ -7585,7 +7631,19 @@
         <w:rPr>
           <w:lang w:eastAsia="es-CO"/>
         </w:rPr>
-        <w:t>La ruta debe activarse de forma inmediata, priorizando la atención y evitando dilaciones que puedan aumentar riesgos físicos o emocionales. En el siguiente recurso se organiza de manera secuencial los pasos que deben garantizarse para el acceso efectivo a la IVE en casos de violencia sexual, desde el ingreso al servicio de salud hasta el seguimiento posterior.</w:t>
+        <w:t xml:space="preserve">La ruta debe activarse de forma inmediata, priorizando la atención y evitando dilaciones que puedan aumentar riesgos físicos o emocionales. </w:t>
+      </w:r>
+      <w:r>
+        <w:rPr>
+          <w:lang w:eastAsia="es-CO"/>
+        </w:rPr>
+        <w:t>A continuación,</w:t>
+      </w:r>
+      <w:r>
+        <w:rPr>
+          <w:lang w:eastAsia="es-CO"/>
+        </w:rPr>
+        <w:t xml:space="preserve"> se organiza de manera secuencial los pasos que deben garantizarse para el acceso efectivo a la IVE en casos de violencia sexual, desde el ingreso al servicio de salud hasta el seguimiento posterior.</w:t>
       </w:r>
     </w:p>
     <w:p>
@@ -7747,25 +7805,25 @@
         <w:rPr>
           <w:lang w:eastAsia="es-CO"/>
         </w:rPr>
+        <w:t>Realización de la IVE (en IPS habilitada).</w:t>
+      </w:r>
+    </w:p>
+    <w:p>
+      <w:pPr>
+        <w:pStyle w:val="Prrafodelista"/>
+        <w:numPr>
+          <w:ilvl w:val="0"/>
+          <w:numId w:val="47"/>
+        </w:numPr>
+        <w:rPr>
+          <w:lang w:eastAsia="es-CO"/>
+        </w:rPr>
+      </w:pPr>
+      <w:r>
+        <w:rPr>
+          <w:lang w:eastAsia="es-CO"/>
+        </w:rPr>
         <w:lastRenderedPageBreak/>
-        <w:t>Realización de la IVE (en IPS habilitada).</w:t>
-      </w:r>
-    </w:p>
-    <w:p>
-      <w:pPr>
-        <w:pStyle w:val="Prrafodelista"/>
-        <w:numPr>
-          <w:ilvl w:val="0"/>
-          <w:numId w:val="47"/>
-        </w:numPr>
-        <w:rPr>
-          <w:lang w:eastAsia="es-CO"/>
-        </w:rPr>
-      </w:pPr>
-      <w:r>
-        <w:rPr>
-          <w:lang w:eastAsia="es-CO"/>
-        </w:rPr>
         <w:t>Seguimiento clínico y en salud mental</w:t>
       </w:r>
       <w:r>
@@ -7908,25 +7966,25 @@
         <w:rPr>
           <w:lang w:eastAsia="es-CO"/>
         </w:rPr>
+        <w:t>Adecuación al nivel de comprensión, edad y condición de la persona.</w:t>
+      </w:r>
+    </w:p>
+    <w:p>
+      <w:pPr>
+        <w:pStyle w:val="Prrafodelista"/>
+        <w:numPr>
+          <w:ilvl w:val="0"/>
+          <w:numId w:val="48"/>
+        </w:numPr>
+        <w:rPr>
+          <w:lang w:eastAsia="es-CO"/>
+        </w:rPr>
+      </w:pPr>
+      <w:r>
+        <w:rPr>
+          <w:lang w:eastAsia="es-CO"/>
+        </w:rPr>
         <w:lastRenderedPageBreak/>
-        <w:t>Adecuación al nivel de comprensión, edad y condición de la persona.</w:t>
-      </w:r>
-    </w:p>
-    <w:p>
-      <w:pPr>
-        <w:pStyle w:val="Prrafodelista"/>
-        <w:numPr>
-          <w:ilvl w:val="0"/>
-          <w:numId w:val="48"/>
-        </w:numPr>
-        <w:rPr>
-          <w:lang w:eastAsia="es-CO"/>
-        </w:rPr>
-      </w:pPr>
-      <w:r>
-        <w:rPr>
-          <w:lang w:eastAsia="es-CO"/>
-        </w:rPr>
         <w:t>En niñas y adolescentes, aplicación del principio de autonomía progresiva.</w:t>
       </w:r>
     </w:p>
@@ -8090,12 +8148,12 @@
       <w:pPr>
         <w:pStyle w:val="Ttulo1"/>
       </w:pPr>
-      <w:bookmarkStart w:id="18" w:name="_Toc223699652"/>
+      <w:bookmarkStart w:id="12" w:name="_Toc225332490"/>
       <w:r>
         <w:lastRenderedPageBreak/>
         <w:t>Atención en salud mental</w:t>
       </w:r>
-      <w:bookmarkEnd w:id="18"/>
+      <w:bookmarkEnd w:id="12"/>
     </w:p>
     <w:p>
       <w:pPr>
@@ -8122,7 +8180,23 @@
           <w:bCs/>
           <w:lang w:eastAsia="es-CO"/>
         </w:rPr>
-        <w:t>Podcast</w:t>
+        <w:t>P</w:t>
+      </w:r>
+      <w:r>
+        <w:rPr>
+          <w:b/>
+          <w:bCs/>
+          <w:lang w:eastAsia="es-CO"/>
+        </w:rPr>
+        <w:t>ó</w:t>
+      </w:r>
+      <w:r>
+        <w:rPr>
+          <w:b/>
+          <w:bCs/>
+          <w:lang w:eastAsia="es-CO"/>
+        </w:rPr>
+        <w:t>dcast</w:t>
       </w:r>
       <w:r>
         <w:rPr>
@@ -8330,10 +8404,10 @@
           <w:lang w:eastAsia="es-CO"/>
         </w:rPr>
         <w:drawing>
-          <wp:inline distT="0" distB="0" distL="0" distR="0" wp14:anchorId="26F2B5D9" wp14:editId="7CD6996B">
-            <wp:extent cx="4122654" cy="3086100"/>
-            <wp:effectExtent l="0" t="0" r="0" b="0"/>
-            <wp:docPr id="8" name="Imagen 8" descr="Figura 2. Diagrama que muestra la atención inicial en salud mental: inicia con evaluación emocional, continúa con la identificación de riesgo de hacerse daño o dañar a otros y define dos acciones posibles: continuar acompañamiento o activar atención especializada inmediata. "/>
+          <wp:inline distT="0" distB="0" distL="0" distR="0" wp14:anchorId="1E873F99" wp14:editId="1B117E6F">
+            <wp:extent cx="3908809" cy="2926023"/>
+            <wp:effectExtent l="0" t="0" r="0" b="8255"/>
+            <wp:docPr id="15" name="Imagen 15" descr="Figura 2. Diagrama que muestra la atención inicial en salud mental: inicia con evaluación emocional, continúa con la identificación de riesgo de hacerse daño o dañar a otros y define dos acciones posibles: continuar acompañamiento o activar atención especializada inmediata. "/>
             <wp:cNvGraphicFramePr>
               <a:graphicFrameLocks xmlns:a="http://schemas.openxmlformats.org/drawingml/2006/main" noChangeAspect="1"/>
             </wp:cNvGraphicFramePr>
@@ -8341,7 +8415,7 @@
               <a:graphicData uri="http://schemas.openxmlformats.org/drawingml/2006/picture">
                 <pic:pic xmlns:pic="http://schemas.openxmlformats.org/drawingml/2006/picture">
                   <pic:nvPicPr>
-                    <pic:cNvPr id="8" name="Imagen 8" descr="Figura 2. Diagrama que muestra la atención inicial en salud mental: inicia con evaluación emocional, continúa con la identificación de riesgo de hacerse daño o dañar a otros y define dos acciones posibles: continuar acompañamiento o activar atención especializada inmediata. "/>
+                    <pic:cNvPr id="15" name="Imagen 15" descr="Figura 2. Diagrama que muestra la atención inicial en salud mental: inicia con evaluación emocional, continúa con la identificación de riesgo de hacerse daño o dañar a otros y define dos acciones posibles: continuar acompañamiento o activar atención especializada inmediata. "/>
                     <pic:cNvPicPr>
                       <a:picLocks noChangeAspect="1" noChangeArrowheads="1"/>
                     </pic:cNvPicPr>
@@ -8362,7 +8436,7 @@
                   <pic:spPr bwMode="auto">
                     <a:xfrm>
                       <a:off x="0" y="0"/>
-                      <a:ext cx="4160335" cy="3114307"/>
+                      <a:ext cx="3912976" cy="2929143"/>
                     </a:xfrm>
                     <a:prstGeom prst="rect">
                       <a:avLst/>
@@ -8484,21 +8558,7 @@
         <w:rPr>
           <w:lang w:eastAsia="es-CO"/>
         </w:rPr>
-        <w:t xml:space="preserve">Riesgo de autoagresión o </w:t>
-      </w:r>
-      <w:proofErr w:type="spellStart"/>
-      <w:r>
-        <w:rPr>
-          <w:lang w:eastAsia="es-CO"/>
-        </w:rPr>
-        <w:t>heteroagresión</w:t>
-      </w:r>
-      <w:proofErr w:type="spellEnd"/>
-      <w:r>
-        <w:rPr>
-          <w:lang w:eastAsia="es-CO"/>
-        </w:rPr>
-        <w:t>.</w:t>
+        <w:t>Riesgo de autoagresión o heteroagresión.</w:t>
       </w:r>
     </w:p>
     <w:p>
@@ -8605,12 +8665,12 @@
       <w:pPr>
         <w:pStyle w:val="Ttulo1"/>
       </w:pPr>
-      <w:bookmarkStart w:id="19" w:name="_Toc223699653"/>
+      <w:bookmarkStart w:id="13" w:name="_Toc225332491"/>
       <w:r>
         <w:lastRenderedPageBreak/>
         <w:t>Continuidad y seguimiento</w:t>
       </w:r>
-      <w:bookmarkEnd w:id="19"/>
+      <w:bookmarkEnd w:id="13"/>
     </w:p>
     <w:p>
       <w:pPr>
@@ -9122,12 +9182,12 @@
       <w:pPr>
         <w:pStyle w:val="Ttulo1"/>
       </w:pPr>
-      <w:bookmarkStart w:id="20" w:name="_Toc223699654"/>
+      <w:bookmarkStart w:id="14" w:name="_Toc225332492"/>
       <w:r>
         <w:lastRenderedPageBreak/>
         <w:t>Registro y vigilancia</w:t>
       </w:r>
-      <w:bookmarkEnd w:id="20"/>
+      <w:bookmarkEnd w:id="14"/>
       <w:r>
         <w:t xml:space="preserve"> </w:t>
       </w:r>
@@ -9218,6 +9278,12 @@
         </w:rPr>
         <w:t>Componentes del registro clínico</w:t>
       </w:r>
+      <w:r>
+        <w:rPr>
+          <w:lang w:eastAsia="es-CO"/>
+        </w:rPr>
+        <w:t>:</w:t>
+      </w:r>
     </w:p>
     <w:p>
       <w:pPr>
@@ -9384,6 +9450,12 @@
         </w:rPr>
         <w:t>Elementos clave de la notificación</w:t>
       </w:r>
+      <w:r>
+        <w:rPr>
+          <w:lang w:eastAsia="es-CO"/>
+        </w:rPr>
+        <w:t>:</w:t>
+      </w:r>
     </w:p>
     <w:p>
       <w:pPr>
@@ -9504,18 +9576,20 @@
     <w:p>
       <w:pPr>
         <w:rPr>
-          <w:b/>
-          <w:bCs/>
-          <w:lang w:eastAsia="es-CO"/>
-        </w:rPr>
-      </w:pPr>
-      <w:r>
-        <w:rPr>
-          <w:b/>
-          <w:bCs/>
+          <w:lang w:eastAsia="es-CO"/>
+        </w:rPr>
+      </w:pPr>
+      <w:r>
+        <w:rPr>
           <w:lang w:eastAsia="es-CO"/>
         </w:rPr>
         <w:t>Elementos clave del registro en RIPS</w:t>
+      </w:r>
+      <w:r>
+        <w:rPr>
+          <w:lang w:eastAsia="es-CO"/>
+        </w:rPr>
+        <w:t>:</w:t>
       </w:r>
     </w:p>
     <w:p>
@@ -9607,19 +9681,21 @@
     <w:p>
       <w:pPr>
         <w:rPr>
-          <w:b/>
-          <w:bCs/>
-          <w:lang w:eastAsia="es-CO"/>
-        </w:rPr>
-      </w:pPr>
-      <w:r>
-        <w:rPr>
-          <w:b/>
-          <w:bCs/>
+          <w:lang w:eastAsia="es-CO"/>
+        </w:rPr>
+      </w:pPr>
+      <w:r>
+        <w:rPr>
           <w:lang w:eastAsia="es-CO"/>
         </w:rPr>
         <w:t>Aspectos clave para el registro adecuado en RIPS</w:t>
       </w:r>
+      <w:r>
+        <w:rPr>
+          <w:lang w:eastAsia="es-CO"/>
+        </w:rPr>
+        <w:t>:</w:t>
+      </w:r>
     </w:p>
     <w:p>
       <w:pPr>
@@ -9714,18 +9790,20 @@
     <w:p>
       <w:pPr>
         <w:rPr>
-          <w:b/>
-          <w:bCs/>
-          <w:lang w:eastAsia="es-CO"/>
-        </w:rPr>
-      </w:pPr>
-      <w:r>
-        <w:rPr>
-          <w:b/>
-          <w:bCs/>
+          <w:lang w:eastAsia="es-CO"/>
+        </w:rPr>
+      </w:pPr>
+      <w:r>
+        <w:rPr>
           <w:lang w:eastAsia="es-CO"/>
         </w:rPr>
         <w:t>Importancia del RIPS en la atención integral</w:t>
+      </w:r>
+      <w:r>
+        <w:rPr>
+          <w:lang w:eastAsia="es-CO"/>
+        </w:rPr>
+        <w:t>:</w:t>
       </w:r>
     </w:p>
     <w:p>
@@ -9896,12 +9974,12 @@
       <w:pPr>
         <w:pStyle w:val="Ttulo1"/>
       </w:pPr>
-      <w:bookmarkStart w:id="21" w:name="_Toc223699655"/>
+      <w:bookmarkStart w:id="15" w:name="_Toc225332493"/>
       <w:r>
         <w:lastRenderedPageBreak/>
         <w:t>Articulación forense</w:t>
       </w:r>
-      <w:bookmarkEnd w:id="21"/>
+      <w:bookmarkEnd w:id="15"/>
     </w:p>
     <w:p>
       <w:pPr>
@@ -10875,12 +10953,12 @@
       <w:pPr>
         <w:pStyle w:val="Ttulo1"/>
       </w:pPr>
-      <w:bookmarkStart w:id="22" w:name="_Toc223699656"/>
+      <w:bookmarkStart w:id="16" w:name="_Toc225332494"/>
       <w:r>
         <w:lastRenderedPageBreak/>
         <w:t>Activación de rutas</w:t>
       </w:r>
-      <w:bookmarkEnd w:id="22"/>
+      <w:bookmarkEnd w:id="16"/>
     </w:p>
     <w:p>
       <w:pPr>
@@ -11731,12 +11809,12 @@
       <w:pPr>
         <w:pStyle w:val="Ttulo1"/>
       </w:pPr>
-      <w:bookmarkStart w:id="23" w:name="_Toc223699657"/>
+      <w:bookmarkStart w:id="17" w:name="_Toc225332495"/>
       <w:r>
         <w:lastRenderedPageBreak/>
         <w:t>Acceso a la justicia</w:t>
       </w:r>
-      <w:bookmarkEnd w:id="23"/>
+      <w:bookmarkEnd w:id="17"/>
     </w:p>
     <w:p>
       <w:pPr>
@@ -12777,12 +12855,12 @@
       <w:pPr>
         <w:pStyle w:val="Ttulo1"/>
       </w:pPr>
-      <w:bookmarkStart w:id="24" w:name="_Toc223699658"/>
+      <w:bookmarkStart w:id="18" w:name="_Toc225332496"/>
       <w:r>
         <w:lastRenderedPageBreak/>
         <w:t>Procedimientos de protección según el contexto</w:t>
       </w:r>
-      <w:bookmarkEnd w:id="24"/>
+      <w:bookmarkEnd w:id="18"/>
     </w:p>
     <w:p>
       <w:pPr>
@@ -12884,7 +12962,31 @@
         <w:rPr>
           <w:lang w:eastAsia="es-CO"/>
         </w:rPr>
-        <w:t>Aviso a Comisarías de Familia o autoridad competente.</w:t>
+        <w:t xml:space="preserve">Aviso a </w:t>
+      </w:r>
+      <w:r>
+        <w:rPr>
+          <w:lang w:eastAsia="es-CO"/>
+        </w:rPr>
+        <w:t>c</w:t>
+      </w:r>
+      <w:r>
+        <w:rPr>
+          <w:lang w:eastAsia="es-CO"/>
+        </w:rPr>
+        <w:t xml:space="preserve">omisarías de </w:t>
+      </w:r>
+      <w:r>
+        <w:rPr>
+          <w:lang w:eastAsia="es-CO"/>
+        </w:rPr>
+        <w:t>f</w:t>
+      </w:r>
+      <w:r>
+        <w:rPr>
+          <w:lang w:eastAsia="es-CO"/>
+        </w:rPr>
+        <w:t>amilia o autoridad competente.</w:t>
       </w:r>
     </w:p>
     <w:p>
@@ -13185,12 +13287,12 @@
       <w:pPr>
         <w:pStyle w:val="Ttulo1"/>
       </w:pPr>
-      <w:bookmarkStart w:id="25" w:name="_Toc223699659"/>
+      <w:bookmarkStart w:id="19" w:name="_Toc225332497"/>
       <w:r>
         <w:lastRenderedPageBreak/>
         <w:t>Programas institucionales de protección</w:t>
       </w:r>
-      <w:bookmarkEnd w:id="25"/>
+      <w:bookmarkEnd w:id="19"/>
     </w:p>
     <w:p>
       <w:pPr>
@@ -13228,10 +13330,14 @@
           <w:lang w:eastAsia="es-CO"/>
         </w:rPr>
       </w:pPr>
-      <w:bookmarkStart w:id="26" w:name="_Toc223619960"/>
-      <w:bookmarkStart w:id="27" w:name="_Toc223699660"/>
-      <w:bookmarkEnd w:id="26"/>
-      <w:bookmarkEnd w:id="27"/>
+      <w:bookmarkStart w:id="20" w:name="_Toc223619960"/>
+      <w:bookmarkStart w:id="21" w:name="_Toc223699660"/>
+      <w:bookmarkStart w:id="22" w:name="_Toc224840674"/>
+      <w:bookmarkStart w:id="23" w:name="_Toc225332498"/>
+      <w:bookmarkEnd w:id="20"/>
+      <w:bookmarkEnd w:id="21"/>
+      <w:bookmarkEnd w:id="22"/>
+      <w:bookmarkEnd w:id="23"/>
     </w:p>
     <w:p>
       <w:pPr>
@@ -13256,10 +13362,14 @@
           <w:lang w:eastAsia="es-CO"/>
         </w:rPr>
       </w:pPr>
-      <w:bookmarkStart w:id="28" w:name="_Toc223619961"/>
-      <w:bookmarkStart w:id="29" w:name="_Toc223699661"/>
-      <w:bookmarkEnd w:id="28"/>
-      <w:bookmarkEnd w:id="29"/>
+      <w:bookmarkStart w:id="24" w:name="_Toc223619961"/>
+      <w:bookmarkStart w:id="25" w:name="_Toc223699661"/>
+      <w:bookmarkStart w:id="26" w:name="_Toc224840675"/>
+      <w:bookmarkStart w:id="27" w:name="_Toc225332499"/>
+      <w:bookmarkEnd w:id="24"/>
+      <w:bookmarkEnd w:id="25"/>
+      <w:bookmarkEnd w:id="26"/>
+      <w:bookmarkEnd w:id="27"/>
     </w:p>
     <w:p>
       <w:pPr>
@@ -13284,8 +13394,12 @@
           <w:lang w:eastAsia="es-CO"/>
         </w:rPr>
       </w:pPr>
-      <w:bookmarkStart w:id="30" w:name="_Toc223619962"/>
-      <w:bookmarkStart w:id="31" w:name="_Toc223699662"/>
+      <w:bookmarkStart w:id="28" w:name="_Toc223619962"/>
+      <w:bookmarkStart w:id="29" w:name="_Toc223699662"/>
+      <w:bookmarkStart w:id="30" w:name="_Toc224840676"/>
+      <w:bookmarkStart w:id="31" w:name="_Toc225332500"/>
+      <w:bookmarkEnd w:id="28"/>
+      <w:bookmarkEnd w:id="29"/>
       <w:bookmarkEnd w:id="30"/>
       <w:bookmarkEnd w:id="31"/>
     </w:p>
@@ -13314,8 +13428,12 @@
       </w:pPr>
       <w:bookmarkStart w:id="32" w:name="_Toc223619963"/>
       <w:bookmarkStart w:id="33" w:name="_Toc223699663"/>
+      <w:bookmarkStart w:id="34" w:name="_Toc224840677"/>
+      <w:bookmarkStart w:id="35" w:name="_Toc225332501"/>
       <w:bookmarkEnd w:id="32"/>
       <w:bookmarkEnd w:id="33"/>
+      <w:bookmarkEnd w:id="34"/>
+      <w:bookmarkEnd w:id="35"/>
     </w:p>
     <w:p>
       <w:pPr>
@@ -13340,10 +13458,14 @@
           <w:lang w:eastAsia="es-CO"/>
         </w:rPr>
       </w:pPr>
-      <w:bookmarkStart w:id="34" w:name="_Toc223619964"/>
-      <w:bookmarkStart w:id="35" w:name="_Toc223699664"/>
-      <w:bookmarkEnd w:id="34"/>
-      <w:bookmarkEnd w:id="35"/>
+      <w:bookmarkStart w:id="36" w:name="_Toc223619964"/>
+      <w:bookmarkStart w:id="37" w:name="_Toc223699664"/>
+      <w:bookmarkStart w:id="38" w:name="_Toc224840678"/>
+      <w:bookmarkStart w:id="39" w:name="_Toc225332502"/>
+      <w:bookmarkEnd w:id="36"/>
+      <w:bookmarkEnd w:id="37"/>
+      <w:bookmarkEnd w:id="38"/>
+      <w:bookmarkEnd w:id="39"/>
     </w:p>
     <w:p>
       <w:pPr>
@@ -13368,10 +13490,14 @@
           <w:lang w:eastAsia="es-CO"/>
         </w:rPr>
       </w:pPr>
-      <w:bookmarkStart w:id="36" w:name="_Toc223619965"/>
-      <w:bookmarkStart w:id="37" w:name="_Toc223699665"/>
-      <w:bookmarkEnd w:id="36"/>
-      <w:bookmarkEnd w:id="37"/>
+      <w:bookmarkStart w:id="40" w:name="_Toc223619965"/>
+      <w:bookmarkStart w:id="41" w:name="_Toc223699665"/>
+      <w:bookmarkStart w:id="42" w:name="_Toc224840679"/>
+      <w:bookmarkStart w:id="43" w:name="_Toc225332503"/>
+      <w:bookmarkEnd w:id="40"/>
+      <w:bookmarkEnd w:id="41"/>
+      <w:bookmarkEnd w:id="42"/>
+      <w:bookmarkEnd w:id="43"/>
     </w:p>
     <w:p>
       <w:pPr>
@@ -13396,10 +13522,14 @@
           <w:lang w:eastAsia="es-CO"/>
         </w:rPr>
       </w:pPr>
-      <w:bookmarkStart w:id="38" w:name="_Toc223619966"/>
-      <w:bookmarkStart w:id="39" w:name="_Toc223699666"/>
-      <w:bookmarkEnd w:id="38"/>
-      <w:bookmarkEnd w:id="39"/>
+      <w:bookmarkStart w:id="44" w:name="_Toc223619966"/>
+      <w:bookmarkStart w:id="45" w:name="_Toc223699666"/>
+      <w:bookmarkStart w:id="46" w:name="_Toc224840680"/>
+      <w:bookmarkStart w:id="47" w:name="_Toc225332504"/>
+      <w:bookmarkEnd w:id="44"/>
+      <w:bookmarkEnd w:id="45"/>
+      <w:bookmarkEnd w:id="46"/>
+      <w:bookmarkEnd w:id="47"/>
     </w:p>
     <w:p>
       <w:pPr>
@@ -13424,10 +13554,14 @@
           <w:lang w:eastAsia="es-CO"/>
         </w:rPr>
       </w:pPr>
-      <w:bookmarkStart w:id="40" w:name="_Toc223619967"/>
-      <w:bookmarkStart w:id="41" w:name="_Toc223699667"/>
-      <w:bookmarkEnd w:id="40"/>
-      <w:bookmarkEnd w:id="41"/>
+      <w:bookmarkStart w:id="48" w:name="_Toc223619967"/>
+      <w:bookmarkStart w:id="49" w:name="_Toc223699667"/>
+      <w:bookmarkStart w:id="50" w:name="_Toc224840681"/>
+      <w:bookmarkStart w:id="51" w:name="_Toc225332505"/>
+      <w:bookmarkEnd w:id="48"/>
+      <w:bookmarkEnd w:id="49"/>
+      <w:bookmarkEnd w:id="50"/>
+      <w:bookmarkEnd w:id="51"/>
     </w:p>
     <w:p>
       <w:pPr>
@@ -13452,20 +13586,24 @@
           <w:lang w:eastAsia="es-CO"/>
         </w:rPr>
       </w:pPr>
-      <w:bookmarkStart w:id="42" w:name="_Toc223619968"/>
-      <w:bookmarkStart w:id="43" w:name="_Toc223699668"/>
-      <w:bookmarkEnd w:id="42"/>
-      <w:bookmarkEnd w:id="43"/>
+      <w:bookmarkStart w:id="52" w:name="_Toc223619968"/>
+      <w:bookmarkStart w:id="53" w:name="_Toc223699668"/>
+      <w:bookmarkStart w:id="54" w:name="_Toc224840682"/>
+      <w:bookmarkStart w:id="55" w:name="_Toc225332506"/>
+      <w:bookmarkEnd w:id="52"/>
+      <w:bookmarkEnd w:id="53"/>
+      <w:bookmarkEnd w:id="54"/>
+      <w:bookmarkEnd w:id="55"/>
     </w:p>
     <w:p>
       <w:pPr>
         <w:pStyle w:val="Ttulo2"/>
       </w:pPr>
-      <w:bookmarkStart w:id="44" w:name="_Toc223699669"/>
+      <w:bookmarkStart w:id="56" w:name="_Toc225332507"/>
       <w:r>
         <w:t>Tipos de programas institucionales</w:t>
       </w:r>
-      <w:bookmarkEnd w:id="44"/>
+      <w:bookmarkEnd w:id="56"/>
     </w:p>
     <w:p>
       <w:pPr>
@@ -13784,7 +13922,19 @@
         <w:rPr>
           <w:lang w:eastAsia="es-CO"/>
         </w:rPr>
-        <w:t>Establece medidas para prevenir, sancionar y erradicar violencia contra la mujer.</w:t>
+        <w:t xml:space="preserve">Establece medidas para prevenir, sancionar y erradicar </w:t>
+      </w:r>
+      <w:r>
+        <w:rPr>
+          <w:lang w:eastAsia="es-CO"/>
+        </w:rPr>
+        <w:t xml:space="preserve">la </w:t>
+      </w:r>
+      <w:r>
+        <w:rPr>
+          <w:lang w:eastAsia="es-CO"/>
+        </w:rPr>
+        <w:t>violencia contra la mujer.</w:t>
       </w:r>
     </w:p>
     <w:p>
@@ -14048,21 +14198,7 @@
         <w:rPr>
           <w:lang w:eastAsia="es-CO"/>
         </w:rPr>
-        <w:t xml:space="preserve">El Programa de protección a víctimas y testigos se fundamenta en el marco normativo vigente, que comprende la Constitución Política de Colombia, la Ley 906 de 2004, la Ley 1257 de 2008 y los reglamentos internos de la </w:t>
-      </w:r>
-      <w:proofErr w:type="gramStart"/>
-      <w:r>
-        <w:rPr>
-          <w:lang w:eastAsia="es-CO"/>
-        </w:rPr>
-        <w:t>Fiscalía General</w:t>
-      </w:r>
-      <w:proofErr w:type="gramEnd"/>
-      <w:r>
-        <w:rPr>
-          <w:lang w:eastAsia="es-CO"/>
-        </w:rPr>
-        <w:t xml:space="preserve"> de la Nación. Su finalidad es garantizar la seguridad, confidencialidad y acceso efectivo a la justicia cuando la participación en el proceso penal genere riesgo real, grave o extraordinario. Está dirigido a víctimas de violencias sexuales vinculadas al proceso, testigos con información relevante y personas cercanas cuya integridad pueda verse comprometida, aspectos que se desarrollan a continuación:</w:t>
+        <w:t>El Programa de protección a víctimas y testigos se fundamenta en el marco normativo vigente, que comprende la Constitución Política de Colombia, la Ley 906 de 2004, la Ley 1257 de 2008 y los reglamentos internos de la Fiscalía General de la Nación. Su finalidad es garantizar la seguridad, confidencialidad y acceso efectivo a la justicia cuando la participación en el proceso penal genere riesgo real, grave o extraordinario. Está dirigido a víctimas de violencias sexuales vinculadas al proceso, testigos con información relevante y personas cercanas cuya integridad pueda verse comprometida, aspectos que se desarrollan a continuación:</w:t>
       </w:r>
     </w:p>
     <w:p>
@@ -14156,21 +14292,7 @@
         <w:rPr>
           <w:lang w:eastAsia="es-CO"/>
         </w:rPr>
-        <w:t xml:space="preserve">Reglamentos internos de la </w:t>
-      </w:r>
-      <w:proofErr w:type="gramStart"/>
-      <w:r>
-        <w:rPr>
-          <w:lang w:eastAsia="es-CO"/>
-        </w:rPr>
-        <w:t>Fiscalía General</w:t>
-      </w:r>
-      <w:proofErr w:type="gramEnd"/>
-      <w:r>
-        <w:rPr>
-          <w:lang w:eastAsia="es-CO"/>
-        </w:rPr>
-        <w:t xml:space="preserve"> de la Nación.</w:t>
+        <w:t>Reglamentos internos de la Fiscalía General de la Nación.</w:t>
       </w:r>
     </w:p>
     <w:p>
@@ -14347,12 +14469,12 @@
       <w:pPr>
         <w:pStyle w:val="Ttulo2"/>
       </w:pPr>
-      <w:bookmarkStart w:id="45" w:name="_Toc223699670"/>
+      <w:bookmarkStart w:id="57" w:name="_Toc225332508"/>
       <w:r>
         <w:lastRenderedPageBreak/>
         <w:t>Trámite especial de emergencia</w:t>
       </w:r>
-      <w:bookmarkEnd w:id="45"/>
+      <w:bookmarkEnd w:id="57"/>
     </w:p>
     <w:p>
       <w:pPr>
@@ -14712,12 +14834,12 @@
       <w:pPr>
         <w:pStyle w:val="Ttulo1"/>
       </w:pPr>
-      <w:bookmarkStart w:id="46" w:name="_Toc223699671"/>
+      <w:bookmarkStart w:id="58" w:name="_Toc225332509"/>
       <w:r>
         <w:lastRenderedPageBreak/>
         <w:t>Restablecimiento de derechos y seguimiento</w:t>
       </w:r>
-      <w:bookmarkEnd w:id="46"/>
+      <w:bookmarkEnd w:id="58"/>
       <w:r>
         <w:t xml:space="preserve"> </w:t>
       </w:r>
@@ -14919,20 +15041,24 @@
           <w:lang w:eastAsia="es-CO"/>
         </w:rPr>
       </w:pPr>
-      <w:bookmarkStart w:id="47" w:name="_Toc223619972"/>
-      <w:bookmarkStart w:id="48" w:name="_Toc223699672"/>
-      <w:bookmarkEnd w:id="47"/>
-      <w:bookmarkEnd w:id="48"/>
+      <w:bookmarkStart w:id="59" w:name="_Toc223619972"/>
+      <w:bookmarkStart w:id="60" w:name="_Toc223699672"/>
+      <w:bookmarkStart w:id="61" w:name="_Toc224840686"/>
+      <w:bookmarkStart w:id="62" w:name="_Toc225332510"/>
+      <w:bookmarkEnd w:id="59"/>
+      <w:bookmarkEnd w:id="60"/>
+      <w:bookmarkEnd w:id="61"/>
+      <w:bookmarkEnd w:id="62"/>
     </w:p>
     <w:p>
       <w:pPr>
         <w:pStyle w:val="Ttulo2"/>
       </w:pPr>
-      <w:bookmarkStart w:id="49" w:name="_Toc223699673"/>
+      <w:bookmarkStart w:id="63" w:name="_Toc225332511"/>
       <w:r>
         <w:t>Autoridades competentes</w:t>
       </w:r>
-      <w:bookmarkEnd w:id="49"/>
+      <w:bookmarkEnd w:id="63"/>
     </w:p>
     <w:p>
       <w:pPr>
@@ -15095,6 +15221,12 @@
         </w:rPr>
         <w:t>Principales medidas</w:t>
       </w:r>
+      <w:r>
+        <w:rPr>
+          <w:lang w:eastAsia="es-CO"/>
+        </w:rPr>
+        <w:t>:</w:t>
+      </w:r>
     </w:p>
     <w:p>
       <w:pPr>
@@ -15226,11 +15358,11 @@
       <w:pPr>
         <w:pStyle w:val="Ttulo2"/>
       </w:pPr>
-      <w:bookmarkStart w:id="50" w:name="_Toc223699674"/>
+      <w:bookmarkStart w:id="64" w:name="_Toc225332512"/>
       <w:r>
         <w:t>Seguimiento intersectorial</w:t>
       </w:r>
-      <w:bookmarkEnd w:id="50"/>
+      <w:bookmarkEnd w:id="64"/>
     </w:p>
     <w:p>
       <w:pPr>
@@ -15319,6 +15451,12 @@
         </w:rPr>
         <w:t>Elementos de verificación</w:t>
       </w:r>
+      <w:r>
+        <w:rPr>
+          <w:lang w:eastAsia="es-CO"/>
+        </w:rPr>
+        <w:t>:</w:t>
+      </w:r>
     </w:p>
     <w:p>
       <w:pPr>
@@ -15634,12 +15772,12 @@
       <w:pPr>
         <w:pStyle w:val="Titulosgenerales"/>
       </w:pPr>
-      <w:bookmarkStart w:id="51" w:name="_Toc223699675"/>
+      <w:bookmarkStart w:id="65" w:name="_Toc225332513"/>
       <w:r>
         <w:lastRenderedPageBreak/>
         <w:t>Síntesis</w:t>
       </w:r>
-      <w:bookmarkEnd w:id="51"/>
+      <w:bookmarkEnd w:id="65"/>
       <w:r>
         <w:t xml:space="preserve"> </w:t>
       </w:r>
@@ -15669,10 +15807,10 @@
           <w:lang w:eastAsia="es-CO"/>
         </w:rPr>
         <w:drawing>
-          <wp:inline distT="0" distB="0" distL="0" distR="0" wp14:anchorId="5286D08A" wp14:editId="315C2AA2">
+          <wp:inline distT="0" distB="0" distL="0" distR="0" wp14:anchorId="5286D08A" wp14:editId="56222998">
             <wp:extent cx="5764045" cy="3184635"/>
             <wp:effectExtent l="0" t="0" r="8255" b="0"/>
-            <wp:docPr id="11" name="Imagen 11" descr="Mapa conceptual titulado “Atención intersectorial y restablecimiento de derechos”.&#10;Presenta un nodo central del cual se derivan cinco componentes"/>
+            <wp:docPr id="11" name="Imagen 11" descr="Mapa conceptual titulado “Presenta un nodo central del cual se derivan cinco componentes principales. Estos son: articulación entre sectores, activación de rutas de atención, acceso a la justicia, medidas de protección y restablecimiento de derechos. Cada componente incluye acciones específicas relacionadas con coordinación, registro, acompañamiento y seguimiento. El esquema muestra cómo estas acciones se integran para garantizar la protección y los derechos de las personas afectadas."/>
             <wp:cNvGraphicFramePr>
               <a:graphicFrameLocks xmlns:a="http://schemas.openxmlformats.org/drawingml/2006/main" noChangeAspect="1"/>
             </wp:cNvGraphicFramePr>
@@ -15680,7 +15818,7 @@
               <a:graphicData uri="http://schemas.openxmlformats.org/drawingml/2006/picture">
                 <pic:pic xmlns:pic="http://schemas.openxmlformats.org/drawingml/2006/picture">
                   <pic:nvPicPr>
-                    <pic:cNvPr id="11" name="Imagen 11" descr="Mapa conceptual titulado “Atención intersectorial y restablecimiento de derechos”.&#10;Presenta un nodo central del cual se derivan cinco componentes"/>
+                    <pic:cNvPr id="11" name="Imagen 11" descr="Mapa conceptual titulado “Presenta un nodo central del cual se derivan cinco componentes principales. Estos son: articulación entre sectores, activación de rutas de atención, acceso a la justicia, medidas de protección y restablecimiento de derechos. Cada componente incluye acciones específicas relacionadas con coordinación, registro, acompañamiento y seguimiento. El esquema muestra cómo estas acciones se integran para garantizar la protección y los derechos de las personas afectadas."/>
                     <pic:cNvPicPr>
                       <a:picLocks noChangeAspect="1" noChangeArrowheads="1"/>
                     </pic:cNvPicPr>
@@ -15719,14 +15857,14 @@
       <w:pPr>
         <w:pStyle w:val="Titulosgenerales"/>
       </w:pPr>
-      <w:bookmarkStart w:id="52" w:name="_Toc176443725"/>
-      <w:bookmarkStart w:id="53" w:name="_Toc223699676"/>
+      <w:bookmarkStart w:id="66" w:name="_Toc176443725"/>
+      <w:bookmarkStart w:id="67" w:name="_Toc225332514"/>
       <w:r>
         <w:lastRenderedPageBreak/>
         <w:t>Glosario</w:t>
       </w:r>
-      <w:bookmarkEnd w:id="52"/>
-      <w:bookmarkEnd w:id="53"/>
+      <w:bookmarkEnd w:id="66"/>
+      <w:bookmarkEnd w:id="67"/>
     </w:p>
     <w:p>
       <w:pPr>
@@ -15803,13 +15941,13 @@
           <w:bCs/>
           <w:lang w:eastAsia="es-CO"/>
         </w:rPr>
-        <w:t>Interrupción Voluntaria del Embarazo (IVE):</w:t>
-      </w:r>
-      <w:r>
-        <w:rPr>
-          <w:lang w:eastAsia="es-CO"/>
-        </w:rPr>
-        <w:t xml:space="preserve"> procedimiento de carácter legal mediante el cual se interrumpe un embarazo en los casos permitidos por la normatividad vigente, incluyendo aquellos derivados de violencia sexual, garantizando atención segura y sin barreras.</w:t>
+        <w:t>Interés superior del niño, niña y adolescente</w:t>
+      </w:r>
+      <w:r>
+        <w:rPr>
+          <w:lang w:eastAsia="es-CO"/>
+        </w:rPr>
+        <w:t>: principio rector que establece que toda decisión que afecte a un niño, niña o adolescente debe priorizar su protección, bienestar y desarrollo integral por encima de cualquier otro interés.</w:t>
       </w:r>
     </w:p>
     <w:p>
@@ -15824,13 +15962,13 @@
           <w:bCs/>
           <w:lang w:eastAsia="es-CO"/>
         </w:rPr>
-        <w:t>Interés superior del niño, niña y adolescente</w:t>
-      </w:r>
-      <w:r>
-        <w:rPr>
-          <w:lang w:eastAsia="es-CO"/>
-        </w:rPr>
-        <w:t>: principio rector que establece que toda decisión que afecte a un niño, niña o adolescente debe priorizar su protección, bienestar y desarrollo integral por encima de cualquier otro interés.</w:t>
+        <w:t>Interrupción Voluntaria del Embarazo (IVE)</w:t>
+      </w:r>
+      <w:r>
+        <w:rPr>
+          <w:lang w:eastAsia="es-CO"/>
+        </w:rPr>
+        <w:t>: procedimiento de carácter legal mediante el cual se interrumpe un embarazo en los casos permitidos por la normatividad vigente, incluyendo aquellos derivados de violencia sexual, garantizando atención segura y sin barreras.</w:t>
       </w:r>
     </w:p>
     <w:p>
@@ -15894,31 +16032,61 @@
           <w:bCs/>
           <w:lang w:eastAsia="es-CO"/>
         </w:rPr>
-        <w:t xml:space="preserve">Profilaxis </w:t>
-      </w:r>
-      <w:proofErr w:type="spellStart"/>
+        <w:t>Profilaxis posexposición (PEP)</w:t>
+      </w:r>
+      <w:r>
+        <w:rPr>
+          <w:lang w:eastAsia="es-CO"/>
+        </w:rPr>
+        <w:t>: conjunto de tratamientos farmacológicos administrados de manera oportuna para reducir el riesgo de infecciones de transmisión sexual, incluido el VIH, tras una exposición de riesgo.</w:t>
+      </w:r>
+    </w:p>
+    <w:p>
+      <w:pPr>
+        <w:rPr>
+          <w:lang w:eastAsia="es-CO"/>
+        </w:rPr>
+      </w:pPr>
       <w:r>
         <w:rPr>
           <w:b/>
           <w:bCs/>
           <w:lang w:eastAsia="es-CO"/>
         </w:rPr>
-        <w:t>posexposición</w:t>
-      </w:r>
-      <w:proofErr w:type="spellEnd"/>
+        <w:t>Registro Individual de Prestación de Servicios de Salud (RIPS)</w:t>
+      </w:r>
+      <w:r>
+        <w:rPr>
+          <w:lang w:eastAsia="es-CO"/>
+        </w:rPr>
+        <w:t>:</w:t>
+      </w:r>
+      <w:r>
+        <w:rPr>
+          <w:lang w:eastAsia="es-CO"/>
+        </w:rPr>
+        <w:t xml:space="preserve"> sistema de información que consolida los datos de los servicios de salud prestados, permitiendo la trazabilidad administrativa, el seguimiento institucional y la facturación.</w:t>
+      </w:r>
+    </w:p>
+    <w:p>
+      <w:pPr>
+        <w:rPr>
+          <w:lang w:eastAsia="es-CO"/>
+        </w:rPr>
+      </w:pPr>
       <w:r>
         <w:rPr>
           <w:b/>
           <w:bCs/>
           <w:lang w:eastAsia="es-CO"/>
         </w:rPr>
-        <w:t xml:space="preserve"> (PEP)</w:t>
-      </w:r>
-      <w:r>
-        <w:rPr>
-          <w:lang w:eastAsia="es-CO"/>
-        </w:rPr>
-        <w:t>: conjunto de tratamientos farmacológicos administrados de manera oportuna para reducir el riesgo de infecciones de transmisión sexual, incluido el VIH, tras una exposición de riesgo.</w:t>
+        <w:t>Restablecimiento de derechos</w:t>
+      </w:r>
+      <w:r>
+        <w:rPr>
+          <w:lang w:eastAsia="es-CO"/>
+        </w:rPr>
+        <w:t>: proceso orientado a garantizar que las personas víctimas recuperen el ejercicio pleno de sus derechos fundamentales, mediante acciones articuladas entre los sectores de salud, protección, justicia y asistencia social.</w:t>
       </w:r>
     </w:p>
     <w:p>
@@ -15933,19 +16101,13 @@
           <w:bCs/>
           <w:lang w:eastAsia="es-CO"/>
         </w:rPr>
-        <w:t>Registro Individual de Prestación de Servicios de Salud (RIPS)</w:t>
-      </w:r>
-      <w:r>
-        <w:rPr>
-          <w:lang w:eastAsia="es-CO"/>
-        </w:rPr>
-        <w:t>:</w:t>
-      </w:r>
-      <w:r>
-        <w:rPr>
-          <w:lang w:eastAsia="es-CO"/>
-        </w:rPr>
-        <w:t xml:space="preserve"> sistema de información que consolida los datos de los servicios de salud prestados, permitiendo la trazabilidad administrativa, el seguimiento institucional y la facturación.</w:t>
+        <w:t>Ruta de atención</w:t>
+      </w:r>
+      <w:r>
+        <w:rPr>
+          <w:lang w:eastAsia="es-CO"/>
+        </w:rPr>
+        <w:t>: conjunto de procedimientos, mecanismos y acciones articuladas entre diferentes instituciones que permiten garantizar la atención integral, la protección y el restablecimiento de derechos de las personas víctimas de violencias sexuales.</w:t>
       </w:r>
     </w:p>
     <w:p>
@@ -15960,48 +16122,6 @@
           <w:bCs/>
           <w:lang w:eastAsia="es-CO"/>
         </w:rPr>
-        <w:t>Restablecimiento de derechos</w:t>
-      </w:r>
-      <w:r>
-        <w:rPr>
-          <w:lang w:eastAsia="es-CO"/>
-        </w:rPr>
-        <w:t>: proceso orientado a garantizar que las personas víctimas recuperen el ejercicio pleno de sus derechos fundamentales, mediante acciones articuladas entre los sectores de salud, protección, justicia y asistencia social.</w:t>
-      </w:r>
-    </w:p>
-    <w:p>
-      <w:pPr>
-        <w:rPr>
-          <w:lang w:eastAsia="es-CO"/>
-        </w:rPr>
-      </w:pPr>
-      <w:r>
-        <w:rPr>
-          <w:b/>
-          <w:bCs/>
-          <w:lang w:eastAsia="es-CO"/>
-        </w:rPr>
-        <w:t>Ruta de atención</w:t>
-      </w:r>
-      <w:r>
-        <w:rPr>
-          <w:lang w:eastAsia="es-CO"/>
-        </w:rPr>
-        <w:t>: conjunto de procedimientos, mecanismos y acciones articuladas entre diferentes instituciones que permiten garantizar la atención integral, la protección y el restablecimiento de derechos de las personas víctimas de violencias sexuales.</w:t>
-      </w:r>
-    </w:p>
-    <w:p>
-      <w:pPr>
-        <w:rPr>
-          <w:lang w:eastAsia="es-CO"/>
-        </w:rPr>
-      </w:pPr>
-      <w:r>
-        <w:rPr>
-          <w:b/>
-          <w:bCs/>
-          <w:lang w:eastAsia="es-CO"/>
-        </w:rPr>
         <w:t>Seguimiento clínico</w:t>
       </w:r>
       <w:r>
@@ -16025,8 +16145,8 @@
           <w:lang w:val="es-MX"/>
         </w:rPr>
       </w:pPr>
-      <w:bookmarkStart w:id="54" w:name="_Toc176443726"/>
-      <w:bookmarkStart w:id="55" w:name="_Toc223699677"/>
+      <w:bookmarkStart w:id="68" w:name="_Toc176443726"/>
+      <w:bookmarkStart w:id="69" w:name="_Toc225332515"/>
       <w:r>
         <w:rPr>
           <w:lang w:val="es-MX"/>
@@ -16034,8 +16154,8 @@
         <w:lastRenderedPageBreak/>
         <w:t>Referencias bibliográficas</w:t>
       </w:r>
-      <w:bookmarkEnd w:id="54"/>
-      <w:bookmarkEnd w:id="55"/>
+      <w:bookmarkEnd w:id="68"/>
+      <w:bookmarkEnd w:id="69"/>
     </w:p>
     <w:p>
       <w:pPr>
@@ -16193,14 +16313,14 @@
       <w:pPr>
         <w:pStyle w:val="Titulosgenerales"/>
       </w:pPr>
-      <w:bookmarkStart w:id="56" w:name="_Toc176443727"/>
-      <w:bookmarkStart w:id="57" w:name="_Toc223699678"/>
+      <w:bookmarkStart w:id="70" w:name="_Toc176443727"/>
+      <w:bookmarkStart w:id="71" w:name="_Toc225332516"/>
       <w:r>
         <w:lastRenderedPageBreak/>
         <w:t>Créditos</w:t>
       </w:r>
-      <w:bookmarkEnd w:id="56"/>
-      <w:bookmarkEnd w:id="57"/>
+      <w:bookmarkEnd w:id="70"/>
+      <w:bookmarkEnd w:id="71"/>
     </w:p>
     <w:tbl>
       <w:tblPr>
@@ -16236,7 +16356,7 @@
                 <w:lang w:val="es-419" w:eastAsia="es-CO"/>
               </w:rPr>
             </w:pPr>
-            <w:bookmarkStart w:id="58" w:name="_Hlk154833079"/>
+            <w:bookmarkStart w:id="72" w:name="_Hlk154833079"/>
             <w:r>
               <w:rPr>
                 <w:kern w:val="0"/>
@@ -16398,25 +16518,7 @@
                 <w:sz w:val="24"/>
                 <w:lang w:eastAsia="es-CO"/>
               </w:rPr>
-              <w:t xml:space="preserve">Diana Rocío </w:t>
-            </w:r>
-            <w:proofErr w:type="spellStart"/>
-            <w:r>
-              <w:rPr>
-                <w:kern w:val="0"/>
-                <w:sz w:val="24"/>
-                <w:lang w:eastAsia="es-CO"/>
-              </w:rPr>
-              <w:t>Possos</w:t>
-            </w:r>
-            <w:proofErr w:type="spellEnd"/>
-            <w:r>
-              <w:rPr>
-                <w:kern w:val="0"/>
-                <w:sz w:val="24"/>
-                <w:lang w:eastAsia="es-CO"/>
-              </w:rPr>
-              <w:t xml:space="preserve"> Beltrán</w:t>
+              <w:t>Diana Rocío Possos Beltrán</w:t>
             </w:r>
           </w:p>
         </w:tc>
@@ -16603,23 +16705,13 @@
                 <w:lang w:eastAsia="es-CO"/>
               </w:rPr>
             </w:pPr>
-            <w:proofErr w:type="spellStart"/>
             <w:r>
               <w:rPr>
                 <w:kern w:val="0"/>
                 <w:sz w:val="24"/>
                 <w:lang w:eastAsia="es-CO"/>
               </w:rPr>
-              <w:t>Osana</w:t>
-            </w:r>
-            <w:proofErr w:type="spellEnd"/>
-            <w:r>
-              <w:rPr>
-                <w:kern w:val="0"/>
-                <w:sz w:val="24"/>
-                <w:lang w:eastAsia="es-CO"/>
-              </w:rPr>
-              <w:t xml:space="preserve"> Medina Bonilla</w:t>
+              <w:t>Osana Medina Bonilla</w:t>
             </w:r>
           </w:p>
         </w:tc>
@@ -16966,36 +17058,8 @@
                 <w:sz w:val="24"/>
                 <w:lang w:eastAsia="es-CO"/>
               </w:rPr>
-              <w:t xml:space="preserve">Laura </w:t>
+              <w:t>Laura Briguitte Perea Possos</w:t>
             </w:r>
-            <w:proofErr w:type="spellStart"/>
-            <w:r>
-              <w:rPr>
-                <w:kern w:val="0"/>
-                <w:sz w:val="24"/>
-                <w:lang w:eastAsia="es-CO"/>
-              </w:rPr>
-              <w:t>Briguitte</w:t>
-            </w:r>
-            <w:proofErr w:type="spellEnd"/>
-            <w:r>
-              <w:rPr>
-                <w:kern w:val="0"/>
-                <w:sz w:val="24"/>
-                <w:lang w:eastAsia="es-CO"/>
-              </w:rPr>
-              <w:t xml:space="preserve"> Perea </w:t>
-            </w:r>
-            <w:proofErr w:type="spellStart"/>
-            <w:r>
-              <w:rPr>
-                <w:kern w:val="0"/>
-                <w:sz w:val="24"/>
-                <w:lang w:eastAsia="es-CO"/>
-              </w:rPr>
-              <w:t>Possos</w:t>
-            </w:r>
-            <w:proofErr w:type="spellEnd"/>
           </w:p>
         </w:tc>
         <w:tc>
@@ -17018,7 +17082,31 @@
                 <w:sz w:val="24"/>
                 <w:lang w:eastAsia="es-CO"/>
               </w:rPr>
-              <w:t>Experto temático</w:t>
+              <w:t>Expert</w:t>
+            </w:r>
+            <w:r>
+              <w:rPr>
+                <w:kern w:val="0"/>
+                <w:sz w:val="24"/>
+                <w:lang w:eastAsia="es-CO"/>
+              </w:rPr>
+              <w:t>a</w:t>
+            </w:r>
+            <w:r>
+              <w:rPr>
+                <w:kern w:val="0"/>
+                <w:sz w:val="24"/>
+                <w:lang w:eastAsia="es-CO"/>
+              </w:rPr>
+              <w:t xml:space="preserve"> temátic</w:t>
+            </w:r>
+            <w:r>
+              <w:rPr>
+                <w:kern w:val="0"/>
+                <w:sz w:val="24"/>
+                <w:lang w:eastAsia="es-CO"/>
+              </w:rPr>
+              <w:t>a</w:t>
             </w:r>
           </w:p>
         </w:tc>
@@ -17071,25 +17159,7 @@
                 <w:sz w:val="24"/>
                 <w:lang w:eastAsia="es-CO"/>
               </w:rPr>
-              <w:t xml:space="preserve">Gloria Lida </w:t>
-            </w:r>
-            <w:proofErr w:type="spellStart"/>
-            <w:r>
-              <w:rPr>
-                <w:kern w:val="0"/>
-                <w:sz w:val="24"/>
-                <w:lang w:eastAsia="es-CO"/>
-              </w:rPr>
-              <w:t>Alzate</w:t>
-            </w:r>
-            <w:proofErr w:type="spellEnd"/>
-            <w:r>
-              <w:rPr>
-                <w:kern w:val="0"/>
-                <w:sz w:val="24"/>
-                <w:lang w:eastAsia="es-CO"/>
-              </w:rPr>
-              <w:t xml:space="preserve"> Suárez</w:t>
+              <w:t>Gloria Lida Alzate Suárez</w:t>
             </w:r>
           </w:p>
         </w:tc>
@@ -17246,25 +17316,7 @@
                 <w:lang w:eastAsia="es-CO"/>
               </w:rPr>
               <w:lastRenderedPageBreak/>
-              <w:t xml:space="preserve">Manuel Felipe </w:t>
-            </w:r>
-            <w:proofErr w:type="spellStart"/>
-            <w:r>
-              <w:rPr>
-                <w:kern w:val="0"/>
-                <w:sz w:val="24"/>
-                <w:lang w:eastAsia="es-CO"/>
-              </w:rPr>
-              <w:t>Echavarria</w:t>
-            </w:r>
-            <w:proofErr w:type="spellEnd"/>
-            <w:r>
-              <w:rPr>
-                <w:kern w:val="0"/>
-                <w:sz w:val="24"/>
-                <w:lang w:eastAsia="es-CO"/>
-              </w:rPr>
-              <w:t xml:space="preserve"> Orozco</w:t>
+              <w:t>Manuel Felipe Echavarria Orozco</w:t>
             </w:r>
           </w:p>
         </w:tc>
@@ -17351,18 +17403,8 @@
                 <w:sz w:val="24"/>
                 <w:lang w:eastAsia="es-CO"/>
               </w:rPr>
-              <w:t xml:space="preserve">Ernesto Navarro </w:t>
+              <w:t>Ernesto Navarro Jaimes</w:t>
             </w:r>
-            <w:proofErr w:type="spellStart"/>
-            <w:r>
-              <w:rPr>
-                <w:kern w:val="0"/>
-                <w:sz w:val="24"/>
-                <w:lang w:eastAsia="es-CO"/>
-              </w:rPr>
-              <w:t>Jaimes</w:t>
-            </w:r>
-            <w:proofErr w:type="spellEnd"/>
           </w:p>
         </w:tc>
         <w:tc>
@@ -17569,7 +17611,7 @@
           </w:p>
         </w:tc>
       </w:tr>
-      <w:bookmarkEnd w:id="58"/>
+      <w:bookmarkEnd w:id="72"/>
     </w:tbl>
     <w:p>
       <w:pPr>
@@ -29121,17 +29163,19 @@
   <w:abstractNum w:abstractNumId="101" w15:restartNumberingAfterBreak="0">
     <w:nsid w:val="72B26E34"/>
     <w:multiLevelType w:val="hybridMultilevel"/>
-    <w:tmpl w:val="3930760E"/>
-    <w:lvl w:ilvl="0" w:tplc="240A0001">
-      <w:start w:val="1"/>
-      <w:numFmt w:val="bullet"/>
-      <w:lvlText w:val=""/>
+    <w:tmpl w:val="366E9A74"/>
+    <w:lvl w:ilvl="0" w:tplc="240A000F">
+      <w:start w:val="1"/>
+      <w:numFmt w:val="decimal"/>
+      <w:lvlText w:val="%1."/>
       <w:lvlJc w:val="left"/>
       <w:pPr>
         <w:ind w:left="1429" w:hanging="360"/>
       </w:pPr>
       <w:rPr>
-        <w:rFonts w:ascii="Symbol" w:hAnsi="Symbol" w:hint="default"/>
+        <w:rFonts w:hint="default"/>
+        <w:b/>
+        <w:bCs/>
       </w:rPr>
     </w:lvl>
     <w:lvl w:ilvl="1" w:tplc="240A0003" w:tentative="1">
@@ -33527,13 +33571,13 @@
 </file>
 
 <file path=customXml/itemProps2.xml><?xml version="1.0" encoding="utf-8"?>
-<ds:datastoreItem xmlns:ds="http://schemas.openxmlformats.org/officeDocument/2006/customXml" ds:itemID="{8056F23B-4D67-4B98-B946-64FAE4C17D39}"/>
+<ds:datastoreItem xmlns:ds="http://schemas.openxmlformats.org/officeDocument/2006/customXml" ds:itemID="{8760B5F6-A207-41A5-9B0C-9E10FE9B6B67}"/>
 </file>
 
 <file path=customXml/itemProps3.xml><?xml version="1.0" encoding="utf-8"?>
-<ds:datastoreItem xmlns:ds="http://schemas.openxmlformats.org/officeDocument/2006/customXml" ds:itemID="{A418604F-5505-4AAA-8E93-4450D8F42AC7}"/>
+<ds:datastoreItem xmlns:ds="http://schemas.openxmlformats.org/officeDocument/2006/customXml" ds:itemID="{1980EE77-B5D3-4E0D-9004-DDC0153DF5B5}"/>
 </file>
 
 <file path=customXml/itemProps4.xml><?xml version="1.0" encoding="utf-8"?>
-<ds:datastoreItem xmlns:ds="http://schemas.openxmlformats.org/officeDocument/2006/customXml" ds:itemID="{3116F6C1-53AD-40B3-9296-069E4AA58D03}"/>
+<ds:datastoreItem xmlns:ds="http://schemas.openxmlformats.org/officeDocument/2006/customXml" ds:itemID="{B30624D2-841A-4602-95D0-51A4314740D9}"/>
 </file>
--- a/fuentes/CF_02_33130158_DU.docx
+++ b/fuentes/CF_02_33130158_DU.docx
@@ -1,6 +1,6 @@
 
 <file path=word/document.xml><?xml version="1.0" encoding="utf-8"?>
-<w:document xmlns:wpc="http://schemas.microsoft.com/office/word/2010/wordprocessingCanvas" xmlns:cx="http://schemas.microsoft.com/office/drawing/2014/chartex" xmlns:cx1="http://schemas.microsoft.com/office/drawing/2015/9/8/chartex" xmlns:cx2="http://schemas.microsoft.com/office/drawing/2015/10/21/chartex" xmlns:cx3="http://schemas.microsoft.com/office/drawing/2016/5/9/chartex" xmlns:cx4="http://schemas.microsoft.com/office/drawing/2016/5/10/chartex" xmlns:cx5="http://schemas.microsoft.com/office/drawing/2016/5/11/chartex" xmlns:cx6="http://schemas.microsoft.com/office/drawing/2016/5/12/chartex" xmlns:cx7="http://schemas.microsoft.com/office/drawing/2016/5/13/chartex" xmlns:cx8="http://schemas.microsoft.com/office/drawing/2016/5/14/chartex" xmlns:mc="http://schemas.openxmlformats.org/markup-compatibility/2006" xmlns:aink="http://schemas.microsoft.com/office/drawing/2016/ink" xmlns:am3d="http://schemas.microsoft.com/office/drawing/2017/model3d" xmlns:o="urn:schemas-microsoft-com:office:office" xmlns:r="http://schemas.openxmlformats.org/officeDocument/2006/relationships" xmlns:m="http://schemas.openxmlformats.org/officeDocument/2006/math" xmlns:v="urn:schemas-microsoft-com:vml" xmlns:wp14="http://schemas.microsoft.com/office/word/2010/wordprocessingDrawing" xmlns:wp="http://schemas.openxmlformats.org/drawingml/2006/wordprocessingDrawing" xmlns:w10="urn:schemas-microsoft-com:office:word" xmlns:w="http://schemas.openxmlformats.org/wordprocessingml/2006/main" xmlns:w14="http://schemas.microsoft.com/office/word/2010/wordml" xmlns:w15="http://schemas.microsoft.com/office/word/2012/wordml" xmlns:w16cex="http://schemas.microsoft.com/office/word/2018/wordml/cex" xmlns:w16cid="http://schemas.microsoft.com/office/word/2016/wordml/cid" xmlns:w16="http://schemas.microsoft.com/office/word/2018/wordml" xmlns:w16se="http://schemas.microsoft.com/office/word/2015/wordml/symex" xmlns:wpg="http://schemas.microsoft.com/office/word/2010/wordprocessingGroup" xmlns:wpi="http://schemas.microsoft.com/office/word/2010/wordprocessingInk" xmlns:wne="http://schemas.microsoft.com/office/word/2006/wordml" xmlns:wps="http://schemas.microsoft.com/office/word/2010/wordprocessingShape" mc:Ignorable="w14 w15 w16se w16cid w16 w16cex wp14">
+<w:document xmlns:wpc="http://schemas.microsoft.com/office/word/2010/wordprocessingCanvas" xmlns:cx="http://schemas.microsoft.com/office/drawing/2014/chartex" xmlns:cx1="http://schemas.microsoft.com/office/drawing/2015/9/8/chartex" xmlns:cx2="http://schemas.microsoft.com/office/drawing/2015/10/21/chartex" xmlns:cx3="http://schemas.microsoft.com/office/drawing/2016/5/9/chartex" xmlns:cx4="http://schemas.microsoft.com/office/drawing/2016/5/10/chartex" xmlns:cx5="http://schemas.microsoft.com/office/drawing/2016/5/11/chartex" xmlns:cx6="http://schemas.microsoft.com/office/drawing/2016/5/12/chartex" xmlns:cx7="http://schemas.microsoft.com/office/drawing/2016/5/13/chartex" xmlns:cx8="http://schemas.microsoft.com/office/drawing/2016/5/14/chartex" xmlns:mc="http://schemas.openxmlformats.org/markup-compatibility/2006" xmlns:aink="http://schemas.microsoft.com/office/drawing/2016/ink" xmlns:am3d="http://schemas.microsoft.com/office/drawing/2017/model3d" xmlns:o="urn:schemas-microsoft-com:office:office" xmlns:r="http://schemas.openxmlformats.org/officeDocument/2006/relationships" xmlns:m="http://schemas.openxmlformats.org/officeDocument/2006/math" xmlns:v="urn:schemas-microsoft-com:vml" xmlns:wp14="http://schemas.microsoft.com/office/word/2010/wordprocessingDrawing" xmlns:wp="http://schemas.openxmlformats.org/drawingml/2006/wordprocessingDrawing" xmlns:w10="urn:schemas-microsoft-com:office:word" xmlns:w="http://schemas.openxmlformats.org/wordprocessingml/2006/main" xmlns:w14="http://schemas.microsoft.com/office/word/2010/wordml" xmlns:w15="http://schemas.microsoft.com/office/word/2012/wordml" xmlns:w16cid="http://schemas.microsoft.com/office/word/2016/wordml/cid" xmlns:w16se="http://schemas.microsoft.com/office/word/2015/wordml/symex" xmlns:wpg="http://schemas.microsoft.com/office/word/2010/wordprocessingGroup" xmlns:wpi="http://schemas.microsoft.com/office/word/2010/wordprocessingInk" xmlns:wne="http://schemas.microsoft.com/office/word/2006/wordml" xmlns:wps="http://schemas.microsoft.com/office/word/2010/wordprocessingShape" mc:Ignorable="w14 w15 w16se w16cid wp14">
   <w:body>
     <w:p>
       <w:r>
@@ -40,7 +40,7 @@
                     </pic:cNvPicPr>
                   </pic:nvPicPr>
                   <pic:blipFill>
-                    <a:blip r:embed="rId8">
+                    <a:blip r:embed="rId11">
                       <a:extLst>
                         <a:ext uri="{28A0092B-C50C-407E-A947-70E740481C1C}">
                           <a14:useLocalDpi xmlns:a14="http://schemas.microsoft.com/office/drawing/2010/main" val="0"/>
@@ -213,7 +213,7 @@
               </wp:anchor>
             </w:drawing>
           </mc:Choice>
-          <mc:Fallback xmlns:w16sdtdh="http://schemas.microsoft.com/office/word/2020/wordml/sdtdatahash">
+          <mc:Fallback xmlns:w16cex="http://schemas.microsoft.com/office/word/2018/wordml/cex" xmlns:w16="http://schemas.microsoft.com/office/word/2018/wordml" xmlns:w16sdtdh="http://schemas.microsoft.com/office/word/2020/wordml/sdtdatahash">
             <w:pict>
               <v:rect w14:anchorId="5C6229C9" id="Rectángulo 4" o:spid="_x0000_s1026" style="position:absolute;margin-left:-55.7pt;margin-top:29pt;width:613.85pt;height:204pt;z-index:-251659776;visibility:visible;mso-wrap-style:square;mso-width-percent:0;mso-height-percent:0;mso-wrap-distance-left:9pt;mso-wrap-distance-top:0;mso-wrap-distance-right:9pt;mso-wrap-distance-bottom:0;mso-position-horizontal:absolute;mso-position-horizontal-relative:text;mso-position-vertical:absolute;mso-position-vertical-relative:text;mso-width-percent:0;mso-height-percent:0;mso-width-relative:page;mso-height-relative:margin;v-text-anchor:middle" o:gfxdata="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" fillcolor="#00314d" stroked="f" strokeweight="1pt"/>
             </w:pict>
@@ -318,7 +318,7 @@
                 <v:stroke joinstyle="miter"/>
                 <v:path gradientshapeok="t" o:connecttype="rect"/>
               </v:shapetype>
-              <v:shape id="Cuadro de texto 2" o:spid="_x0000_s1026" type="#_x0000_t202" alt="&quot;&quot;" style="position:absolute;left:0;text-align:left;margin-left:-20.7pt;margin-top:22pt;width:488.95pt;height:146.25pt;z-index:251657728;visibility:visible;mso-wrap-style:square;mso-width-percent:0;mso-height-percent:0;mso-wrap-distance-left:9pt;mso-wrap-distance-top:3.6pt;mso-wrap-distance-right:9pt;mso-wrap-distance-bottom:3.6pt;mso-position-horizontal:absolute;mso-position-horizontal-relative:text;mso-position-vertical:absolute;mso-position-vertical-relative:text;mso-width-percent:0;mso-height-percent:0;mso-width-relative:margin;mso-height-relative:margin;v-text-anchor:top" o:gfxdata="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" filled="f" stroked="f">
+              <v:shape id="Cuadro de texto 2" o:spid="_x0000_s1026" type="#_x0000_t202" style="position:absolute;left:0;text-align:left;margin-left:-20.7pt;margin-top:22pt;width:488.95pt;height:146.25pt;z-index:251657728;visibility:visible;mso-wrap-style:square;mso-width-percent:0;mso-height-percent:0;mso-wrap-distance-left:9pt;mso-wrap-distance-top:3.6pt;mso-wrap-distance-right:9pt;mso-wrap-distance-bottom:3.6pt;mso-position-horizontal:absolute;mso-position-horizontal-relative:text;mso-position-vertical:absolute;mso-position-vertical-relative:text;mso-width-percent:0;mso-height-percent:0;mso-width-relative:margin;mso-height-relative:margin;v-text-anchor:top" o:gfxdata="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" filled="f" stroked="f">
                 <v:textbox>
                   <w:txbxContent>
                     <w:p>
@@ -1118,7 +1118,7 @@
             <w:noProof/>
             <w:webHidden/>
           </w:rPr>
-          <w:t>12</w:t>
+          <w:t>13</w:t>
         </w:r>
         <w:r>
           <w:rPr>
@@ -1388,7 +1388,7 @@
             <w:noProof/>
             <w:webHidden/>
           </w:rPr>
-          <w:t>21</w:t>
+          <w:t>22</w:t>
         </w:r>
         <w:r>
           <w:rPr>
@@ -1478,7 +1478,7 @@
             <w:noProof/>
             <w:webHidden/>
           </w:rPr>
-          <w:t>28</w:t>
+          <w:t>29</w:t>
         </w:r>
         <w:r>
           <w:rPr>
@@ -1568,7 +1568,7 @@
             <w:noProof/>
             <w:webHidden/>
           </w:rPr>
-          <w:t>32</w:t>
+          <w:t>33</w:t>
         </w:r>
         <w:r>
           <w:rPr>
@@ -1658,7 +1658,7 @@
             <w:noProof/>
             <w:webHidden/>
           </w:rPr>
-          <w:t>35</w:t>
+          <w:t>36</w:t>
         </w:r>
         <w:r>
           <w:rPr>
@@ -1748,7 +1748,7 @@
             <w:noProof/>
             <w:webHidden/>
           </w:rPr>
-          <w:t>39</w:t>
+          <w:t>40</w:t>
         </w:r>
         <w:r>
           <w:rPr>
@@ -1838,7 +1838,7 @@
             <w:noProof/>
             <w:webHidden/>
           </w:rPr>
-          <w:t>43</w:t>
+          <w:t>44</w:t>
         </w:r>
         <w:r>
           <w:rPr>
@@ -1928,7 +1928,7 @@
             <w:noProof/>
             <w:webHidden/>
           </w:rPr>
-          <w:t>47</w:t>
+          <w:t>48</w:t>
         </w:r>
         <w:r>
           <w:rPr>
@@ -2018,7 +2018,7 @@
             <w:noProof/>
             <w:webHidden/>
           </w:rPr>
-          <w:t>53</w:t>
+          <w:t>54</w:t>
         </w:r>
         <w:r>
           <w:rPr>
@@ -2108,7 +2108,7 @@
             <w:noProof/>
             <w:webHidden/>
           </w:rPr>
-          <w:t>55</w:t>
+          <w:t>56</w:t>
         </w:r>
         <w:r>
           <w:rPr>
@@ -2198,7 +2198,7 @@
             <w:noProof/>
             <w:webHidden/>
           </w:rPr>
-          <w:t>55</w:t>
+          <w:t>56</w:t>
         </w:r>
         <w:r>
           <w:rPr>
@@ -2288,7 +2288,7 @@
             <w:noProof/>
             <w:webHidden/>
           </w:rPr>
-          <w:t>59</w:t>
+          <w:t>60</w:t>
         </w:r>
         <w:r>
           <w:rPr>
@@ -2378,7 +2378,7 @@
             <w:noProof/>
             <w:webHidden/>
           </w:rPr>
-          <w:t>61</w:t>
+          <w:t>62</w:t>
         </w:r>
         <w:r>
           <w:rPr>
@@ -2468,7 +2468,7 @@
             <w:noProof/>
             <w:webHidden/>
           </w:rPr>
-          <w:t>62</w:t>
+          <w:t>63</w:t>
         </w:r>
         <w:r>
           <w:rPr>
@@ -2558,7 +2558,7 @@
             <w:noProof/>
             <w:webHidden/>
           </w:rPr>
-          <w:t>63</w:t>
+          <w:t>64</w:t>
         </w:r>
         <w:r>
           <w:rPr>
@@ -2630,7 +2630,7 @@
             <w:noProof/>
             <w:webHidden/>
           </w:rPr>
-          <w:t>66</w:t>
+          <w:t>67</w:t>
         </w:r>
         <w:r>
           <w:rPr>
@@ -2702,7 +2702,7 @@
             <w:noProof/>
             <w:webHidden/>
           </w:rPr>
-          <w:t>67</w:t>
+          <w:t>68</w:t>
         </w:r>
         <w:r>
           <w:rPr>
@@ -2775,7 +2775,7 @@
             <w:noProof/>
             <w:webHidden/>
           </w:rPr>
-          <w:t>69</w:t>
+          <w:t>70</w:t>
         </w:r>
         <w:r>
           <w:rPr>
@@ -2847,7 +2847,7 @@
             <w:noProof/>
             <w:webHidden/>
           </w:rPr>
-          <w:t>70</w:t>
+          <w:t>71</w:t>
         </w:r>
         <w:r>
           <w:rPr>
@@ -2967,7 +2967,7 @@
                     </pic:cNvPicPr>
                   </pic:nvPicPr>
                   <pic:blipFill>
-                    <a:blip r:embed="rId9" cstate="print">
+                    <a:blip r:embed="rId12" cstate="print">
                       <a:extLst>
                         <a:ext uri="{28A0092B-C50C-407E-A947-70E740481C1C}">
                           <a14:useLocalDpi xmlns:a14="http://schemas.microsoft.com/office/drawing/2010/main" val="0"/>
@@ -3680,7 +3680,21 @@
         <w:rPr>
           <w:lang w:eastAsia="es-CO"/>
         </w:rPr>
-        <w:t>Riesgo de auto o heteroagresión.</w:t>
+        <w:t xml:space="preserve">Riesgo de auto o </w:t>
+      </w:r>
+      <w:proofErr w:type="spellStart"/>
+      <w:r>
+        <w:rPr>
+          <w:lang w:eastAsia="es-CO"/>
+        </w:rPr>
+        <w:t>heteroagresión</w:t>
+      </w:r>
+      <w:proofErr w:type="spellEnd"/>
+      <w:r>
+        <w:rPr>
+          <w:lang w:eastAsia="es-CO"/>
+        </w:rPr>
+        <w:t>.</w:t>
       </w:r>
     </w:p>
     <w:p>
@@ -4672,35 +4686,56 @@
         <w:rPr>
           <w:lang w:eastAsia="es-CO"/>
         </w:rPr>
-        <w:t xml:space="preserve">Para profundizar en la normativa vigente sobre profilaxis y atención integral, consulte el documento </w:t>
-      </w:r>
-      <w:r>
-        <w:rPr>
-          <w:b/>
-          <w:bCs/>
-          <w:lang w:eastAsia="es-CO"/>
-        </w:rPr>
-        <w:t>Resolucion_459_2012</w:t>
-      </w:r>
-      <w:r>
-        <w:rPr>
-          <w:b/>
-          <w:bCs/>
-          <w:lang w:eastAsia="es-CO"/>
-        </w:rPr>
-        <w:t xml:space="preserve"> </w:t>
-      </w:r>
-      <w:r>
-        <w:rPr>
-          <w:lang w:eastAsia="es-CO"/>
-        </w:rPr>
-        <w:t xml:space="preserve">— Modelo y Protocolo de Atención Integral en Salud para Víctimas de Violencia Sexual, </w:t>
-      </w:r>
-      <w:r>
-        <w:rPr>
-          <w:lang w:eastAsia="es-CO"/>
-        </w:rPr>
-        <w:t xml:space="preserve">disponible en la carpeta Anexos. </w:t>
+        <w:t>Para profundizar en la normativa vigente sobre profilaxis y atención integral, consulte y descargue el Modelo y Protocolo de Atención Integral en Salud para Víctimas de Violencia Sexual. Este documento orienta la práctica profesional y garantiza una actuación conforme a la ley.</w:t>
+      </w:r>
+    </w:p>
+    <w:p>
+      <w:pPr>
+        <w:rPr>
+          <w:lang w:eastAsia="es-CO"/>
+        </w:rPr>
+      </w:pPr>
+      <w:r>
+        <w:rPr>
+          <w:lang w:eastAsia="es-CO"/>
+        </w:rPr>
+        <w:t>Descargue y revise el Modelo y Protocolo de Atención Integral en Salud para Víctimas de Violencia Sexual (Resolución 459 de 2012)</w:t>
+      </w:r>
+      <w:r>
+        <w:rPr>
+          <w:lang w:eastAsia="es-CO"/>
+        </w:rPr>
+        <w:t>, en el siguiente enlace:</w:t>
+      </w:r>
+      <w:bookmarkStart w:id="8" w:name="_GoBack"/>
+      <w:bookmarkEnd w:id="8"/>
+    </w:p>
+    <w:p>
+      <w:pPr>
+        <w:rPr>
+          <w:lang w:eastAsia="es-CO"/>
+        </w:rPr>
+      </w:pPr>
+      <w:hyperlink r:id="rId13" w:history="1">
+        <w:r>
+          <w:rPr>
+            <w:rStyle w:val="Hipervnculo"/>
+            <w:lang w:eastAsia="es-CO"/>
+          </w:rPr>
+          <w:t>https://www.suin-juriscol.gov.co/derechos/Resolucion_459_2012.pdf?utm_source</w:t>
+        </w:r>
+      </w:hyperlink>
+      <w:r>
+        <w:rPr>
+          <w:lang w:eastAsia="es-CO"/>
+        </w:rPr>
+        <w:t>=</w:t>
+      </w:r>
+      <w:r>
+        <w:rPr>
+          <w:lang w:eastAsia="es-CO"/>
+        </w:rPr>
+        <w:t xml:space="preserve">   </w:t>
       </w:r>
     </w:p>
     <w:p>
@@ -4731,50 +4766,96 @@
       <w:pPr>
         <w:pStyle w:val="Ttulo2"/>
       </w:pPr>
-      <w:bookmarkStart w:id="8" w:name="_Toc225332486"/>
-      <w:r>
-        <w:t>Profilaxis posexposición</w:t>
-      </w:r>
-      <w:bookmarkEnd w:id="8"/>
-    </w:p>
-    <w:p>
-      <w:pPr>
-        <w:rPr>
-          <w:lang w:eastAsia="es-CO"/>
-        </w:rPr>
-      </w:pPr>
-      <w:r>
-        <w:rPr>
-          <w:lang w:eastAsia="es-CO"/>
-        </w:rPr>
-        <w:t>Las medidas de profilaxis posexposición forman parte obligatoria de la atención en salud y deben adoptarse de manera oportuna, según la valoración del riesgo y los lineamientos técnicos vigentes. Su finalidad es prevenir consecuencias biológicas derivadas de la agresión, tales como infecciones de transmisión sexual, infección por VIH y embarazo no deseado.</w:t>
-      </w:r>
-    </w:p>
-    <w:p>
-      <w:pPr>
-        <w:rPr>
-          <w:lang w:eastAsia="es-CO"/>
-        </w:rPr>
-      </w:pPr>
-      <w:r>
-        <w:rPr>
-          <w:lang w:eastAsia="es-CO"/>
-        </w:rPr>
-        <w:lastRenderedPageBreak/>
-        <w:t>La profilaxis posexposición constituye una medida obligatoria en la atención integral a víctimas de violencia sexual y debe iniciarse idealmente dentro de las primeras 72 horas posteriores al evento, conforme a los lineamientos técnicos vigentes (Ministerio de Salud y Protección Social, 2012).</w:t>
-      </w:r>
-    </w:p>
-    <w:p>
-      <w:pPr>
-        <w:rPr>
-          <w:lang w:eastAsia="es-CO"/>
-        </w:rPr>
-      </w:pPr>
-      <w:r>
-        <w:rPr>
-          <w:lang w:eastAsia="es-CO"/>
-        </w:rPr>
-        <w:t>En el marco de la atención integral a víctimas de violencia sexual, la profilaxis constituye una medida prioritaria para prevenir infecciones y reducir riesgos en salud. Estas intervenciones deben ofrecerse de manera oportuna, conforme a la valoración clínica y a los lineamientos vigentes. A continuación, se presentan los principales tipos de profilaxis que orientan la atención inicial: para infecciones de transmisión sexual, para hepatitis B y la profilaxis posexposición para VIH.</w:t>
+      <w:bookmarkStart w:id="9" w:name="_Toc225332486"/>
+      <w:r>
+        <w:t xml:space="preserve">Profilaxis </w:t>
+      </w:r>
+      <w:proofErr w:type="spellStart"/>
+      <w:r>
+        <w:t>posexposición</w:t>
+      </w:r>
+      <w:bookmarkEnd w:id="9"/>
+      <w:proofErr w:type="spellEnd"/>
+    </w:p>
+    <w:p>
+      <w:pPr>
+        <w:rPr>
+          <w:lang w:eastAsia="es-CO"/>
+        </w:rPr>
+      </w:pPr>
+      <w:r>
+        <w:rPr>
+          <w:lang w:eastAsia="es-CO"/>
+        </w:rPr>
+        <w:t xml:space="preserve">Las medidas de profilaxis </w:t>
+      </w:r>
+      <w:proofErr w:type="spellStart"/>
+      <w:r>
+        <w:rPr>
+          <w:lang w:eastAsia="es-CO"/>
+        </w:rPr>
+        <w:t>posexposición</w:t>
+      </w:r>
+      <w:proofErr w:type="spellEnd"/>
+      <w:r>
+        <w:rPr>
+          <w:lang w:eastAsia="es-CO"/>
+        </w:rPr>
+        <w:t xml:space="preserve"> forman parte obligatoria de la atención en salud y deben adoptarse de manera oportuna, según la valoración del riesgo y los lineamientos técnicos vigentes. Su finalidad es prevenir consecuencias biológicas derivadas de la agresión, tales como infecciones de transmisión sexual, infección por VIH y embarazo no deseado.</w:t>
+      </w:r>
+    </w:p>
+    <w:p>
+      <w:pPr>
+        <w:rPr>
+          <w:lang w:eastAsia="es-CO"/>
+        </w:rPr>
+      </w:pPr>
+      <w:r>
+        <w:rPr>
+          <w:lang w:eastAsia="es-CO"/>
+        </w:rPr>
+        <w:t xml:space="preserve">La profilaxis </w:t>
+      </w:r>
+      <w:proofErr w:type="spellStart"/>
+      <w:r>
+        <w:rPr>
+          <w:lang w:eastAsia="es-CO"/>
+        </w:rPr>
+        <w:t>posexposición</w:t>
+      </w:r>
+      <w:proofErr w:type="spellEnd"/>
+      <w:r>
+        <w:rPr>
+          <w:lang w:eastAsia="es-CO"/>
+        </w:rPr>
+        <w:t xml:space="preserve"> constituye una medida obligatoria en la atención integral a víctimas de violencia sexual y debe iniciarse idealmente dentro de las primeras 72 horas posteriores al evento, conforme a los lineamientos técnicos vigentes (Ministerio de Salud y Protección Social, 2012).</w:t>
+      </w:r>
+    </w:p>
+    <w:p>
+      <w:pPr>
+        <w:rPr>
+          <w:lang w:eastAsia="es-CO"/>
+        </w:rPr>
+      </w:pPr>
+      <w:r>
+        <w:rPr>
+          <w:lang w:eastAsia="es-CO"/>
+        </w:rPr>
+        <w:t xml:space="preserve">En el marco de la atención integral a víctimas de violencia sexual, la profilaxis constituye una medida prioritaria para prevenir infecciones y reducir riesgos en salud. Estas intervenciones deben ofrecerse de manera oportuna, conforme a la valoración clínica y a los lineamientos vigentes. A continuación, se presentan los principales tipos de profilaxis que orientan la atención inicial: para infecciones de transmisión sexual, para hepatitis B y la profilaxis </w:t>
+      </w:r>
+      <w:proofErr w:type="spellStart"/>
+      <w:r>
+        <w:rPr>
+          <w:lang w:eastAsia="es-CO"/>
+        </w:rPr>
+        <w:t>posexposición</w:t>
+      </w:r>
+      <w:proofErr w:type="spellEnd"/>
+      <w:r>
+        <w:rPr>
+          <w:lang w:eastAsia="es-CO"/>
+        </w:rPr>
+        <w:t xml:space="preserve"> para VIH.</w:t>
       </w:r>
     </w:p>
     <w:p>
@@ -4880,6 +4961,7 @@
         <w:rPr>
           <w:lang w:eastAsia="es-CO"/>
         </w:rPr>
+        <w:lastRenderedPageBreak/>
         <w:t>Presencia de lesiones genitales.</w:t>
       </w:r>
     </w:p>
@@ -4960,7 +5042,6 @@
         <w:rPr>
           <w:lang w:eastAsia="es-CO"/>
         </w:rPr>
-        <w:lastRenderedPageBreak/>
         <w:t>Medicamentos indicados.</w:t>
       </w:r>
     </w:p>
@@ -5218,6 +5299,7 @@
           <w:bCs/>
           <w:lang w:eastAsia="es-CO"/>
         </w:rPr>
+        <w:lastRenderedPageBreak/>
         <w:t>Definir conducta:</w:t>
       </w:r>
     </w:p>
@@ -5307,7 +5389,6 @@
         <w:rPr>
           <w:lang w:eastAsia="es-CO"/>
         </w:rPr>
-        <w:lastRenderedPageBreak/>
         <w:t>Esquema y tiempos.</w:t>
       </w:r>
     </w:p>
@@ -5357,109 +5438,38 @@
           <w:bCs/>
           <w:lang w:eastAsia="es-CO"/>
         </w:rPr>
-        <w:t>Profilaxis posexposición para VIH (PEP)</w:t>
-      </w:r>
-    </w:p>
-    <w:p>
-      <w:pPr>
-        <w:rPr>
-          <w:lang w:eastAsia="es-CO"/>
-        </w:rPr>
-      </w:pPr>
-      <w:r>
-        <w:rPr>
-          <w:lang w:eastAsia="es-CO"/>
-        </w:rPr>
-        <w:t>Es una intervención prioritaria ante riesgo de transmisión y debe iniciarse oportunamente según la valoración clínica. Para su indicación, se debe evaluar el riesgo considerando:</w:t>
-      </w:r>
-    </w:p>
-    <w:p>
-      <w:pPr>
+        <w:t xml:space="preserve">Profilaxis </w:t>
+      </w:r>
+      <w:proofErr w:type="spellStart"/>
+      <w:r>
         <w:rPr>
           <w:b/>
           <w:bCs/>
           <w:lang w:eastAsia="es-CO"/>
         </w:rPr>
-      </w:pPr>
+        <w:t>posexposición</w:t>
+      </w:r>
+      <w:proofErr w:type="spellEnd"/>
       <w:r>
         <w:rPr>
           <w:b/>
           <w:bCs/>
           <w:lang w:eastAsia="es-CO"/>
         </w:rPr>
-        <w:t>Valorar el riesgo según:</w:t>
-      </w:r>
-    </w:p>
-    <w:p>
-      <w:pPr>
-        <w:pStyle w:val="Prrafodelista"/>
-        <w:numPr>
-          <w:ilvl w:val="0"/>
-          <w:numId w:val="34"/>
-        </w:numPr>
-        <w:rPr>
-          <w:lang w:eastAsia="es-CO"/>
-        </w:rPr>
-      </w:pPr>
-      <w:r>
-        <w:rPr>
-          <w:lang w:eastAsia="es-CO"/>
-        </w:rPr>
-        <w:t>Tipo de acto sexual.</w:t>
-      </w:r>
-    </w:p>
-    <w:p>
-      <w:pPr>
-        <w:pStyle w:val="Prrafodelista"/>
-        <w:numPr>
-          <w:ilvl w:val="0"/>
-          <w:numId w:val="34"/>
-        </w:numPr>
-        <w:rPr>
-          <w:lang w:eastAsia="es-CO"/>
-        </w:rPr>
-      </w:pPr>
-      <w:r>
-        <w:rPr>
-          <w:lang w:eastAsia="es-CO"/>
-        </w:rPr>
-        <w:t>Presencia de lesiones.</w:t>
-      </w:r>
-    </w:p>
-    <w:p>
-      <w:pPr>
-        <w:pStyle w:val="Prrafodelista"/>
-        <w:numPr>
-          <w:ilvl w:val="0"/>
-          <w:numId w:val="34"/>
-        </w:numPr>
-        <w:rPr>
-          <w:lang w:eastAsia="es-CO"/>
-        </w:rPr>
-      </w:pPr>
-      <w:r>
-        <w:rPr>
-          <w:lang w:eastAsia="es-CO"/>
-        </w:rPr>
-        <w:t>Estado serológico del agresor, si se conoce.</w:t>
-      </w:r>
-    </w:p>
-    <w:p>
-      <w:pPr>
-        <w:pStyle w:val="Prrafodelista"/>
-        <w:numPr>
-          <w:ilvl w:val="0"/>
-          <w:numId w:val="34"/>
-        </w:numPr>
-        <w:rPr>
-          <w:lang w:eastAsia="es-CO"/>
-        </w:rPr>
-      </w:pPr>
-      <w:r>
-        <w:rPr>
-          <w:lang w:eastAsia="es-CO"/>
-        </w:rPr>
-        <w:t>Tiempo transcurrido.</w:t>
+        <w:t xml:space="preserve"> para VIH (PEP)</w:t>
+      </w:r>
+    </w:p>
+    <w:p>
+      <w:pPr>
+        <w:rPr>
+          <w:lang w:eastAsia="es-CO"/>
+        </w:rPr>
+      </w:pPr>
+      <w:r>
+        <w:rPr>
+          <w:lang w:eastAsia="es-CO"/>
+        </w:rPr>
+        <w:t>Es una intervención prioritaria ante riesgo de transmisión y debe iniciarse oportunamente según la valoración clínica. Para su indicación, se debe evaluar el riesgo considerando:</w:t>
       </w:r>
     </w:p>
     <w:p>
@@ -5476,43 +5486,79 @@
           <w:bCs/>
           <w:lang w:eastAsia="es-CO"/>
         </w:rPr>
-        <w:t>Tener en cuenta que:</w:t>
-      </w:r>
-    </w:p>
-    <w:p>
-      <w:pPr>
-        <w:pStyle w:val="Prrafodelista"/>
-        <w:numPr>
-          <w:ilvl w:val="0"/>
-          <w:numId w:val="35"/>
-        </w:numPr>
-        <w:rPr>
-          <w:lang w:eastAsia="es-CO"/>
-        </w:rPr>
-      </w:pPr>
-      <w:r>
-        <w:rPr>
-          <w:lang w:eastAsia="es-CO"/>
-        </w:rPr>
-        <w:t>Debe iniciarse idealmente dentro de las primeras 72 horas.</w:t>
-      </w:r>
-    </w:p>
-    <w:p>
-      <w:pPr>
-        <w:pStyle w:val="Prrafodelista"/>
-        <w:numPr>
-          <w:ilvl w:val="0"/>
-          <w:numId w:val="35"/>
-        </w:numPr>
-        <w:rPr>
-          <w:lang w:eastAsia="es-CO"/>
-        </w:rPr>
-      </w:pPr>
-      <w:r>
-        <w:rPr>
-          <w:lang w:eastAsia="es-CO"/>
-        </w:rPr>
-        <w:t>No debe retrasarse por trámites administrativos.</w:t>
+        <w:t>Valorar el riesgo según:</w:t>
+      </w:r>
+    </w:p>
+    <w:p>
+      <w:pPr>
+        <w:pStyle w:val="Prrafodelista"/>
+        <w:numPr>
+          <w:ilvl w:val="0"/>
+          <w:numId w:val="34"/>
+        </w:numPr>
+        <w:rPr>
+          <w:lang w:eastAsia="es-CO"/>
+        </w:rPr>
+      </w:pPr>
+      <w:r>
+        <w:rPr>
+          <w:lang w:eastAsia="es-CO"/>
+        </w:rPr>
+        <w:t>Tipo de acto sexual.</w:t>
+      </w:r>
+    </w:p>
+    <w:p>
+      <w:pPr>
+        <w:pStyle w:val="Prrafodelista"/>
+        <w:numPr>
+          <w:ilvl w:val="0"/>
+          <w:numId w:val="34"/>
+        </w:numPr>
+        <w:rPr>
+          <w:lang w:eastAsia="es-CO"/>
+        </w:rPr>
+      </w:pPr>
+      <w:r>
+        <w:rPr>
+          <w:lang w:eastAsia="es-CO"/>
+        </w:rPr>
+        <w:t>Presencia de lesiones.</w:t>
+      </w:r>
+    </w:p>
+    <w:p>
+      <w:pPr>
+        <w:pStyle w:val="Prrafodelista"/>
+        <w:numPr>
+          <w:ilvl w:val="0"/>
+          <w:numId w:val="34"/>
+        </w:numPr>
+        <w:rPr>
+          <w:lang w:eastAsia="es-CO"/>
+        </w:rPr>
+      </w:pPr>
+      <w:r>
+        <w:rPr>
+          <w:lang w:eastAsia="es-CO"/>
+        </w:rPr>
+        <w:t>Estado serológico del agresor, si se conoce.</w:t>
+      </w:r>
+    </w:p>
+    <w:p>
+      <w:pPr>
+        <w:pStyle w:val="Prrafodelista"/>
+        <w:numPr>
+          <w:ilvl w:val="0"/>
+          <w:numId w:val="34"/>
+        </w:numPr>
+        <w:rPr>
+          <w:lang w:eastAsia="es-CO"/>
+        </w:rPr>
+      </w:pPr>
+      <w:r>
+        <w:rPr>
+          <w:lang w:eastAsia="es-CO"/>
+        </w:rPr>
+        <w:t>Tiempo transcurrido.</w:t>
       </w:r>
     </w:p>
     <w:p>
@@ -5529,226 +5575,43 @@
           <w:bCs/>
           <w:lang w:eastAsia="es-CO"/>
         </w:rPr>
-        <w:t>Informar sobre:</w:t>
-      </w:r>
-    </w:p>
-    <w:p>
-      <w:pPr>
-        <w:pStyle w:val="Prrafodelista"/>
-        <w:numPr>
-          <w:ilvl w:val="0"/>
-          <w:numId w:val="36"/>
-        </w:numPr>
-        <w:rPr>
-          <w:lang w:eastAsia="es-CO"/>
-        </w:rPr>
-      </w:pPr>
-      <w:r>
-        <w:rPr>
-          <w:lang w:eastAsia="es-CO"/>
-        </w:rPr>
-        <w:t>El objetivo del tratamiento.</w:t>
-      </w:r>
-    </w:p>
-    <w:p>
-      <w:pPr>
-        <w:pStyle w:val="Prrafodelista"/>
-        <w:numPr>
-          <w:ilvl w:val="0"/>
-          <w:numId w:val="36"/>
-        </w:numPr>
-        <w:rPr>
-          <w:lang w:eastAsia="es-CO"/>
-        </w:rPr>
-      </w:pPr>
-      <w:r>
-        <w:rPr>
-          <w:lang w:eastAsia="es-CO"/>
-        </w:rPr>
-        <w:t>La duración estimada.</w:t>
-      </w:r>
-    </w:p>
-    <w:p>
-      <w:pPr>
-        <w:pStyle w:val="Prrafodelista"/>
-        <w:numPr>
-          <w:ilvl w:val="0"/>
-          <w:numId w:val="36"/>
-        </w:numPr>
-        <w:rPr>
-          <w:lang w:eastAsia="es-CO"/>
-        </w:rPr>
-      </w:pPr>
-      <w:r>
-        <w:rPr>
-          <w:lang w:eastAsia="es-CO"/>
-        </w:rPr>
-        <w:t>La importancia de cumplirlo de manera completa.</w:t>
-      </w:r>
-    </w:p>
-    <w:p>
-      <w:pPr>
-        <w:pStyle w:val="Prrafodelista"/>
-        <w:numPr>
-          <w:ilvl w:val="0"/>
-          <w:numId w:val="36"/>
-        </w:numPr>
-        <w:rPr>
-          <w:lang w:eastAsia="es-CO"/>
-        </w:rPr>
-      </w:pPr>
-      <w:r>
-        <w:rPr>
-          <w:lang w:eastAsia="es-CO"/>
-        </w:rPr>
-        <w:t>Los posibles efectos secundarios.</w:t>
-      </w:r>
-    </w:p>
-    <w:p>
-      <w:pPr>
-        <w:rPr>
-          <w:lang w:eastAsia="es-CO"/>
-        </w:rPr>
-      </w:pPr>
-      <w:r>
-        <w:rPr>
-          <w:lang w:eastAsia="es-CO"/>
-        </w:rPr>
-        <w:t xml:space="preserve">Cuando la persona consulte fuera del periodo de mayor efectividad de la PEP, el personal de salud deberá realizar valoración clínica integral, ofrecer pruebas </w:t>
-      </w:r>
-      <w:r>
-        <w:rPr>
-          <w:lang w:eastAsia="es-CO"/>
-        </w:rPr>
-        <w:lastRenderedPageBreak/>
-        <w:t>diagnósticas correspondientes y garantizar seguimiento, sin negar la atención ni omitir otras medidas preventivas indicadas.</w:t>
-      </w:r>
-    </w:p>
-    <w:p>
-      <w:pPr>
-        <w:rPr>
-          <w:lang w:eastAsia="es-CO"/>
-        </w:rPr>
-      </w:pPr>
-      <w:r>
-        <w:rPr>
-          <w:lang w:eastAsia="es-CO"/>
-        </w:rPr>
-        <w:t>El talento humano en salud es responsable de asegurar la prescripción oportuna, la entrega completa de los esquemas y la orientación clara sobre adherencia, efectos secundarios y seguimiento. Estas intervenciones deben suministrarse sin discriminación por edad, sexo, afiliación al sistema de salud o existencia de denuncia penal.</w:t>
-      </w:r>
-    </w:p>
-    <w:p>
-      <w:pPr>
-        <w:pStyle w:val="Ttulo2"/>
-      </w:pPr>
-      <w:bookmarkStart w:id="9" w:name="_Toc225332487"/>
-      <w:r>
-        <w:t>Criterios de indicación y oportunidad</w:t>
-      </w:r>
-      <w:bookmarkEnd w:id="9"/>
-    </w:p>
-    <w:p>
-      <w:pPr>
-        <w:rPr>
-          <w:lang w:eastAsia="es-CO"/>
-        </w:rPr>
-      </w:pPr>
-      <w:r>
-        <w:rPr>
-          <w:lang w:eastAsia="es-CO"/>
-        </w:rPr>
-        <w:t>La indicación de la profilaxis posexposición en víctimas de violencias sexuales debe basarse en una valoración clínica integral, oportuna y libre de juicios, que considere el tipo de exposición, el tiempo transcurrido desde el evento, las condiciones de la persona afectada y el contexto en el que ocurrió la agresión. Desde el sector salud, la profilaxis constituye una medida de prevención terciaria esencial para reducir el riesgo de infecciones de transmisión sexual, VIH, hepatitis B y embarazo no deseado, y su aplicación hace parte de la atención inicial de urgencias</w:t>
-      </w:r>
-      <w:r>
-        <w:rPr>
-          <w:lang w:eastAsia="es-CO"/>
-        </w:rPr>
-        <w:t>.</w:t>
-      </w:r>
-    </w:p>
-    <w:p>
-      <w:pPr>
-        <w:rPr>
-          <w:lang w:eastAsia="es-CO"/>
-        </w:rPr>
-      </w:pPr>
-      <w:r>
-        <w:rPr>
-          <w:lang w:eastAsia="es-CO"/>
-        </w:rPr>
-        <w:t>La profilaxis posexposición para VIH y otras infecciones de transmisión sexual debe iniciarse idealmente dentro de las primeras 72 horas, periodo en el que se alcanza mayor eficacia preventiva.</w:t>
-      </w:r>
-    </w:p>
-    <w:p>
-      <w:pPr>
-        <w:rPr>
-          <w:lang w:eastAsia="es-CO"/>
-        </w:rPr>
-      </w:pPr>
-      <w:r>
-        <w:rPr>
-          <w:lang w:eastAsia="es-CO"/>
-        </w:rPr>
-        <w:t>No obstante, la atención en salud no puede negarse si la persona consulta después de este tiempo; en estos casos deben realizarse las pruebas diagnósticas pertinentes, la valoración clínica completa y el seguimiento correspondiente, explicando de manera clara las limitaciones de la profilaxis tardía.</w:t>
-      </w:r>
-    </w:p>
-    <w:p>
-      <w:pPr>
-        <w:rPr>
-          <w:lang w:eastAsia="es-CO"/>
-        </w:rPr>
-      </w:pPr>
-      <w:r>
-        <w:rPr>
-          <w:lang w:eastAsia="es-CO"/>
-        </w:rPr>
-        <w:t xml:space="preserve">Desde el punto de vista clínico, la profilaxis está indicada cuando exista cualquier forma de contacto sexual con riesgo biológico, incluyendo penetración vaginal, anal u </w:t>
-      </w:r>
-      <w:r>
-        <w:rPr>
-          <w:lang w:eastAsia="es-CO"/>
-        </w:rPr>
-        <w:lastRenderedPageBreak/>
-        <w:t>oral, contacto de mucosas con fluidos sexuales, uso de objetos con penetración, o cuando la víctima no pueda precisar completamente lo ocurrido debido a estado de inconsciencia, consumo de sustancias psicoactivas, discapacidad cognitiva o edad. En el marco de la atención integral, no se exige la confirmación del delito ni la identificación del agresor para iniciar la profilaxis, ya que prima el principio de protección de la salud y la vida.</w:t>
-      </w:r>
-    </w:p>
-    <w:p>
-      <w:pPr>
-        <w:rPr>
-          <w:lang w:eastAsia="es-CO"/>
-        </w:rPr>
-      </w:pPr>
-      <w:r>
-        <w:rPr>
-          <w:lang w:eastAsia="es-CO"/>
-        </w:rPr>
-        <w:t>La indicación de anticoncepción de emergencia debe realizarse en todas las mujeres en edad fértil con riesgo de embarazo, preferiblemente dentro de las primeras 120 horas, siendo mayor su efectividad en las primeras 72 horas. En casos de niñas, adolescentes, mujeres con discapacidad o víctimas bajo coacción familiar o institucional, el talento humano en salud debe reforzar la información, el acompañamiento y el enfoque de derechos, garantizando que la decisión sea informada y respetuosa de su autonomía progresiva.</w:t>
-      </w:r>
-    </w:p>
-    <w:p>
-      <w:pPr>
-        <w:rPr>
-          <w:lang w:eastAsia="es-CO"/>
-        </w:rPr>
-      </w:pPr>
-      <w:r>
-        <w:rPr>
-          <w:lang w:eastAsia="es-CO"/>
-        </w:rPr>
-        <w:t>Asimismo, la profilaxis para hepatitis B debe indicarse según el antecedente vacunal de la víctima y el riesgo de exposición, pudiendo incluir la aplicación de inmunoglobulina y vacuna cuando esté clínicamente indicado. Todas estas decisiones deben quedar debidamente registradas en la historia clínica, justificadas técnicamente y explicadas a la persona atendida de manera comprensible y empática.</w:t>
-      </w:r>
-    </w:p>
-    <w:p>
-      <w:pPr>
-        <w:rPr>
-          <w:lang w:eastAsia="es-CO"/>
-        </w:rPr>
-      </w:pPr>
-      <w:r>
-        <w:rPr>
-          <w:lang w:eastAsia="es-CO"/>
-        </w:rPr>
-        <w:t>En coherencia con los criterios de indicación y oportunidad, la siguiente figura sintetiza los elementos clínicos que orientan la toma de decisiones frente a la profilaxis para hepatitis B y la anticoncepción de emergencia. Esta representación visual facilita la comprensión del equilibrio técnico que debe garantizarse durante la atención inicial.</w:t>
+        <w:t>Tener en cuenta que:</w:t>
+      </w:r>
+    </w:p>
+    <w:p>
+      <w:pPr>
+        <w:pStyle w:val="Prrafodelista"/>
+        <w:numPr>
+          <w:ilvl w:val="0"/>
+          <w:numId w:val="35"/>
+        </w:numPr>
+        <w:rPr>
+          <w:lang w:eastAsia="es-CO"/>
+        </w:rPr>
+      </w:pPr>
+      <w:r>
+        <w:rPr>
+          <w:lang w:eastAsia="es-CO"/>
+        </w:rPr>
+        <w:t>Debe iniciarse idealmente dentro de las primeras 72 horas.</w:t>
+      </w:r>
+    </w:p>
+    <w:p>
+      <w:pPr>
+        <w:pStyle w:val="Prrafodelista"/>
+        <w:numPr>
+          <w:ilvl w:val="0"/>
+          <w:numId w:val="35"/>
+        </w:numPr>
+        <w:rPr>
+          <w:lang w:eastAsia="es-CO"/>
+        </w:rPr>
+      </w:pPr>
+      <w:r>
+        <w:rPr>
+          <w:lang w:eastAsia="es-CO"/>
+        </w:rPr>
+        <w:t>No debe retrasarse por trámites administrativos.</w:t>
       </w:r>
     </w:p>
     <w:p>
@@ -5768,10 +5631,271 @@
     </w:p>
     <w:p>
       <w:pPr>
+        <w:rPr>
+          <w:b/>
+          <w:bCs/>
+          <w:lang w:eastAsia="es-CO"/>
+        </w:rPr>
+      </w:pPr>
+      <w:r>
+        <w:rPr>
+          <w:b/>
+          <w:bCs/>
+          <w:lang w:eastAsia="es-CO"/>
+        </w:rPr>
+        <w:lastRenderedPageBreak/>
+        <w:t>Informar sobre:</w:t>
+      </w:r>
+    </w:p>
+    <w:p>
+      <w:pPr>
+        <w:pStyle w:val="Prrafodelista"/>
+        <w:numPr>
+          <w:ilvl w:val="0"/>
+          <w:numId w:val="36"/>
+        </w:numPr>
+        <w:rPr>
+          <w:lang w:eastAsia="es-CO"/>
+        </w:rPr>
+      </w:pPr>
+      <w:r>
+        <w:rPr>
+          <w:lang w:eastAsia="es-CO"/>
+        </w:rPr>
+        <w:t>El objetivo del tratamiento.</w:t>
+      </w:r>
+    </w:p>
+    <w:p>
+      <w:pPr>
+        <w:pStyle w:val="Prrafodelista"/>
+        <w:numPr>
+          <w:ilvl w:val="0"/>
+          <w:numId w:val="36"/>
+        </w:numPr>
+        <w:rPr>
+          <w:lang w:eastAsia="es-CO"/>
+        </w:rPr>
+      </w:pPr>
+      <w:r>
+        <w:rPr>
+          <w:lang w:eastAsia="es-CO"/>
+        </w:rPr>
+        <w:t>La duración estimada.</w:t>
+      </w:r>
+    </w:p>
+    <w:p>
+      <w:pPr>
+        <w:pStyle w:val="Prrafodelista"/>
+        <w:numPr>
+          <w:ilvl w:val="0"/>
+          <w:numId w:val="36"/>
+        </w:numPr>
+        <w:rPr>
+          <w:lang w:eastAsia="es-CO"/>
+        </w:rPr>
+      </w:pPr>
+      <w:r>
+        <w:rPr>
+          <w:lang w:eastAsia="es-CO"/>
+        </w:rPr>
+        <w:t>La importancia de cumplirlo de manera completa.</w:t>
+      </w:r>
+    </w:p>
+    <w:p>
+      <w:pPr>
+        <w:pStyle w:val="Prrafodelista"/>
+        <w:numPr>
+          <w:ilvl w:val="0"/>
+          <w:numId w:val="36"/>
+        </w:numPr>
+        <w:rPr>
+          <w:lang w:eastAsia="es-CO"/>
+        </w:rPr>
+      </w:pPr>
+      <w:r>
+        <w:rPr>
+          <w:lang w:eastAsia="es-CO"/>
+        </w:rPr>
+        <w:t>Los posibles efectos secundarios.</w:t>
+      </w:r>
+    </w:p>
+    <w:p>
+      <w:pPr>
+        <w:rPr>
+          <w:lang w:eastAsia="es-CO"/>
+        </w:rPr>
+      </w:pPr>
+      <w:r>
+        <w:rPr>
+          <w:lang w:eastAsia="es-CO"/>
+        </w:rPr>
+        <w:t>Cuando la persona consulte fuera del periodo de mayor efectividad de la PEP, el personal de salud deberá realizar valoración clínica integral, ofrecer pruebas diagnósticas correspondientes y garantizar seguimiento, sin negar la atención ni omitir otras medidas preventivas indicadas.</w:t>
+      </w:r>
+    </w:p>
+    <w:p>
+      <w:pPr>
+        <w:rPr>
+          <w:lang w:eastAsia="es-CO"/>
+        </w:rPr>
+      </w:pPr>
+      <w:r>
+        <w:rPr>
+          <w:lang w:eastAsia="es-CO"/>
+        </w:rPr>
+        <w:t>El talento humano en salud es responsable de asegurar la prescripción oportuna, la entrega completa de los esquemas y la orientación clara sobre adherencia, efectos secundarios y seguimiento. Estas intervenciones deben suministrarse sin discriminación por edad, sexo, afiliación al sistema de salud o existencia de denuncia penal.</w:t>
+      </w:r>
+    </w:p>
+    <w:p>
+      <w:pPr>
+        <w:pStyle w:val="Ttulo2"/>
+      </w:pPr>
+      <w:bookmarkStart w:id="10" w:name="_Toc225332487"/>
+      <w:r>
+        <w:t>Criterios de indicación y oportunidad</w:t>
+      </w:r>
+      <w:bookmarkEnd w:id="10"/>
+    </w:p>
+    <w:p>
+      <w:pPr>
+        <w:rPr>
+          <w:lang w:eastAsia="es-CO"/>
+        </w:rPr>
+      </w:pPr>
+      <w:r>
+        <w:rPr>
+          <w:lang w:eastAsia="es-CO"/>
+        </w:rPr>
+        <w:t xml:space="preserve">La indicación de la profilaxis </w:t>
+      </w:r>
+      <w:proofErr w:type="spellStart"/>
+      <w:r>
+        <w:rPr>
+          <w:lang w:eastAsia="es-CO"/>
+        </w:rPr>
+        <w:t>posexposición</w:t>
+      </w:r>
+      <w:proofErr w:type="spellEnd"/>
+      <w:r>
+        <w:rPr>
+          <w:lang w:eastAsia="es-CO"/>
+        </w:rPr>
+        <w:t xml:space="preserve"> en víctimas de violencias sexuales debe basarse en una valoración clínica integral, oportuna y libre de juicios, que considere el tipo de exposición, el tiempo transcurrido desde el evento, las condiciones de la persona afectada y el contexto en el que ocurrió la agresión. Desde el sector salud, la profilaxis constituye una medida de prevención terciaria esencial para reducir el riesgo de infecciones de transmisión sexual, VIH, hepatitis B y embarazo no deseado, y su aplicación hace parte de la atención inicial de urgencias</w:t>
+      </w:r>
+      <w:r>
+        <w:rPr>
+          <w:lang w:eastAsia="es-CO"/>
+        </w:rPr>
+        <w:t>.</w:t>
+      </w:r>
+    </w:p>
+    <w:p>
+      <w:pPr>
+        <w:rPr>
+          <w:lang w:eastAsia="es-CO"/>
+        </w:rPr>
+      </w:pPr>
+      <w:r>
+        <w:rPr>
+          <w:lang w:eastAsia="es-CO"/>
+        </w:rPr>
+        <w:lastRenderedPageBreak/>
+        <w:t xml:space="preserve">La profilaxis </w:t>
+      </w:r>
+      <w:proofErr w:type="spellStart"/>
+      <w:r>
+        <w:rPr>
+          <w:lang w:eastAsia="es-CO"/>
+        </w:rPr>
+        <w:t>posexposición</w:t>
+      </w:r>
+      <w:proofErr w:type="spellEnd"/>
+      <w:r>
+        <w:rPr>
+          <w:lang w:eastAsia="es-CO"/>
+        </w:rPr>
+        <w:t xml:space="preserve"> para VIH y otras infecciones de transmisión sexual debe iniciarse idealmente dentro de las primeras 72 horas, periodo en el que se alcanza mayor eficacia preventiva.</w:t>
+      </w:r>
+    </w:p>
+    <w:p>
+      <w:pPr>
+        <w:rPr>
+          <w:lang w:eastAsia="es-CO"/>
+        </w:rPr>
+      </w:pPr>
+      <w:r>
+        <w:rPr>
+          <w:lang w:eastAsia="es-CO"/>
+        </w:rPr>
+        <w:t>No obstante, la atención en salud no puede negarse si la persona consulta después de este tiempo; en estos casos deben realizarse las pruebas diagnósticas pertinentes, la valoración clínica completa y el seguimiento correspondiente, explicando de manera clara las limitaciones de la profilaxis tardía.</w:t>
+      </w:r>
+    </w:p>
+    <w:p>
+      <w:pPr>
+        <w:rPr>
+          <w:lang w:eastAsia="es-CO"/>
+        </w:rPr>
+      </w:pPr>
+      <w:r>
+        <w:rPr>
+          <w:lang w:eastAsia="es-CO"/>
+        </w:rPr>
+        <w:t>Desde el punto de vista clínico, la profilaxis está indicada cuando exista cualquier forma de contacto sexual con riesgo biológico, incluyendo penetración vaginal, anal u oral, contacto de mucosas con fluidos sexuales, uso de objetos con penetración, o cuando la víctima no pueda precisar completamente lo ocurrido debido a estado de inconsciencia, consumo de sustancias psicoactivas, discapacidad cognitiva o edad. En el marco de la atención integral, no se exige la confirmación del delito ni la identificación del agresor para iniciar la profilaxis, ya que prima el principio de protección de la salud y la vida.</w:t>
+      </w:r>
+    </w:p>
+    <w:p>
+      <w:pPr>
+        <w:rPr>
+          <w:lang w:eastAsia="es-CO"/>
+        </w:rPr>
+      </w:pPr>
+      <w:r>
+        <w:rPr>
+          <w:lang w:eastAsia="es-CO"/>
+        </w:rPr>
+        <w:t>La indicación de anticoncepción de emergencia debe realizarse en todas las mujeres en edad fértil con riesgo de embarazo, preferiblemente dentro de las primeras 120 horas, siendo mayor su efectividad en las primeras 72 horas. En casos de niñas, adolescentes, mujeres con discapacidad o víctimas bajo coacción familiar o institucional, el talento humano en salud debe reforzar la información, el acompañamiento y el enfoque de derechos, garantizando que la decisión sea informada y respetuosa de su autonomía progresiva.</w:t>
+      </w:r>
+    </w:p>
+    <w:p>
+      <w:pPr>
+        <w:rPr>
+          <w:lang w:eastAsia="es-CO"/>
+        </w:rPr>
+      </w:pPr>
+      <w:r>
+        <w:rPr>
+          <w:lang w:eastAsia="es-CO"/>
+        </w:rPr>
+        <w:lastRenderedPageBreak/>
+        <w:t>Asimismo, la profilaxis para hepatitis B debe indicarse según el antecedente vacunal de la víctima y el riesgo de exposición, pudiendo incluir la aplicación de inmunoglobulina y vacuna cuando esté clínicamente indicado. Todas estas decisiones deben quedar debidamente registradas en la historia clínica, justificadas técnicamente y explicadas a la persona atendida de manera comprensible y empática.</w:t>
+      </w:r>
+    </w:p>
+    <w:p>
+      <w:pPr>
+        <w:rPr>
+          <w:lang w:eastAsia="es-CO"/>
+        </w:rPr>
+      </w:pPr>
+      <w:r>
+        <w:rPr>
+          <w:lang w:eastAsia="es-CO"/>
+        </w:rPr>
+        <w:t>En coherencia con los criterios de indicación y oportunidad, la siguiente figura sintetiza los elementos clínicos que orientan la toma de decisiones frente a la profilaxis para hepatitis B y la anticoncepción de emergencia. Esta representación visual facilita la comprensión del equilibrio técnico que debe garantizarse durante la atención inicial.</w:t>
+      </w:r>
+    </w:p>
+    <w:p>
+      <w:pPr>
+        <w:spacing w:before="0" w:after="0" w:line="240" w:lineRule="auto"/>
+        <w:ind w:firstLine="0"/>
+        <w:rPr>
+          <w:lang w:eastAsia="es-CO"/>
+        </w:rPr>
+      </w:pPr>
+    </w:p>
+    <w:p>
+      <w:pPr>
         <w:pStyle w:val="Figura"/>
       </w:pPr>
       <w:r>
-        <w:lastRenderedPageBreak/>
         <w:t>Equilibrio en la indicación de profilaxis y anticoncepción</w:t>
       </w:r>
     </w:p>
@@ -5788,9 +5912,9 @@
           <w:lang w:eastAsia="es-CO"/>
         </w:rPr>
         <w:drawing>
-          <wp:inline distT="0" distB="0" distL="0" distR="0" wp14:anchorId="4BCEBAD4" wp14:editId="1EF9851D">
-            <wp:extent cx="5067300" cy="3524250"/>
-            <wp:effectExtent l="0" t="0" r="0" b="0"/>
+          <wp:inline distT="0" distB="0" distL="0" distR="0" wp14:anchorId="4BCEBAD4" wp14:editId="312E36D1">
+            <wp:extent cx="5464467" cy="3800475"/>
+            <wp:effectExtent l="0" t="0" r="3175" b="0"/>
             <wp:docPr id="7" name="Imagen 7" descr="Figura 1. Equilibrio en la indicación de profilaxis y anticoncepción.&#10;La imagen representa una balanza que ilustra el análisis clínico entre la profilaxis para hepatitis B, basada en el antecedente vacunal y su registro en historia clínica, y la anticoncepción de emergencia, orientada al riesgo de embarazo y a su mayor efectividad temprana. La figura destaca la necesidad de decisiones oportunas, informadas y registradas adecuadamente. &#10;"/>
             <wp:cNvGraphicFramePr>
               <a:graphicFrameLocks xmlns:a="http://schemas.openxmlformats.org/drawingml/2006/main" noChangeAspect="1"/>
@@ -5805,7 +5929,7 @@
                     </pic:cNvPicPr>
                   </pic:nvPicPr>
                   <pic:blipFill>
-                    <a:blip r:embed="rId10">
+                    <a:blip r:embed="rId14">
                       <a:extLst>
                         <a:ext uri="{28A0092B-C50C-407E-A947-70E740481C1C}">
                           <a14:useLocalDpi xmlns:a14="http://schemas.microsoft.com/office/drawing/2010/main" val="0"/>
@@ -5820,7 +5944,7 @@
                   <pic:spPr bwMode="auto">
                     <a:xfrm>
                       <a:off x="0" y="0"/>
-                      <a:ext cx="5067300" cy="3524250"/>
+                      <a:ext cx="5498566" cy="3824190"/>
                     </a:xfrm>
                     <a:prstGeom prst="rect">
                       <a:avLst/>
@@ -5848,6 +5972,7 @@
           <w:bCs/>
           <w:lang w:eastAsia="es-CO"/>
         </w:rPr>
+        <w:lastRenderedPageBreak/>
         <w:t>Profilaxis hepatitis B</w:t>
       </w:r>
     </w:p>
@@ -6016,12 +6141,11 @@
       <w:pPr>
         <w:pStyle w:val="Ttulo2"/>
       </w:pPr>
-      <w:bookmarkStart w:id="10" w:name="_Toc225332488"/>
-      <w:r>
-        <w:lastRenderedPageBreak/>
+      <w:bookmarkStart w:id="11" w:name="_Toc225332488"/>
+      <w:r>
         <w:t>Seguimiento clínico</w:t>
       </w:r>
-      <w:bookmarkEnd w:id="10"/>
+      <w:bookmarkEnd w:id="11"/>
     </w:p>
     <w:p>
       <w:pPr>
@@ -6170,6 +6294,7 @@
           <w:bCs/>
           <w:lang w:eastAsia="es-CO"/>
         </w:rPr>
+        <w:lastRenderedPageBreak/>
         <w:t>Efectos secundarios</w:t>
       </w:r>
       <w:r>
@@ -6220,21 +6345,6 @@
     </w:p>
     <w:p>
       <w:pPr>
-        <w:spacing w:before="0" w:after="0" w:line="240" w:lineRule="auto"/>
-        <w:ind w:firstLine="0"/>
-        <w:rPr>
-          <w:lang w:eastAsia="es-CO"/>
-        </w:rPr>
-      </w:pPr>
-      <w:r>
-        <w:rPr>
-          <w:lang w:eastAsia="es-CO"/>
-        </w:rPr>
-        <w:br w:type="page"/>
-      </w:r>
-    </w:p>
-    <w:p>
-      <w:pPr>
         <w:pStyle w:val="Tabla"/>
         <w:rPr>
           <w:lang w:eastAsia="es-CO"/>
@@ -6244,7 +6354,6 @@
         <w:rPr>
           <w:lang w:eastAsia="es-CO"/>
         </w:rPr>
-        <w:lastRenderedPageBreak/>
         <w:t>Seguimiento clínico y articulación en salud mental</w:t>
       </w:r>
     </w:p>
@@ -6848,6 +6957,7 @@
         <w:rPr>
           <w:lang w:eastAsia="es-CO"/>
         </w:rPr>
+        <w:lastRenderedPageBreak/>
         <w:t>El cierre del seguimiento debe registrarse en la historia clínica, incluyendo el cumplimiento del tratamiento, los resultados obtenidos y las orientaciones finales brindadas. Este cierre no significa finalizar el acompañamiento, sino integrar el caso al seguimiento clínico general y a la articulación intersectorial correspondiente.</w:t>
       </w:r>
     </w:p>
@@ -6870,12 +6980,12 @@
       <w:pPr>
         <w:pStyle w:val="Ttulo1"/>
       </w:pPr>
-      <w:bookmarkStart w:id="11" w:name="_Toc225332489"/>
+      <w:bookmarkStart w:id="12" w:name="_Toc225332489"/>
       <w:r>
         <w:lastRenderedPageBreak/>
         <w:t>Anticoncepción de emergencia e IVE</w:t>
       </w:r>
-      <w:bookmarkEnd w:id="11"/>
+      <w:bookmarkEnd w:id="12"/>
     </w:p>
     <w:p>
       <w:pPr>
@@ -7223,11 +7333,19 @@
           <w:lang w:eastAsia="es-CO"/>
         </w:rPr>
       </w:pPr>
-      <w:r>
-        <w:rPr>
-          <w:lang w:eastAsia="es-CO"/>
-        </w:rPr>
-        <w:t>Levonorgestrel (dosis única o dividida).</w:t>
+      <w:proofErr w:type="spellStart"/>
+      <w:r>
+        <w:rPr>
+          <w:lang w:eastAsia="es-CO"/>
+        </w:rPr>
+        <w:t>Levonorgestrel</w:t>
+      </w:r>
+      <w:proofErr w:type="spellEnd"/>
+      <w:r>
+        <w:rPr>
+          <w:lang w:eastAsia="es-CO"/>
+        </w:rPr>
+        <w:t xml:space="preserve"> (dosis única o dividida).</w:t>
       </w:r>
     </w:p>
     <w:p>
@@ -7241,11 +7359,19 @@
           <w:lang w:eastAsia="es-CO"/>
         </w:rPr>
       </w:pPr>
-      <w:r>
-        <w:rPr>
-          <w:lang w:eastAsia="es-CO"/>
-        </w:rPr>
-        <w:t>Ulipristal acetato (si está disponible).</w:t>
+      <w:proofErr w:type="spellStart"/>
+      <w:r>
+        <w:rPr>
+          <w:lang w:eastAsia="es-CO"/>
+        </w:rPr>
+        <w:t>Ulipristal</w:t>
+      </w:r>
+      <w:proofErr w:type="spellEnd"/>
+      <w:r>
+        <w:rPr>
+          <w:lang w:eastAsia="es-CO"/>
+        </w:rPr>
+        <w:t xml:space="preserve"> acetato (si está disponible).</w:t>
       </w:r>
     </w:p>
     <w:p>
@@ -7319,7 +7445,35 @@
         <w:rPr>
           <w:lang w:eastAsia="es-CO"/>
         </w:rPr>
-        <w:t>El ulipristal acetato mantiene mejor efectividad en este periodo comparado con levonorgestrel.</w:t>
+        <w:t xml:space="preserve">El </w:t>
+      </w:r>
+      <w:proofErr w:type="spellStart"/>
+      <w:r>
+        <w:rPr>
+          <w:lang w:eastAsia="es-CO"/>
+        </w:rPr>
+        <w:t>ulipristal</w:t>
+      </w:r>
+      <w:proofErr w:type="spellEnd"/>
+      <w:r>
+        <w:rPr>
+          <w:lang w:eastAsia="es-CO"/>
+        </w:rPr>
+        <w:t xml:space="preserve"> acetato mantiene mejor efectividad en este periodo comparado con </w:t>
+      </w:r>
+      <w:proofErr w:type="spellStart"/>
+      <w:r>
+        <w:rPr>
+          <w:lang w:eastAsia="es-CO"/>
+        </w:rPr>
+        <w:t>levonorgestrel</w:t>
+      </w:r>
+      <w:proofErr w:type="spellEnd"/>
+      <w:r>
+        <w:rPr>
+          <w:lang w:eastAsia="es-CO"/>
+        </w:rPr>
+        <w:t>.</w:t>
       </w:r>
     </w:p>
     <w:p>
@@ -8148,32 +8302,47 @@
       <w:pPr>
         <w:pStyle w:val="Ttulo1"/>
       </w:pPr>
-      <w:bookmarkStart w:id="12" w:name="_Toc225332490"/>
+      <w:bookmarkStart w:id="13" w:name="_Toc225332490"/>
       <w:r>
         <w:lastRenderedPageBreak/>
         <w:t>Atención en salud mental</w:t>
       </w:r>
-      <w:bookmarkEnd w:id="12"/>
-    </w:p>
-    <w:p>
-      <w:pPr>
-        <w:rPr>
-          <w:lang w:eastAsia="es-CO"/>
-        </w:rPr>
-      </w:pPr>
-      <w:r>
-        <w:rPr>
-          <w:lang w:eastAsia="es-CO"/>
-        </w:rPr>
-        <w:t>El seguimiento en salud mental constituye un componente esencial de la atención integral, orientado a acompañar el proceso de recuperación emocional y prevenir posibles afectaciones posteriores. Su desarrollo implica acciones continuas, responsables y articuladas que fortalecen el bienestar de la persona atendida. Comprender estos elementos permite consolidar una atención más segura y humanizada. A continuación, se presenta un pódcast que amplía estos aspectos y orienta su aplicación en el contexto asistencial.</w:t>
-      </w:r>
-    </w:p>
-    <w:p>
-      <w:pPr>
-        <w:rPr>
-          <w:lang w:eastAsia="es-CO"/>
-        </w:rPr>
-      </w:pPr>
+      <w:bookmarkEnd w:id="13"/>
+    </w:p>
+    <w:p>
+      <w:pPr>
+        <w:rPr>
+          <w:lang w:eastAsia="es-CO"/>
+        </w:rPr>
+      </w:pPr>
+      <w:r>
+        <w:rPr>
+          <w:lang w:eastAsia="es-CO"/>
+        </w:rPr>
+        <w:t xml:space="preserve">El seguimiento en salud mental constituye un componente esencial de la atención integral, orientado a acompañar el proceso de recuperación emocional y prevenir posibles afectaciones posteriores. Su desarrollo implica acciones continuas, responsables y articuladas que fortalecen el bienestar de la persona atendida. Comprender estos elementos permite consolidar una atención más segura y humanizada. A continuación, se presenta un </w:t>
+      </w:r>
+      <w:proofErr w:type="spellStart"/>
+      <w:r>
+        <w:rPr>
+          <w:lang w:eastAsia="es-CO"/>
+        </w:rPr>
+        <w:t>pódcast</w:t>
+      </w:r>
+      <w:proofErr w:type="spellEnd"/>
+      <w:r>
+        <w:rPr>
+          <w:lang w:eastAsia="es-CO"/>
+        </w:rPr>
+        <w:t xml:space="preserve"> que amplía estos aspectos y orienta su aplicación en el contexto asistencial.</w:t>
+      </w:r>
+    </w:p>
+    <w:p>
+      <w:pPr>
+        <w:rPr>
+          <w:lang w:eastAsia="es-CO"/>
+        </w:rPr>
+      </w:pPr>
+      <w:proofErr w:type="spellStart"/>
       <w:r>
         <w:rPr>
           <w:b/>
@@ -8198,6 +8367,7 @@
         </w:rPr>
         <w:t>dcast</w:t>
       </w:r>
+      <w:proofErr w:type="spellEnd"/>
       <w:r>
         <w:rPr>
           <w:lang w:eastAsia="es-CO"/>
@@ -8380,7 +8550,21 @@
           <w:lang w:eastAsia="es-CO"/>
         </w:rPr>
         <w:lastRenderedPageBreak/>
-        <w:t>Después de escuchar el pódcast, se presenta la figura 2, que organiza de manera visual los componentes de la atención inicial en salud mental. El esquema muestra la evaluación emocional inicial, la identificación de posibles riesgos y las acciones que deben realizarse según cada caso. Esta representación facilita la comprensión del proceso y apoya su aplicación en la práctica asistencial.</w:t>
+        <w:t xml:space="preserve">Después de escuchar el </w:t>
+      </w:r>
+      <w:proofErr w:type="spellStart"/>
+      <w:r>
+        <w:rPr>
+          <w:lang w:eastAsia="es-CO"/>
+        </w:rPr>
+        <w:t>pódcast</w:t>
+      </w:r>
+      <w:proofErr w:type="spellEnd"/>
+      <w:r>
+        <w:rPr>
+          <w:lang w:eastAsia="es-CO"/>
+        </w:rPr>
+        <w:t>, se presenta la figura 2, que organiza de manera visual los componentes de la atención inicial en salud mental. El esquema muestra la evaluación emocional inicial, la identificación de posibles riesgos y las acciones que deben realizarse según cada caso. Esta representación facilita la comprensión del proceso y apoya su aplicación en la práctica asistencial.</w:t>
       </w:r>
     </w:p>
     <w:p>
@@ -8421,7 +8605,7 @@
                     </pic:cNvPicPr>
                   </pic:nvPicPr>
                   <pic:blipFill>
-                    <a:blip r:embed="rId11">
+                    <a:blip r:embed="rId15">
                       <a:extLst>
                         <a:ext uri="{28A0092B-C50C-407E-A947-70E740481C1C}">
                           <a14:useLocalDpi xmlns:a14="http://schemas.microsoft.com/office/drawing/2010/main" val="0"/>
@@ -8558,7 +8742,21 @@
         <w:rPr>
           <w:lang w:eastAsia="es-CO"/>
         </w:rPr>
-        <w:t>Riesgo de autoagresión o heteroagresión.</w:t>
+        <w:t xml:space="preserve">Riesgo de autoagresión o </w:t>
+      </w:r>
+      <w:proofErr w:type="spellStart"/>
+      <w:r>
+        <w:rPr>
+          <w:lang w:eastAsia="es-CO"/>
+        </w:rPr>
+        <w:t>heteroagresión</w:t>
+      </w:r>
+      <w:proofErr w:type="spellEnd"/>
+      <w:r>
+        <w:rPr>
+          <w:lang w:eastAsia="es-CO"/>
+        </w:rPr>
+        <w:t>.</w:t>
       </w:r>
     </w:p>
     <w:p>
@@ -8665,12 +8863,12 @@
       <w:pPr>
         <w:pStyle w:val="Ttulo1"/>
       </w:pPr>
-      <w:bookmarkStart w:id="13" w:name="_Toc225332491"/>
+      <w:bookmarkStart w:id="14" w:name="_Toc225332491"/>
       <w:r>
         <w:lastRenderedPageBreak/>
         <w:t>Continuidad y seguimiento</w:t>
       </w:r>
-      <w:bookmarkEnd w:id="13"/>
+      <w:bookmarkEnd w:id="14"/>
     </w:p>
     <w:p>
       <w:pPr>
@@ -9182,12 +9380,12 @@
       <w:pPr>
         <w:pStyle w:val="Ttulo1"/>
       </w:pPr>
-      <w:bookmarkStart w:id="14" w:name="_Toc225332492"/>
+      <w:bookmarkStart w:id="15" w:name="_Toc225332492"/>
       <w:r>
         <w:lastRenderedPageBreak/>
         <w:t>Registro y vigilancia</w:t>
       </w:r>
-      <w:bookmarkEnd w:id="14"/>
+      <w:bookmarkEnd w:id="15"/>
       <w:r>
         <w:t xml:space="preserve"> </w:t>
       </w:r>
@@ -9974,12 +10172,12 @@
       <w:pPr>
         <w:pStyle w:val="Ttulo1"/>
       </w:pPr>
-      <w:bookmarkStart w:id="15" w:name="_Toc225332493"/>
+      <w:bookmarkStart w:id="16" w:name="_Toc225332493"/>
       <w:r>
         <w:lastRenderedPageBreak/>
         <w:t>Articulación forense</w:t>
       </w:r>
-      <w:bookmarkEnd w:id="15"/>
+      <w:bookmarkEnd w:id="16"/>
     </w:p>
     <w:p>
       <w:pPr>
@@ -10953,12 +11151,12 @@
       <w:pPr>
         <w:pStyle w:val="Ttulo1"/>
       </w:pPr>
-      <w:bookmarkStart w:id="16" w:name="_Toc225332494"/>
+      <w:bookmarkStart w:id="17" w:name="_Toc225332494"/>
       <w:r>
         <w:lastRenderedPageBreak/>
         <w:t>Activación de rutas</w:t>
       </w:r>
-      <w:bookmarkEnd w:id="16"/>
+      <w:bookmarkEnd w:id="17"/>
     </w:p>
     <w:p>
       <w:pPr>
@@ -11809,12 +12007,12 @@
       <w:pPr>
         <w:pStyle w:val="Ttulo1"/>
       </w:pPr>
-      <w:bookmarkStart w:id="17" w:name="_Toc225332495"/>
+      <w:bookmarkStart w:id="18" w:name="_Toc225332495"/>
       <w:r>
         <w:lastRenderedPageBreak/>
         <w:t>Acceso a la justicia</w:t>
       </w:r>
-      <w:bookmarkEnd w:id="17"/>
+      <w:bookmarkEnd w:id="18"/>
     </w:p>
     <w:p>
       <w:pPr>
@@ -12076,7 +12274,7 @@
                     </pic:cNvPicPr>
                   </pic:nvPicPr>
                   <pic:blipFill>
-                    <a:blip r:embed="rId12">
+                    <a:blip r:embed="rId16">
                       <a:extLst>
                         <a:ext uri="{28A0092B-C50C-407E-A947-70E740481C1C}">
                           <a14:useLocalDpi xmlns:a14="http://schemas.microsoft.com/office/drawing/2010/main" val="0"/>
@@ -12855,12 +13053,12 @@
       <w:pPr>
         <w:pStyle w:val="Ttulo1"/>
       </w:pPr>
-      <w:bookmarkStart w:id="18" w:name="_Toc225332496"/>
+      <w:bookmarkStart w:id="19" w:name="_Toc225332496"/>
       <w:r>
         <w:lastRenderedPageBreak/>
         <w:t>Procedimientos de protección según el contexto</w:t>
       </w:r>
-      <w:bookmarkEnd w:id="18"/>
+      <w:bookmarkEnd w:id="19"/>
     </w:p>
     <w:p>
       <w:pPr>
@@ -13287,12 +13485,12 @@
       <w:pPr>
         <w:pStyle w:val="Ttulo1"/>
       </w:pPr>
-      <w:bookmarkStart w:id="19" w:name="_Toc225332497"/>
+      <w:bookmarkStart w:id="20" w:name="_Toc225332497"/>
       <w:r>
         <w:lastRenderedPageBreak/>
         <w:t>Programas institucionales de protección</w:t>
       </w:r>
-      <w:bookmarkEnd w:id="19"/>
+      <w:bookmarkEnd w:id="20"/>
     </w:p>
     <w:p>
       <w:pPr>
@@ -13330,14 +13528,14 @@
           <w:lang w:eastAsia="es-CO"/>
         </w:rPr>
       </w:pPr>
-      <w:bookmarkStart w:id="20" w:name="_Toc223619960"/>
-      <w:bookmarkStart w:id="21" w:name="_Toc223699660"/>
-      <w:bookmarkStart w:id="22" w:name="_Toc224840674"/>
-      <w:bookmarkStart w:id="23" w:name="_Toc225332498"/>
-      <w:bookmarkEnd w:id="20"/>
+      <w:bookmarkStart w:id="21" w:name="_Toc223619960"/>
+      <w:bookmarkStart w:id="22" w:name="_Toc223699660"/>
+      <w:bookmarkStart w:id="23" w:name="_Toc224840674"/>
+      <w:bookmarkStart w:id="24" w:name="_Toc225332498"/>
       <w:bookmarkEnd w:id="21"/>
       <w:bookmarkEnd w:id="22"/>
       <w:bookmarkEnd w:id="23"/>
+      <w:bookmarkEnd w:id="24"/>
     </w:p>
     <w:p>
       <w:pPr>
@@ -13362,14 +13560,14 @@
           <w:lang w:eastAsia="es-CO"/>
         </w:rPr>
       </w:pPr>
-      <w:bookmarkStart w:id="24" w:name="_Toc223619961"/>
-      <w:bookmarkStart w:id="25" w:name="_Toc223699661"/>
-      <w:bookmarkStart w:id="26" w:name="_Toc224840675"/>
-      <w:bookmarkStart w:id="27" w:name="_Toc225332499"/>
-      <w:bookmarkEnd w:id="24"/>
+      <w:bookmarkStart w:id="25" w:name="_Toc223619961"/>
+      <w:bookmarkStart w:id="26" w:name="_Toc223699661"/>
+      <w:bookmarkStart w:id="27" w:name="_Toc224840675"/>
+      <w:bookmarkStart w:id="28" w:name="_Toc225332499"/>
       <w:bookmarkEnd w:id="25"/>
       <w:bookmarkEnd w:id="26"/>
       <w:bookmarkEnd w:id="27"/>
+      <w:bookmarkEnd w:id="28"/>
     </w:p>
     <w:p>
       <w:pPr>
@@ -13394,14 +13592,14 @@
           <w:lang w:eastAsia="es-CO"/>
         </w:rPr>
       </w:pPr>
-      <w:bookmarkStart w:id="28" w:name="_Toc223619962"/>
-      <w:bookmarkStart w:id="29" w:name="_Toc223699662"/>
-      <w:bookmarkStart w:id="30" w:name="_Toc224840676"/>
-      <w:bookmarkStart w:id="31" w:name="_Toc225332500"/>
-      <w:bookmarkEnd w:id="28"/>
+      <w:bookmarkStart w:id="29" w:name="_Toc223619962"/>
+      <w:bookmarkStart w:id="30" w:name="_Toc223699662"/>
+      <w:bookmarkStart w:id="31" w:name="_Toc224840676"/>
+      <w:bookmarkStart w:id="32" w:name="_Toc225332500"/>
       <w:bookmarkEnd w:id="29"/>
       <w:bookmarkEnd w:id="30"/>
       <w:bookmarkEnd w:id="31"/>
+      <w:bookmarkEnd w:id="32"/>
     </w:p>
     <w:p>
       <w:pPr>
@@ -13426,14 +13624,14 @@
           <w:lang w:eastAsia="es-CO"/>
         </w:rPr>
       </w:pPr>
-      <w:bookmarkStart w:id="32" w:name="_Toc223619963"/>
-      <w:bookmarkStart w:id="33" w:name="_Toc223699663"/>
-      <w:bookmarkStart w:id="34" w:name="_Toc224840677"/>
-      <w:bookmarkStart w:id="35" w:name="_Toc225332501"/>
-      <w:bookmarkEnd w:id="32"/>
+      <w:bookmarkStart w:id="33" w:name="_Toc223619963"/>
+      <w:bookmarkStart w:id="34" w:name="_Toc223699663"/>
+      <w:bookmarkStart w:id="35" w:name="_Toc224840677"/>
+      <w:bookmarkStart w:id="36" w:name="_Toc225332501"/>
       <w:bookmarkEnd w:id="33"/>
       <w:bookmarkEnd w:id="34"/>
       <w:bookmarkEnd w:id="35"/>
+      <w:bookmarkEnd w:id="36"/>
     </w:p>
     <w:p>
       <w:pPr>
@@ -13458,14 +13656,14 @@
           <w:lang w:eastAsia="es-CO"/>
         </w:rPr>
       </w:pPr>
-      <w:bookmarkStart w:id="36" w:name="_Toc223619964"/>
-      <w:bookmarkStart w:id="37" w:name="_Toc223699664"/>
-      <w:bookmarkStart w:id="38" w:name="_Toc224840678"/>
-      <w:bookmarkStart w:id="39" w:name="_Toc225332502"/>
-      <w:bookmarkEnd w:id="36"/>
+      <w:bookmarkStart w:id="37" w:name="_Toc223619964"/>
+      <w:bookmarkStart w:id="38" w:name="_Toc223699664"/>
+      <w:bookmarkStart w:id="39" w:name="_Toc224840678"/>
+      <w:bookmarkStart w:id="40" w:name="_Toc225332502"/>
       <w:bookmarkEnd w:id="37"/>
       <w:bookmarkEnd w:id="38"/>
       <w:bookmarkEnd w:id="39"/>
+      <w:bookmarkEnd w:id="40"/>
     </w:p>
     <w:p>
       <w:pPr>
@@ -13490,14 +13688,14 @@
           <w:lang w:eastAsia="es-CO"/>
         </w:rPr>
       </w:pPr>
-      <w:bookmarkStart w:id="40" w:name="_Toc223619965"/>
-      <w:bookmarkStart w:id="41" w:name="_Toc223699665"/>
-      <w:bookmarkStart w:id="42" w:name="_Toc224840679"/>
-      <w:bookmarkStart w:id="43" w:name="_Toc225332503"/>
-      <w:bookmarkEnd w:id="40"/>
+      <w:bookmarkStart w:id="41" w:name="_Toc223619965"/>
+      <w:bookmarkStart w:id="42" w:name="_Toc223699665"/>
+      <w:bookmarkStart w:id="43" w:name="_Toc224840679"/>
+      <w:bookmarkStart w:id="44" w:name="_Toc225332503"/>
       <w:bookmarkEnd w:id="41"/>
       <w:bookmarkEnd w:id="42"/>
       <w:bookmarkEnd w:id="43"/>
+      <w:bookmarkEnd w:id="44"/>
     </w:p>
     <w:p>
       <w:pPr>
@@ -13522,14 +13720,14 @@
           <w:lang w:eastAsia="es-CO"/>
         </w:rPr>
       </w:pPr>
-      <w:bookmarkStart w:id="44" w:name="_Toc223619966"/>
-      <w:bookmarkStart w:id="45" w:name="_Toc223699666"/>
-      <w:bookmarkStart w:id="46" w:name="_Toc224840680"/>
-      <w:bookmarkStart w:id="47" w:name="_Toc225332504"/>
-      <w:bookmarkEnd w:id="44"/>
+      <w:bookmarkStart w:id="45" w:name="_Toc223619966"/>
+      <w:bookmarkStart w:id="46" w:name="_Toc223699666"/>
+      <w:bookmarkStart w:id="47" w:name="_Toc224840680"/>
+      <w:bookmarkStart w:id="48" w:name="_Toc225332504"/>
       <w:bookmarkEnd w:id="45"/>
       <w:bookmarkEnd w:id="46"/>
       <w:bookmarkEnd w:id="47"/>
+      <w:bookmarkEnd w:id="48"/>
     </w:p>
     <w:p>
       <w:pPr>
@@ -13554,14 +13752,14 @@
           <w:lang w:eastAsia="es-CO"/>
         </w:rPr>
       </w:pPr>
-      <w:bookmarkStart w:id="48" w:name="_Toc223619967"/>
-      <w:bookmarkStart w:id="49" w:name="_Toc223699667"/>
-      <w:bookmarkStart w:id="50" w:name="_Toc224840681"/>
-      <w:bookmarkStart w:id="51" w:name="_Toc225332505"/>
-      <w:bookmarkEnd w:id="48"/>
+      <w:bookmarkStart w:id="49" w:name="_Toc223619967"/>
+      <w:bookmarkStart w:id="50" w:name="_Toc223699667"/>
+      <w:bookmarkStart w:id="51" w:name="_Toc224840681"/>
+      <w:bookmarkStart w:id="52" w:name="_Toc225332505"/>
       <w:bookmarkEnd w:id="49"/>
       <w:bookmarkEnd w:id="50"/>
       <w:bookmarkEnd w:id="51"/>
+      <w:bookmarkEnd w:id="52"/>
     </w:p>
     <w:p>
       <w:pPr>
@@ -13586,24 +13784,24 @@
           <w:lang w:eastAsia="es-CO"/>
         </w:rPr>
       </w:pPr>
-      <w:bookmarkStart w:id="52" w:name="_Toc223619968"/>
-      <w:bookmarkStart w:id="53" w:name="_Toc223699668"/>
-      <w:bookmarkStart w:id="54" w:name="_Toc224840682"/>
-      <w:bookmarkStart w:id="55" w:name="_Toc225332506"/>
-      <w:bookmarkEnd w:id="52"/>
+      <w:bookmarkStart w:id="53" w:name="_Toc223619968"/>
+      <w:bookmarkStart w:id="54" w:name="_Toc223699668"/>
+      <w:bookmarkStart w:id="55" w:name="_Toc224840682"/>
+      <w:bookmarkStart w:id="56" w:name="_Toc225332506"/>
       <w:bookmarkEnd w:id="53"/>
       <w:bookmarkEnd w:id="54"/>
       <w:bookmarkEnd w:id="55"/>
+      <w:bookmarkEnd w:id="56"/>
     </w:p>
     <w:p>
       <w:pPr>
         <w:pStyle w:val="Ttulo2"/>
       </w:pPr>
-      <w:bookmarkStart w:id="56" w:name="_Toc225332507"/>
+      <w:bookmarkStart w:id="57" w:name="_Toc225332507"/>
       <w:r>
         <w:t>Tipos de programas institucionales</w:t>
       </w:r>
-      <w:bookmarkEnd w:id="56"/>
+      <w:bookmarkEnd w:id="57"/>
     </w:p>
     <w:p>
       <w:pPr>
@@ -14469,12 +14667,12 @@
       <w:pPr>
         <w:pStyle w:val="Ttulo2"/>
       </w:pPr>
-      <w:bookmarkStart w:id="57" w:name="_Toc225332508"/>
+      <w:bookmarkStart w:id="58" w:name="_Toc225332508"/>
       <w:r>
         <w:lastRenderedPageBreak/>
         <w:t>Trámite especial de emergencia</w:t>
       </w:r>
-      <w:bookmarkEnd w:id="57"/>
+      <w:bookmarkEnd w:id="58"/>
     </w:p>
     <w:p>
       <w:pPr>
@@ -14834,12 +15032,12 @@
       <w:pPr>
         <w:pStyle w:val="Ttulo1"/>
       </w:pPr>
-      <w:bookmarkStart w:id="58" w:name="_Toc225332509"/>
+      <w:bookmarkStart w:id="59" w:name="_Toc225332509"/>
       <w:r>
         <w:lastRenderedPageBreak/>
         <w:t>Restablecimiento de derechos y seguimiento</w:t>
       </w:r>
-      <w:bookmarkEnd w:id="58"/>
+      <w:bookmarkEnd w:id="59"/>
       <w:r>
         <w:t xml:space="preserve"> </w:t>
       </w:r>
@@ -15041,24 +15239,24 @@
           <w:lang w:eastAsia="es-CO"/>
         </w:rPr>
       </w:pPr>
-      <w:bookmarkStart w:id="59" w:name="_Toc223619972"/>
-      <w:bookmarkStart w:id="60" w:name="_Toc223699672"/>
-      <w:bookmarkStart w:id="61" w:name="_Toc224840686"/>
-      <w:bookmarkStart w:id="62" w:name="_Toc225332510"/>
-      <w:bookmarkEnd w:id="59"/>
+      <w:bookmarkStart w:id="60" w:name="_Toc223619972"/>
+      <w:bookmarkStart w:id="61" w:name="_Toc223699672"/>
+      <w:bookmarkStart w:id="62" w:name="_Toc224840686"/>
+      <w:bookmarkStart w:id="63" w:name="_Toc225332510"/>
       <w:bookmarkEnd w:id="60"/>
       <w:bookmarkEnd w:id="61"/>
       <w:bookmarkEnd w:id="62"/>
+      <w:bookmarkEnd w:id="63"/>
     </w:p>
     <w:p>
       <w:pPr>
         <w:pStyle w:val="Ttulo2"/>
       </w:pPr>
-      <w:bookmarkStart w:id="63" w:name="_Toc225332511"/>
+      <w:bookmarkStart w:id="64" w:name="_Toc225332511"/>
       <w:r>
         <w:t>Autoridades competentes</w:t>
       </w:r>
-      <w:bookmarkEnd w:id="63"/>
+      <w:bookmarkEnd w:id="64"/>
     </w:p>
     <w:p>
       <w:pPr>
@@ -15358,11 +15556,11 @@
       <w:pPr>
         <w:pStyle w:val="Ttulo2"/>
       </w:pPr>
-      <w:bookmarkStart w:id="64" w:name="_Toc225332512"/>
+      <w:bookmarkStart w:id="65" w:name="_Toc225332512"/>
       <w:r>
         <w:t>Seguimiento intersectorial</w:t>
       </w:r>
-      <w:bookmarkEnd w:id="64"/>
+      <w:bookmarkEnd w:id="65"/>
     </w:p>
     <w:p>
       <w:pPr>
@@ -15772,12 +15970,12 @@
       <w:pPr>
         <w:pStyle w:val="Titulosgenerales"/>
       </w:pPr>
-      <w:bookmarkStart w:id="65" w:name="_Toc225332513"/>
+      <w:bookmarkStart w:id="66" w:name="_Toc225332513"/>
       <w:r>
         <w:lastRenderedPageBreak/>
         <w:t>Síntesis</w:t>
       </w:r>
-      <w:bookmarkEnd w:id="65"/>
+      <w:bookmarkEnd w:id="66"/>
       <w:r>
         <w:t xml:space="preserve"> </w:t>
       </w:r>
@@ -15807,10 +16005,10 @@
           <w:lang w:eastAsia="es-CO"/>
         </w:rPr>
         <w:drawing>
-          <wp:inline distT="0" distB="0" distL="0" distR="0" wp14:anchorId="5286D08A" wp14:editId="56222998">
+          <wp:inline distT="0" distB="0" distL="0" distR="0" wp14:anchorId="5286D08A" wp14:editId="13B2CB2D">
             <wp:extent cx="5764045" cy="3184635"/>
             <wp:effectExtent l="0" t="0" r="8255" b="0"/>
-            <wp:docPr id="11" name="Imagen 11" descr="Mapa conceptual titulado “Presenta un nodo central del cual se derivan cinco componentes principales. Estos son: articulación entre sectores, activación de rutas de atención, acceso a la justicia, medidas de protección y restablecimiento de derechos. Cada componente incluye acciones específicas relacionadas con coordinación, registro, acompañamiento y seguimiento. El esquema muestra cómo estas acciones se integran para garantizar la protección y los derechos de las personas afectadas."/>
+            <wp:docPr id="11" name="Imagen 11" descr="Mapa conceptual titulado “Atención intersectorial y restablecimiento de derechos”. Presenta un nodo central del cual se derivan cinco componentes principales. Estos son: articulación entre sectores, activación de rutas de atención, acceso a la justicia, medidas de protección y restablecimiento de derechos. Cada componente incluye acciones específicas relacionadas con coordinación, registro, acompañamiento y seguimiento. El esquema muestra cómo estas acciones se integran para garantizar la protección y los derechos de las personas afectadas."/>
             <wp:cNvGraphicFramePr>
               <a:graphicFrameLocks xmlns:a="http://schemas.openxmlformats.org/drawingml/2006/main" noChangeAspect="1"/>
             </wp:cNvGraphicFramePr>
@@ -15824,7 +16022,7 @@
                     </pic:cNvPicPr>
                   </pic:nvPicPr>
                   <pic:blipFill>
-                    <a:blip r:embed="rId13">
+                    <a:blip r:embed="rId17">
                       <a:extLst>
                         <a:ext uri="{28A0092B-C50C-407E-A947-70E740481C1C}">
                           <a14:useLocalDpi xmlns:a14="http://schemas.microsoft.com/office/drawing/2010/main" val="0"/>
@@ -15857,14 +16055,14 @@
       <w:pPr>
         <w:pStyle w:val="Titulosgenerales"/>
       </w:pPr>
-      <w:bookmarkStart w:id="66" w:name="_Toc176443725"/>
-      <w:bookmarkStart w:id="67" w:name="_Toc225332514"/>
+      <w:bookmarkStart w:id="67" w:name="_Toc176443725"/>
+      <w:bookmarkStart w:id="68" w:name="_Toc225332514"/>
       <w:r>
         <w:lastRenderedPageBreak/>
         <w:t>Glosario</w:t>
       </w:r>
-      <w:bookmarkEnd w:id="66"/>
       <w:bookmarkEnd w:id="67"/>
+      <w:bookmarkEnd w:id="68"/>
     </w:p>
     <w:p>
       <w:pPr>
@@ -16032,61 +16230,31 @@
           <w:bCs/>
           <w:lang w:eastAsia="es-CO"/>
         </w:rPr>
-        <w:t>Profilaxis posexposición (PEP)</w:t>
-      </w:r>
-      <w:r>
-        <w:rPr>
-          <w:lang w:eastAsia="es-CO"/>
-        </w:rPr>
-        <w:t>: conjunto de tratamientos farmacológicos administrados de manera oportuna para reducir el riesgo de infecciones de transmisión sexual, incluido el VIH, tras una exposición de riesgo.</w:t>
-      </w:r>
-    </w:p>
-    <w:p>
-      <w:pPr>
-        <w:rPr>
-          <w:lang w:eastAsia="es-CO"/>
-        </w:rPr>
-      </w:pPr>
+        <w:t xml:space="preserve">Profilaxis </w:t>
+      </w:r>
+      <w:proofErr w:type="spellStart"/>
       <w:r>
         <w:rPr>
           <w:b/>
           <w:bCs/>
           <w:lang w:eastAsia="es-CO"/>
         </w:rPr>
-        <w:t>Registro Individual de Prestación de Servicios de Salud (RIPS)</w:t>
-      </w:r>
-      <w:r>
-        <w:rPr>
-          <w:lang w:eastAsia="es-CO"/>
-        </w:rPr>
-        <w:t>:</w:t>
-      </w:r>
-      <w:r>
-        <w:rPr>
-          <w:lang w:eastAsia="es-CO"/>
-        </w:rPr>
-        <w:t xml:space="preserve"> sistema de información que consolida los datos de los servicios de salud prestados, permitiendo la trazabilidad administrativa, el seguimiento institucional y la facturación.</w:t>
-      </w:r>
-    </w:p>
-    <w:p>
-      <w:pPr>
-        <w:rPr>
-          <w:lang w:eastAsia="es-CO"/>
-        </w:rPr>
-      </w:pPr>
+        <w:t>posexposición</w:t>
+      </w:r>
+      <w:proofErr w:type="spellEnd"/>
       <w:r>
         <w:rPr>
           <w:b/>
           <w:bCs/>
           <w:lang w:eastAsia="es-CO"/>
         </w:rPr>
-        <w:t>Restablecimiento de derechos</w:t>
-      </w:r>
-      <w:r>
-        <w:rPr>
-          <w:lang w:eastAsia="es-CO"/>
-        </w:rPr>
-        <w:t>: proceso orientado a garantizar que las personas víctimas recuperen el ejercicio pleno de sus derechos fundamentales, mediante acciones articuladas entre los sectores de salud, protección, justicia y asistencia social.</w:t>
+        <w:t xml:space="preserve"> (PEP)</w:t>
+      </w:r>
+      <w:r>
+        <w:rPr>
+          <w:lang w:eastAsia="es-CO"/>
+        </w:rPr>
+        <w:t>: conjunto de tratamientos farmacológicos administrados de manera oportuna para reducir el riesgo de infecciones de transmisión sexual, incluido el VIH, tras una exposición de riesgo.</w:t>
       </w:r>
     </w:p>
     <w:p>
@@ -16101,13 +16269,19 @@
           <w:bCs/>
           <w:lang w:eastAsia="es-CO"/>
         </w:rPr>
-        <w:t>Ruta de atención</w:t>
-      </w:r>
-      <w:r>
-        <w:rPr>
-          <w:lang w:eastAsia="es-CO"/>
-        </w:rPr>
-        <w:t>: conjunto de procedimientos, mecanismos y acciones articuladas entre diferentes instituciones que permiten garantizar la atención integral, la protección y el restablecimiento de derechos de las personas víctimas de violencias sexuales.</w:t>
+        <w:t>Registro Individual de Prestación de Servicios de Salud (RIPS)</w:t>
+      </w:r>
+      <w:r>
+        <w:rPr>
+          <w:lang w:eastAsia="es-CO"/>
+        </w:rPr>
+        <w:t>:</w:t>
+      </w:r>
+      <w:r>
+        <w:rPr>
+          <w:lang w:eastAsia="es-CO"/>
+        </w:rPr>
+        <w:t xml:space="preserve"> sistema de información que consolida los datos de los servicios de salud prestados, permitiendo la trazabilidad administrativa, el seguimiento institucional y la facturación.</w:t>
       </w:r>
     </w:p>
     <w:p>
@@ -16122,6 +16296,48 @@
           <w:bCs/>
           <w:lang w:eastAsia="es-CO"/>
         </w:rPr>
+        <w:t>Restablecimiento de derechos</w:t>
+      </w:r>
+      <w:r>
+        <w:rPr>
+          <w:lang w:eastAsia="es-CO"/>
+        </w:rPr>
+        <w:t>: proceso orientado a garantizar que las personas víctimas recuperen el ejercicio pleno de sus derechos fundamentales, mediante acciones articuladas entre los sectores de salud, protección, justicia y asistencia social.</w:t>
+      </w:r>
+    </w:p>
+    <w:p>
+      <w:pPr>
+        <w:rPr>
+          <w:lang w:eastAsia="es-CO"/>
+        </w:rPr>
+      </w:pPr>
+      <w:r>
+        <w:rPr>
+          <w:b/>
+          <w:bCs/>
+          <w:lang w:eastAsia="es-CO"/>
+        </w:rPr>
+        <w:t>Ruta de atención</w:t>
+      </w:r>
+      <w:r>
+        <w:rPr>
+          <w:lang w:eastAsia="es-CO"/>
+        </w:rPr>
+        <w:t>: conjunto de procedimientos, mecanismos y acciones articuladas entre diferentes instituciones que permiten garantizar la atención integral, la protección y el restablecimiento de derechos de las personas víctimas de violencias sexuales.</w:t>
+      </w:r>
+    </w:p>
+    <w:p>
+      <w:pPr>
+        <w:rPr>
+          <w:lang w:eastAsia="es-CO"/>
+        </w:rPr>
+      </w:pPr>
+      <w:r>
+        <w:rPr>
+          <w:b/>
+          <w:bCs/>
+          <w:lang w:eastAsia="es-CO"/>
+        </w:rPr>
         <w:t>Seguimiento clínico</w:t>
       </w:r>
       <w:r>
@@ -16145,8 +16361,8 @@
           <w:lang w:val="es-MX"/>
         </w:rPr>
       </w:pPr>
-      <w:bookmarkStart w:id="68" w:name="_Toc176443726"/>
-      <w:bookmarkStart w:id="69" w:name="_Toc225332515"/>
+      <w:bookmarkStart w:id="69" w:name="_Toc176443726"/>
+      <w:bookmarkStart w:id="70" w:name="_Toc225332515"/>
       <w:r>
         <w:rPr>
           <w:lang w:val="es-MX"/>
@@ -16154,8 +16370,8 @@
         <w:lastRenderedPageBreak/>
         <w:t>Referencias bibliográficas</w:t>
       </w:r>
-      <w:bookmarkEnd w:id="68"/>
       <w:bookmarkEnd w:id="69"/>
+      <w:bookmarkEnd w:id="70"/>
     </w:p>
     <w:p>
       <w:pPr>
@@ -16176,7 +16392,7 @@
           <w:lang w:val="es-MX" w:eastAsia="es-CO"/>
         </w:rPr>
       </w:pPr>
-      <w:hyperlink r:id="rId14" w:history="1">
+      <w:hyperlink r:id="rId18" w:history="1">
         <w:r>
           <w:rPr>
             <w:rStyle w:val="Hipervnculo"/>
@@ -16313,14 +16529,14 @@
       <w:pPr>
         <w:pStyle w:val="Titulosgenerales"/>
       </w:pPr>
-      <w:bookmarkStart w:id="70" w:name="_Toc176443727"/>
-      <w:bookmarkStart w:id="71" w:name="_Toc225332516"/>
+      <w:bookmarkStart w:id="71" w:name="_Toc176443727"/>
+      <w:bookmarkStart w:id="72" w:name="_Toc225332516"/>
       <w:r>
         <w:lastRenderedPageBreak/>
         <w:t>Créditos</w:t>
       </w:r>
-      <w:bookmarkEnd w:id="70"/>
       <w:bookmarkEnd w:id="71"/>
+      <w:bookmarkEnd w:id="72"/>
     </w:p>
     <w:tbl>
       <w:tblPr>
@@ -16356,7 +16572,7 @@
                 <w:lang w:val="es-419" w:eastAsia="es-CO"/>
               </w:rPr>
             </w:pPr>
-            <w:bookmarkStart w:id="72" w:name="_Hlk154833079"/>
+            <w:bookmarkStart w:id="73" w:name="_Hlk154833079"/>
             <w:r>
               <w:rPr>
                 <w:kern w:val="0"/>
@@ -16518,7 +16734,25 @@
                 <w:sz w:val="24"/>
                 <w:lang w:eastAsia="es-CO"/>
               </w:rPr>
-              <w:t>Diana Rocío Possos Beltrán</w:t>
+              <w:t xml:space="preserve">Diana Rocío </w:t>
+            </w:r>
+            <w:proofErr w:type="spellStart"/>
+            <w:r>
+              <w:rPr>
+                <w:kern w:val="0"/>
+                <w:sz w:val="24"/>
+                <w:lang w:eastAsia="es-CO"/>
+              </w:rPr>
+              <w:t>Possos</w:t>
+            </w:r>
+            <w:proofErr w:type="spellEnd"/>
+            <w:r>
+              <w:rPr>
+                <w:kern w:val="0"/>
+                <w:sz w:val="24"/>
+                <w:lang w:eastAsia="es-CO"/>
+              </w:rPr>
+              <w:t xml:space="preserve"> Beltrán</w:t>
             </w:r>
           </w:p>
         </w:tc>
@@ -16705,13 +16939,23 @@
                 <w:lang w:eastAsia="es-CO"/>
               </w:rPr>
             </w:pPr>
+            <w:proofErr w:type="spellStart"/>
             <w:r>
               <w:rPr>
                 <w:kern w:val="0"/>
                 <w:sz w:val="24"/>
                 <w:lang w:eastAsia="es-CO"/>
               </w:rPr>
-              <w:t>Osana Medina Bonilla</w:t>
+              <w:t>Osana</w:t>
+            </w:r>
+            <w:proofErr w:type="spellEnd"/>
+            <w:r>
+              <w:rPr>
+                <w:kern w:val="0"/>
+                <w:sz w:val="24"/>
+                <w:lang w:eastAsia="es-CO"/>
+              </w:rPr>
+              <w:t xml:space="preserve"> Medina Bonilla</w:t>
             </w:r>
           </w:p>
         </w:tc>
@@ -16875,45 +17119,7 @@
                 <w:sz w:val="24"/>
                 <w:lang w:eastAsia="es-CO"/>
               </w:rPr>
-              <w:t>Centro de Formación de Talento</w:t>
-            </w:r>
-          </w:p>
-          <w:p>
-            <w:pPr>
-              <w:spacing w:line="240" w:lineRule="auto"/>
-              <w:ind w:firstLine="0"/>
-              <w:rPr>
-                <w:kern w:val="0"/>
-                <w:sz w:val="24"/>
-                <w:lang w:eastAsia="es-CO"/>
-              </w:rPr>
-            </w:pPr>
-            <w:r>
-              <w:rPr>
-                <w:kern w:val="0"/>
-                <w:sz w:val="24"/>
-                <w:lang w:eastAsia="es-CO"/>
-              </w:rPr>
-              <w:t>Humano en Salud - Regional</w:t>
-            </w:r>
-          </w:p>
-          <w:p>
-            <w:pPr>
-              <w:spacing w:line="240" w:lineRule="auto"/>
-              <w:ind w:firstLine="0"/>
-              <w:rPr>
-                <w:kern w:val="0"/>
-                <w:sz w:val="24"/>
-                <w:lang w:eastAsia="es-CO"/>
-              </w:rPr>
-            </w:pPr>
-            <w:r>
-              <w:rPr>
-                <w:kern w:val="0"/>
-                <w:sz w:val="24"/>
-                <w:lang w:eastAsia="es-CO"/>
-              </w:rPr>
-              <w:t>Distrito Capital</w:t>
+              <w:t>Ministerio de Salud y Protección Social</w:t>
             </w:r>
           </w:p>
         </w:tc>
@@ -17058,8 +17264,36 @@
                 <w:sz w:val="24"/>
                 <w:lang w:eastAsia="es-CO"/>
               </w:rPr>
-              <w:t>Laura Briguitte Perea Possos</w:t>
+              <w:t xml:space="preserve">Laura </w:t>
             </w:r>
+            <w:proofErr w:type="spellStart"/>
+            <w:r>
+              <w:rPr>
+                <w:kern w:val="0"/>
+                <w:sz w:val="24"/>
+                <w:lang w:eastAsia="es-CO"/>
+              </w:rPr>
+              <w:t>Briguitte</w:t>
+            </w:r>
+            <w:proofErr w:type="spellEnd"/>
+            <w:r>
+              <w:rPr>
+                <w:kern w:val="0"/>
+                <w:sz w:val="24"/>
+                <w:lang w:eastAsia="es-CO"/>
+              </w:rPr>
+              <w:t xml:space="preserve"> Perea </w:t>
+            </w:r>
+            <w:proofErr w:type="spellStart"/>
+            <w:r>
+              <w:rPr>
+                <w:kern w:val="0"/>
+                <w:sz w:val="24"/>
+                <w:lang w:eastAsia="es-CO"/>
+              </w:rPr>
+              <w:t>Possos</w:t>
+            </w:r>
+            <w:proofErr w:type="spellEnd"/>
           </w:p>
         </w:tc>
         <w:tc>
@@ -17159,7 +17393,25 @@
                 <w:sz w:val="24"/>
                 <w:lang w:eastAsia="es-CO"/>
               </w:rPr>
-              <w:t>Gloria Lida Alzate Suárez</w:t>
+              <w:t xml:space="preserve">Gloria Lida </w:t>
+            </w:r>
+            <w:proofErr w:type="spellStart"/>
+            <w:r>
+              <w:rPr>
+                <w:kern w:val="0"/>
+                <w:sz w:val="24"/>
+                <w:lang w:eastAsia="es-CO"/>
+              </w:rPr>
+              <w:t>Alzate</w:t>
+            </w:r>
+            <w:proofErr w:type="spellEnd"/>
+            <w:r>
+              <w:rPr>
+                <w:kern w:val="0"/>
+                <w:sz w:val="24"/>
+                <w:lang w:eastAsia="es-CO"/>
+              </w:rPr>
+              <w:t xml:space="preserve"> Suárez</w:t>
             </w:r>
           </w:p>
         </w:tc>
@@ -17315,8 +17567,25 @@
                 <w:sz w:val="24"/>
                 <w:lang w:eastAsia="es-CO"/>
               </w:rPr>
-              <w:lastRenderedPageBreak/>
-              <w:t>Manuel Felipe Echavarria Orozco</w:t>
+              <w:t xml:space="preserve">Manuel Felipe </w:t>
+            </w:r>
+            <w:proofErr w:type="spellStart"/>
+            <w:r>
+              <w:rPr>
+                <w:kern w:val="0"/>
+                <w:sz w:val="24"/>
+                <w:lang w:eastAsia="es-CO"/>
+              </w:rPr>
+              <w:t>Echavarria</w:t>
+            </w:r>
+            <w:proofErr w:type="spellEnd"/>
+            <w:r>
+              <w:rPr>
+                <w:kern w:val="0"/>
+                <w:sz w:val="24"/>
+                <w:lang w:eastAsia="es-CO"/>
+              </w:rPr>
+              <w:t xml:space="preserve"> Orozco</w:t>
             </w:r>
           </w:p>
         </w:tc>
@@ -17403,6 +17672,7 @@
                 <w:sz w:val="24"/>
                 <w:lang w:eastAsia="es-CO"/>
               </w:rPr>
+              <w:lastRenderedPageBreak/>
               <w:t>Ernesto Navarro Jaimes</w:t>
             </w:r>
           </w:p>
@@ -17611,7 +17881,7 @@
           </w:p>
         </w:tc>
       </w:tr>
-      <w:bookmarkEnd w:id="72"/>
+      <w:bookmarkEnd w:id="73"/>
     </w:tbl>
     <w:p>
       <w:pPr>
@@ -17632,8 +17902,8 @@
       </w:pPr>
     </w:p>
     <w:sectPr>
-      <w:headerReference w:type="default" r:id="rId15"/>
-      <w:footerReference w:type="default" r:id="rId16"/>
+      <w:headerReference w:type="default" r:id="rId19"/>
+      <w:footerReference w:type="default" r:id="rId20"/>
       <w:pgSz w:w="12240" w:h="15840"/>
       <w:pgMar w:top="1701" w:right="1134" w:bottom="1134" w:left="1134" w:header="709" w:footer="737" w:gutter="0"/>
       <w:pgNumType w:start="1"/>
@@ -17645,7 +17915,7 @@
 </file>
 
 <file path=word/endnotes.xml><?xml version="1.0" encoding="utf-8"?>
-<w:endnotes xmlns:wpc="http://schemas.microsoft.com/office/word/2010/wordprocessingCanvas" xmlns:cx="http://schemas.microsoft.com/office/drawing/2014/chartex" xmlns:cx1="http://schemas.microsoft.com/office/drawing/2015/9/8/chartex" xmlns:cx2="http://schemas.microsoft.com/office/drawing/2015/10/21/chartex" xmlns:cx3="http://schemas.microsoft.com/office/drawing/2016/5/9/chartex" xmlns:cx4="http://schemas.microsoft.com/office/drawing/2016/5/10/chartex" xmlns:cx5="http://schemas.microsoft.com/office/drawing/2016/5/11/chartex" xmlns:cx6="http://schemas.microsoft.com/office/drawing/2016/5/12/chartex" xmlns:cx7="http://schemas.microsoft.com/office/drawing/2016/5/13/chartex" xmlns:cx8="http://schemas.microsoft.com/office/drawing/2016/5/14/chartex" xmlns:mc="http://schemas.openxmlformats.org/markup-compatibility/2006" xmlns:aink="http://schemas.microsoft.com/office/drawing/2016/ink" xmlns:am3d="http://schemas.microsoft.com/office/drawing/2017/model3d" xmlns:o="urn:schemas-microsoft-com:office:office" xmlns:r="http://schemas.openxmlformats.org/officeDocument/2006/relationships" xmlns:m="http://schemas.openxmlformats.org/officeDocument/2006/math" xmlns:v="urn:schemas-microsoft-com:vml" xmlns:wp14="http://schemas.microsoft.com/office/word/2010/wordprocessingDrawing" xmlns:wp="http://schemas.openxmlformats.org/drawingml/2006/wordprocessingDrawing" xmlns:w10="urn:schemas-microsoft-com:office:word" xmlns:w="http://schemas.openxmlformats.org/wordprocessingml/2006/main" xmlns:w14="http://schemas.microsoft.com/office/word/2010/wordml" xmlns:w15="http://schemas.microsoft.com/office/word/2012/wordml" xmlns:w16cex="http://schemas.microsoft.com/office/word/2018/wordml/cex" xmlns:w16cid="http://schemas.microsoft.com/office/word/2016/wordml/cid" xmlns:w16="http://schemas.microsoft.com/office/word/2018/wordml" xmlns:w16se="http://schemas.microsoft.com/office/word/2015/wordml/symex" xmlns:wpg="http://schemas.microsoft.com/office/word/2010/wordprocessingGroup" xmlns:wpi="http://schemas.microsoft.com/office/word/2010/wordprocessingInk" xmlns:wne="http://schemas.microsoft.com/office/word/2006/wordml" xmlns:wps="http://schemas.microsoft.com/office/word/2010/wordprocessingShape" mc:Ignorable="w14 w15 w16se w16cid w16 w16cex wp14">
+<w:endnotes xmlns:wpc="http://schemas.microsoft.com/office/word/2010/wordprocessingCanvas" xmlns:cx="http://schemas.microsoft.com/office/drawing/2014/chartex" xmlns:cx1="http://schemas.microsoft.com/office/drawing/2015/9/8/chartex" xmlns:cx2="http://schemas.microsoft.com/office/drawing/2015/10/21/chartex" xmlns:cx3="http://schemas.microsoft.com/office/drawing/2016/5/9/chartex" xmlns:cx4="http://schemas.microsoft.com/office/drawing/2016/5/10/chartex" xmlns:cx5="http://schemas.microsoft.com/office/drawing/2016/5/11/chartex" xmlns:cx6="http://schemas.microsoft.com/office/drawing/2016/5/12/chartex" xmlns:cx7="http://schemas.microsoft.com/office/drawing/2016/5/13/chartex" xmlns:cx8="http://schemas.microsoft.com/office/drawing/2016/5/14/chartex" xmlns:mc="http://schemas.openxmlformats.org/markup-compatibility/2006" xmlns:aink="http://schemas.microsoft.com/office/drawing/2016/ink" xmlns:am3d="http://schemas.microsoft.com/office/drawing/2017/model3d" xmlns:o="urn:schemas-microsoft-com:office:office" xmlns:r="http://schemas.openxmlformats.org/officeDocument/2006/relationships" xmlns:m="http://schemas.openxmlformats.org/officeDocument/2006/math" xmlns:v="urn:schemas-microsoft-com:vml" xmlns:wp14="http://schemas.microsoft.com/office/word/2010/wordprocessingDrawing" xmlns:wp="http://schemas.openxmlformats.org/drawingml/2006/wordprocessingDrawing" xmlns:w10="urn:schemas-microsoft-com:office:word" xmlns:w="http://schemas.openxmlformats.org/wordprocessingml/2006/main" xmlns:w14="http://schemas.microsoft.com/office/word/2010/wordml" xmlns:w15="http://schemas.microsoft.com/office/word/2012/wordml" xmlns:w16cid="http://schemas.microsoft.com/office/word/2016/wordml/cid" xmlns:w16se="http://schemas.microsoft.com/office/word/2015/wordml/symex" xmlns:wpg="http://schemas.microsoft.com/office/word/2010/wordprocessingGroup" xmlns:wpi="http://schemas.microsoft.com/office/word/2010/wordprocessingInk" xmlns:wne="http://schemas.microsoft.com/office/word/2006/wordml" xmlns:wps="http://schemas.microsoft.com/office/word/2010/wordprocessingShape" mc:Ignorable="w14 w15 w16se w16cid wp14">
   <w:endnote w:type="separator" w:id="-1">
     <w:p>
       <w:pPr>
@@ -17670,7 +17940,7 @@
 </file>
 
 <file path=word/footer1.xml><?xml version="1.0" encoding="utf-8"?>
-<w:ftr xmlns:wpc="http://schemas.microsoft.com/office/word/2010/wordprocessingCanvas" xmlns:cx="http://schemas.microsoft.com/office/drawing/2014/chartex" xmlns:cx1="http://schemas.microsoft.com/office/drawing/2015/9/8/chartex" xmlns:cx2="http://schemas.microsoft.com/office/drawing/2015/10/21/chartex" xmlns:cx3="http://schemas.microsoft.com/office/drawing/2016/5/9/chartex" xmlns:cx4="http://schemas.microsoft.com/office/drawing/2016/5/10/chartex" xmlns:cx5="http://schemas.microsoft.com/office/drawing/2016/5/11/chartex" xmlns:cx6="http://schemas.microsoft.com/office/drawing/2016/5/12/chartex" xmlns:cx7="http://schemas.microsoft.com/office/drawing/2016/5/13/chartex" xmlns:cx8="http://schemas.microsoft.com/office/drawing/2016/5/14/chartex" xmlns:mc="http://schemas.openxmlformats.org/markup-compatibility/2006" xmlns:aink="http://schemas.microsoft.com/office/drawing/2016/ink" xmlns:am3d="http://schemas.microsoft.com/office/drawing/2017/model3d" xmlns:o="urn:schemas-microsoft-com:office:office" xmlns:r="http://schemas.openxmlformats.org/officeDocument/2006/relationships" xmlns:m="http://schemas.openxmlformats.org/officeDocument/2006/math" xmlns:v="urn:schemas-microsoft-com:vml" xmlns:wp14="http://schemas.microsoft.com/office/word/2010/wordprocessingDrawing" xmlns:wp="http://schemas.openxmlformats.org/drawingml/2006/wordprocessingDrawing" xmlns:w10="urn:schemas-microsoft-com:office:word" xmlns:w="http://schemas.openxmlformats.org/wordprocessingml/2006/main" xmlns:w14="http://schemas.microsoft.com/office/word/2010/wordml" xmlns:w15="http://schemas.microsoft.com/office/word/2012/wordml" xmlns:w16cex="http://schemas.microsoft.com/office/word/2018/wordml/cex" xmlns:w16cid="http://schemas.microsoft.com/office/word/2016/wordml/cid" xmlns:w16="http://schemas.microsoft.com/office/word/2018/wordml" xmlns:w16se="http://schemas.microsoft.com/office/word/2015/wordml/symex" xmlns:wpg="http://schemas.microsoft.com/office/word/2010/wordprocessingGroup" xmlns:wpi="http://schemas.microsoft.com/office/word/2010/wordprocessingInk" xmlns:wne="http://schemas.microsoft.com/office/word/2006/wordml" xmlns:wps="http://schemas.microsoft.com/office/word/2010/wordprocessingShape" mc:Ignorable="w14 w15 w16se w16cid w16 w16cex wp14">
+<w:ftr xmlns:wpc="http://schemas.microsoft.com/office/word/2010/wordprocessingCanvas" xmlns:cx="http://schemas.microsoft.com/office/drawing/2014/chartex" xmlns:cx1="http://schemas.microsoft.com/office/drawing/2015/9/8/chartex" xmlns:cx2="http://schemas.microsoft.com/office/drawing/2015/10/21/chartex" xmlns:cx3="http://schemas.microsoft.com/office/drawing/2016/5/9/chartex" xmlns:cx4="http://schemas.microsoft.com/office/drawing/2016/5/10/chartex" xmlns:cx5="http://schemas.microsoft.com/office/drawing/2016/5/11/chartex" xmlns:cx6="http://schemas.microsoft.com/office/drawing/2016/5/12/chartex" xmlns:cx7="http://schemas.microsoft.com/office/drawing/2016/5/13/chartex" xmlns:cx8="http://schemas.microsoft.com/office/drawing/2016/5/14/chartex" xmlns:mc="http://schemas.openxmlformats.org/markup-compatibility/2006" xmlns:aink="http://schemas.microsoft.com/office/drawing/2016/ink" xmlns:am3d="http://schemas.microsoft.com/office/drawing/2017/model3d" xmlns:o="urn:schemas-microsoft-com:office:office" xmlns:r="http://schemas.openxmlformats.org/officeDocument/2006/relationships" xmlns:m="http://schemas.openxmlformats.org/officeDocument/2006/math" xmlns:v="urn:schemas-microsoft-com:vml" xmlns:wp14="http://schemas.microsoft.com/office/word/2010/wordprocessingDrawing" xmlns:wp="http://schemas.openxmlformats.org/drawingml/2006/wordprocessingDrawing" xmlns:w10="urn:schemas-microsoft-com:office:word" xmlns:w="http://schemas.openxmlformats.org/wordprocessingml/2006/main" xmlns:w14="http://schemas.microsoft.com/office/word/2010/wordml" xmlns:w15="http://schemas.microsoft.com/office/word/2012/wordml" xmlns:w16cid="http://schemas.microsoft.com/office/word/2016/wordml/cid" xmlns:w16se="http://schemas.microsoft.com/office/word/2015/wordml/symex" xmlns:wpg="http://schemas.microsoft.com/office/word/2010/wordprocessingGroup" xmlns:wpi="http://schemas.microsoft.com/office/word/2010/wordprocessingInk" xmlns:wne="http://schemas.microsoft.com/office/word/2006/wordml" xmlns:wps="http://schemas.microsoft.com/office/word/2010/wordprocessingShape" mc:Ignorable="w14 w15 w16se w16cid wp14">
   <w:p>
     <w:pPr>
       <w:pStyle w:val="Piedepgina"/>
@@ -17807,7 +18077,7 @@
 </file>
 
 <file path=word/footnotes.xml><?xml version="1.0" encoding="utf-8"?>
-<w:footnotes xmlns:wpc="http://schemas.microsoft.com/office/word/2010/wordprocessingCanvas" xmlns:cx="http://schemas.microsoft.com/office/drawing/2014/chartex" xmlns:cx1="http://schemas.microsoft.com/office/drawing/2015/9/8/chartex" xmlns:cx2="http://schemas.microsoft.com/office/drawing/2015/10/21/chartex" xmlns:cx3="http://schemas.microsoft.com/office/drawing/2016/5/9/chartex" xmlns:cx4="http://schemas.microsoft.com/office/drawing/2016/5/10/chartex" xmlns:cx5="http://schemas.microsoft.com/office/drawing/2016/5/11/chartex" xmlns:cx6="http://schemas.microsoft.com/office/drawing/2016/5/12/chartex" xmlns:cx7="http://schemas.microsoft.com/office/drawing/2016/5/13/chartex" xmlns:cx8="http://schemas.microsoft.com/office/drawing/2016/5/14/chartex" xmlns:mc="http://schemas.openxmlformats.org/markup-compatibility/2006" xmlns:aink="http://schemas.microsoft.com/office/drawing/2016/ink" xmlns:am3d="http://schemas.microsoft.com/office/drawing/2017/model3d" xmlns:o="urn:schemas-microsoft-com:office:office" xmlns:r="http://schemas.openxmlformats.org/officeDocument/2006/relationships" xmlns:m="http://schemas.openxmlformats.org/officeDocument/2006/math" xmlns:v="urn:schemas-microsoft-com:vml" xmlns:wp14="http://schemas.microsoft.com/office/word/2010/wordprocessingDrawing" xmlns:wp="http://schemas.openxmlformats.org/drawingml/2006/wordprocessingDrawing" xmlns:w10="urn:schemas-microsoft-com:office:word" xmlns:w="http://schemas.openxmlformats.org/wordprocessingml/2006/main" xmlns:w14="http://schemas.microsoft.com/office/word/2010/wordml" xmlns:w15="http://schemas.microsoft.com/office/word/2012/wordml" xmlns:w16cex="http://schemas.microsoft.com/office/word/2018/wordml/cex" xmlns:w16cid="http://schemas.microsoft.com/office/word/2016/wordml/cid" xmlns:w16="http://schemas.microsoft.com/office/word/2018/wordml" xmlns:w16se="http://schemas.microsoft.com/office/word/2015/wordml/symex" xmlns:wpg="http://schemas.microsoft.com/office/word/2010/wordprocessingGroup" xmlns:wpi="http://schemas.microsoft.com/office/word/2010/wordprocessingInk" xmlns:wne="http://schemas.microsoft.com/office/word/2006/wordml" xmlns:wps="http://schemas.microsoft.com/office/word/2010/wordprocessingShape" mc:Ignorable="w14 w15 w16se w16cid w16 w16cex wp14">
+<w:footnotes xmlns:wpc="http://schemas.microsoft.com/office/word/2010/wordprocessingCanvas" xmlns:cx="http://schemas.microsoft.com/office/drawing/2014/chartex" xmlns:cx1="http://schemas.microsoft.com/office/drawing/2015/9/8/chartex" xmlns:cx2="http://schemas.microsoft.com/office/drawing/2015/10/21/chartex" xmlns:cx3="http://schemas.microsoft.com/office/drawing/2016/5/9/chartex" xmlns:cx4="http://schemas.microsoft.com/office/drawing/2016/5/10/chartex" xmlns:cx5="http://schemas.microsoft.com/office/drawing/2016/5/11/chartex" xmlns:cx6="http://schemas.microsoft.com/office/drawing/2016/5/12/chartex" xmlns:cx7="http://schemas.microsoft.com/office/drawing/2016/5/13/chartex" xmlns:cx8="http://schemas.microsoft.com/office/drawing/2016/5/14/chartex" xmlns:mc="http://schemas.openxmlformats.org/markup-compatibility/2006" xmlns:aink="http://schemas.microsoft.com/office/drawing/2016/ink" xmlns:am3d="http://schemas.microsoft.com/office/drawing/2017/model3d" xmlns:o="urn:schemas-microsoft-com:office:office" xmlns:r="http://schemas.openxmlformats.org/officeDocument/2006/relationships" xmlns:m="http://schemas.openxmlformats.org/officeDocument/2006/math" xmlns:v="urn:schemas-microsoft-com:vml" xmlns:wp14="http://schemas.microsoft.com/office/word/2010/wordprocessingDrawing" xmlns:wp="http://schemas.openxmlformats.org/drawingml/2006/wordprocessingDrawing" xmlns:w10="urn:schemas-microsoft-com:office:word" xmlns:w="http://schemas.openxmlformats.org/wordprocessingml/2006/main" xmlns:w14="http://schemas.microsoft.com/office/word/2010/wordml" xmlns:w15="http://schemas.microsoft.com/office/word/2012/wordml" xmlns:w16cid="http://schemas.microsoft.com/office/word/2016/wordml/cid" xmlns:w16se="http://schemas.microsoft.com/office/word/2015/wordml/symex" xmlns:wpg="http://schemas.microsoft.com/office/word/2010/wordprocessingGroup" xmlns:wpi="http://schemas.microsoft.com/office/word/2010/wordprocessingInk" xmlns:wne="http://schemas.microsoft.com/office/word/2006/wordml" xmlns:wps="http://schemas.microsoft.com/office/word/2010/wordprocessingShape" mc:Ignorable="w14 w15 w16se w16cid wp14">
   <w:footnote w:type="separator" w:id="-1">
     <w:p>
       <w:pPr>
@@ -17832,7 +18102,7 @@
 </file>
 
 <file path=word/header1.xml><?xml version="1.0" encoding="utf-8"?>
-<w:hdr xmlns:wpc="http://schemas.microsoft.com/office/word/2010/wordprocessingCanvas" xmlns:cx="http://schemas.microsoft.com/office/drawing/2014/chartex" xmlns:cx1="http://schemas.microsoft.com/office/drawing/2015/9/8/chartex" xmlns:cx2="http://schemas.microsoft.com/office/drawing/2015/10/21/chartex" xmlns:cx3="http://schemas.microsoft.com/office/drawing/2016/5/9/chartex" xmlns:cx4="http://schemas.microsoft.com/office/drawing/2016/5/10/chartex" xmlns:cx5="http://schemas.microsoft.com/office/drawing/2016/5/11/chartex" xmlns:cx6="http://schemas.microsoft.com/office/drawing/2016/5/12/chartex" xmlns:cx7="http://schemas.microsoft.com/office/drawing/2016/5/13/chartex" xmlns:cx8="http://schemas.microsoft.com/office/drawing/2016/5/14/chartex" xmlns:mc="http://schemas.openxmlformats.org/markup-compatibility/2006" xmlns:aink="http://schemas.microsoft.com/office/drawing/2016/ink" xmlns:am3d="http://schemas.microsoft.com/office/drawing/2017/model3d" xmlns:o="urn:schemas-microsoft-com:office:office" xmlns:r="http://schemas.openxmlformats.org/officeDocument/2006/relationships" xmlns:m="http://schemas.openxmlformats.org/officeDocument/2006/math" xmlns:v="urn:schemas-microsoft-com:vml" xmlns:wp14="http://schemas.microsoft.com/office/word/2010/wordprocessingDrawing" xmlns:wp="http://schemas.openxmlformats.org/drawingml/2006/wordprocessingDrawing" xmlns:w10="urn:schemas-microsoft-com:office:word" xmlns:w="http://schemas.openxmlformats.org/wordprocessingml/2006/main" xmlns:w14="http://schemas.microsoft.com/office/word/2010/wordml" xmlns:w15="http://schemas.microsoft.com/office/word/2012/wordml" xmlns:w16cex="http://schemas.microsoft.com/office/word/2018/wordml/cex" xmlns:w16cid="http://schemas.microsoft.com/office/word/2016/wordml/cid" xmlns:w16="http://schemas.microsoft.com/office/word/2018/wordml" xmlns:w16se="http://schemas.microsoft.com/office/word/2015/wordml/symex" xmlns:wpg="http://schemas.microsoft.com/office/word/2010/wordprocessingGroup" xmlns:wpi="http://schemas.microsoft.com/office/word/2010/wordprocessingInk" xmlns:wne="http://schemas.microsoft.com/office/word/2006/wordml" xmlns:wps="http://schemas.microsoft.com/office/word/2010/wordprocessingShape" mc:Ignorable="w14 w15 w16se w16cid w16 w16cex wp14">
+<w:hdr xmlns:wpc="http://schemas.microsoft.com/office/word/2010/wordprocessingCanvas" xmlns:cx="http://schemas.microsoft.com/office/drawing/2014/chartex" xmlns:cx1="http://schemas.microsoft.com/office/drawing/2015/9/8/chartex" xmlns:cx2="http://schemas.microsoft.com/office/drawing/2015/10/21/chartex" xmlns:cx3="http://schemas.microsoft.com/office/drawing/2016/5/9/chartex" xmlns:cx4="http://schemas.microsoft.com/office/drawing/2016/5/10/chartex" xmlns:cx5="http://schemas.microsoft.com/office/drawing/2016/5/11/chartex" xmlns:cx6="http://schemas.microsoft.com/office/drawing/2016/5/12/chartex" xmlns:cx7="http://schemas.microsoft.com/office/drawing/2016/5/13/chartex" xmlns:cx8="http://schemas.microsoft.com/office/drawing/2016/5/14/chartex" xmlns:mc="http://schemas.openxmlformats.org/markup-compatibility/2006" xmlns:aink="http://schemas.microsoft.com/office/drawing/2016/ink" xmlns:am3d="http://schemas.microsoft.com/office/drawing/2017/model3d" xmlns:o="urn:schemas-microsoft-com:office:office" xmlns:r="http://schemas.openxmlformats.org/officeDocument/2006/relationships" xmlns:m="http://schemas.openxmlformats.org/officeDocument/2006/math" xmlns:v="urn:schemas-microsoft-com:vml" xmlns:wp14="http://schemas.microsoft.com/office/word/2010/wordprocessingDrawing" xmlns:wp="http://schemas.openxmlformats.org/drawingml/2006/wordprocessingDrawing" xmlns:w10="urn:schemas-microsoft-com:office:word" xmlns:w="http://schemas.openxmlformats.org/wordprocessingml/2006/main" xmlns:w14="http://schemas.microsoft.com/office/word/2010/wordml" xmlns:w15="http://schemas.microsoft.com/office/word/2012/wordml" xmlns:w16cid="http://schemas.microsoft.com/office/word/2016/wordml/cid" xmlns:w16se="http://schemas.microsoft.com/office/word/2015/wordml/symex" xmlns:wpg="http://schemas.microsoft.com/office/word/2010/wordprocessingGroup" xmlns:wpi="http://schemas.microsoft.com/office/word/2010/wordprocessingInk" xmlns:wne="http://schemas.microsoft.com/office/word/2006/wordml" xmlns:wps="http://schemas.microsoft.com/office/word/2010/wordprocessingShape" mc:Ignorable="w14 w15 w16se w16cid wp14">
   <w:p>
     <w:pPr>
       <w:pStyle w:val="Encabezado"/>
@@ -17904,7 +18174,7 @@
 </file>
 
 <file path=word/numbering.xml><?xml version="1.0" encoding="utf-8"?>
-<w:numbering xmlns:wpc="http://schemas.microsoft.com/office/word/2010/wordprocessingCanvas" xmlns:cx="http://schemas.microsoft.com/office/drawing/2014/chartex" xmlns:cx1="http://schemas.microsoft.com/office/drawing/2015/9/8/chartex" xmlns:cx2="http://schemas.microsoft.com/office/drawing/2015/10/21/chartex" xmlns:cx3="http://schemas.microsoft.com/office/drawing/2016/5/9/chartex" xmlns:cx4="http://schemas.microsoft.com/office/drawing/2016/5/10/chartex" xmlns:cx5="http://schemas.microsoft.com/office/drawing/2016/5/11/chartex" xmlns:cx6="http://schemas.microsoft.com/office/drawing/2016/5/12/chartex" xmlns:cx7="http://schemas.microsoft.com/office/drawing/2016/5/13/chartex" xmlns:cx8="http://schemas.microsoft.com/office/drawing/2016/5/14/chartex" xmlns:mc="http://schemas.openxmlformats.org/markup-compatibility/2006" xmlns:aink="http://schemas.microsoft.com/office/drawing/2016/ink" xmlns:am3d="http://schemas.microsoft.com/office/drawing/2017/model3d" xmlns:o="urn:schemas-microsoft-com:office:office" xmlns:r="http://schemas.openxmlformats.org/officeDocument/2006/relationships" xmlns:m="http://schemas.openxmlformats.org/officeDocument/2006/math" xmlns:v="urn:schemas-microsoft-com:vml" xmlns:wp14="http://schemas.microsoft.com/office/word/2010/wordprocessingDrawing" xmlns:wp="http://schemas.openxmlformats.org/drawingml/2006/wordprocessingDrawing" xmlns:w10="urn:schemas-microsoft-com:office:word" xmlns:w="http://schemas.openxmlformats.org/wordprocessingml/2006/main" xmlns:w14="http://schemas.microsoft.com/office/word/2010/wordml" xmlns:w15="http://schemas.microsoft.com/office/word/2012/wordml" xmlns:w16cex="http://schemas.microsoft.com/office/word/2018/wordml/cex" xmlns:w16cid="http://schemas.microsoft.com/office/word/2016/wordml/cid" xmlns:w16="http://schemas.microsoft.com/office/word/2018/wordml" xmlns:w16se="http://schemas.microsoft.com/office/word/2015/wordml/symex" xmlns:wpg="http://schemas.microsoft.com/office/word/2010/wordprocessingGroup" xmlns:wpi="http://schemas.microsoft.com/office/word/2010/wordprocessingInk" xmlns:wne="http://schemas.microsoft.com/office/word/2006/wordml" xmlns:wps="http://schemas.microsoft.com/office/word/2010/wordprocessingShape" mc:Ignorable="w14 w15 w16se w16cid w16 w16cex wp14">
+<w:numbering xmlns:wpc="http://schemas.microsoft.com/office/word/2010/wordprocessingCanvas" xmlns:cx="http://schemas.microsoft.com/office/drawing/2014/chartex" xmlns:cx1="http://schemas.microsoft.com/office/drawing/2015/9/8/chartex" xmlns:cx2="http://schemas.microsoft.com/office/drawing/2015/10/21/chartex" xmlns:cx3="http://schemas.microsoft.com/office/drawing/2016/5/9/chartex" xmlns:cx4="http://schemas.microsoft.com/office/drawing/2016/5/10/chartex" xmlns:cx5="http://schemas.microsoft.com/office/drawing/2016/5/11/chartex" xmlns:cx6="http://schemas.microsoft.com/office/drawing/2016/5/12/chartex" xmlns:cx7="http://schemas.microsoft.com/office/drawing/2016/5/13/chartex" xmlns:cx8="http://schemas.microsoft.com/office/drawing/2016/5/14/chartex" xmlns:mc="http://schemas.openxmlformats.org/markup-compatibility/2006" xmlns:aink="http://schemas.microsoft.com/office/drawing/2016/ink" xmlns:am3d="http://schemas.microsoft.com/office/drawing/2017/model3d" xmlns:o="urn:schemas-microsoft-com:office:office" xmlns:r="http://schemas.openxmlformats.org/officeDocument/2006/relationships" xmlns:m="http://schemas.openxmlformats.org/officeDocument/2006/math" xmlns:v="urn:schemas-microsoft-com:vml" xmlns:wp14="http://schemas.microsoft.com/office/word/2010/wordprocessingDrawing" xmlns:wp="http://schemas.openxmlformats.org/drawingml/2006/wordprocessingDrawing" xmlns:w10="urn:schemas-microsoft-com:office:word" xmlns:w="http://schemas.openxmlformats.org/wordprocessingml/2006/main" xmlns:w14="http://schemas.microsoft.com/office/word/2010/wordml" xmlns:w15="http://schemas.microsoft.com/office/word/2012/wordml" xmlns:w16cid="http://schemas.microsoft.com/office/word/2016/wordml/cid" xmlns:w16se="http://schemas.microsoft.com/office/word/2015/wordml/symex" xmlns:wpg="http://schemas.microsoft.com/office/word/2010/wordprocessingGroup" xmlns:wpi="http://schemas.microsoft.com/office/word/2010/wordprocessingInk" xmlns:wne="http://schemas.microsoft.com/office/word/2006/wordml" xmlns:wps="http://schemas.microsoft.com/office/word/2010/wordprocessingShape" mc:Ignorable="w14 w15 w16se w16cid wp14">
   <w:abstractNum w:abstractNumId="0" w15:restartNumberingAfterBreak="0">
     <w:nsid w:val="FFFFFF89"/>
     <w:multiLevelType w:val="singleLevel"/>
@@ -31485,7 +31755,7 @@
 </file>
 
 <file path=word/styles.xml><?xml version="1.0" encoding="utf-8"?>
-<w:styles xmlns:mc="http://schemas.openxmlformats.org/markup-compatibility/2006" xmlns:r="http://schemas.openxmlformats.org/officeDocument/2006/relationships" xmlns:w="http://schemas.openxmlformats.org/wordprocessingml/2006/main" xmlns:w14="http://schemas.microsoft.com/office/word/2010/wordml" xmlns:w15="http://schemas.microsoft.com/office/word/2012/wordml" xmlns:w16cex="http://schemas.microsoft.com/office/word/2018/wordml/cex" xmlns:w16cid="http://schemas.microsoft.com/office/word/2016/wordml/cid" xmlns:w16="http://schemas.microsoft.com/office/word/2018/wordml" xmlns:w16se="http://schemas.microsoft.com/office/word/2015/wordml/symex" mc:Ignorable="w14 w15 w16se w16cid w16 w16cex">
+<w:styles xmlns:mc="http://schemas.openxmlformats.org/markup-compatibility/2006" xmlns:r="http://schemas.openxmlformats.org/officeDocument/2006/relationships" xmlns:w="http://schemas.openxmlformats.org/wordprocessingml/2006/main" xmlns:w14="http://schemas.microsoft.com/office/word/2010/wordml" xmlns:w15="http://schemas.microsoft.com/office/word/2012/wordml" xmlns:w16cid="http://schemas.microsoft.com/office/word/2016/wordml/cid" xmlns:w16se="http://schemas.microsoft.com/office/word/2015/wordml/symex" mc:Ignorable="w14 w15 w16se w16cid">
   <w:docDefaults>
     <w:rPrDefault>
       <w:rPr>
@@ -31495,7 +31765,7 @@
     </w:rPrDefault>
     <w:pPrDefault/>
   </w:docDefaults>
-  <w:latentStyles w:defLockedState="0" w:defUIPriority="99" w:defSemiHidden="0" w:defUnhideWhenUsed="0" w:defQFormat="0" w:count="376">
+  <w:latentStyles w:defLockedState="0" w:defUIPriority="99" w:defSemiHidden="0" w:defUnhideWhenUsed="0" w:defQFormat="0" w:count="375">
     <w:lsdException w:name="Normal" w:uiPriority="0" w:qFormat="1"/>
     <w:lsdException w:name="heading 1" w:uiPriority="9" w:qFormat="1"/>
     <w:lsdException w:name="heading 2" w:semiHidden="1" w:uiPriority="9" w:unhideWhenUsed="1" w:qFormat="1"/>
@@ -31871,7 +32141,6 @@
     <w:lsdException w:name="Smart Hyperlink" w:semiHidden="1" w:unhideWhenUsed="1"/>
     <w:lsdException w:name="Hashtag" w:semiHidden="1" w:unhideWhenUsed="1"/>
     <w:lsdException w:name="Unresolved Mention" w:semiHidden="1" w:unhideWhenUsed="1"/>
-    <w:lsdException w:name="Smart Link" w:semiHidden="1" w:unhideWhenUsed="1"/>
   </w:latentStyles>
   <w:style w:type="paragraph" w:default="1" w:styleId="Normal">
     <w:name w:val="Normal"/>
@@ -33304,10 +33573,6 @@
 </file>
 
 <file path=customXml/item1.xml><?xml version="1.0" encoding="utf-8"?>
-<b:Sources xmlns:b="http://schemas.openxmlformats.org/officeDocument/2006/bibliography" xmlns="http://schemas.openxmlformats.org/officeDocument/2006/bibliography" SelectedStyle="\APASixthEditionOfficeOnline.xsl" StyleName="APA" Version="6"/>
-</file>
-
-<file path=customXml/item2.xml><?xml version="1.0" encoding="utf-8"?>
 <ct:contentTypeSchema xmlns:ct="http://schemas.microsoft.com/office/2006/metadata/contentType" xmlns:ma="http://schemas.microsoft.com/office/2006/metadata/properties/metaAttributes" ct:_="" ma:_="" ma:contentTypeName="Documento" ma:contentTypeID="0x0101006A81D6BD42E8DF4C91013959704817E1" ma:contentTypeVersion="15" ma:contentTypeDescription="Crear nuevo documento." ma:contentTypeScope="" ma:versionID="bf4f72ffd194f0963ff564daca6869f7">
   <xsd:schema xmlns:xsd="http://www.w3.org/2001/XMLSchema" xmlns:xs="http://www.w3.org/2001/XMLSchema" xmlns:p="http://schemas.microsoft.com/office/2006/metadata/properties" xmlns:ns2="13c90a0b-73bc-4dc0-be5f-28d77b615beb" xmlns:ns3="13c93bba-48ce-428c-bfe5-88b42c19b028" targetNamespace="http://schemas.microsoft.com/office/2006/metadata/properties" ma:root="true" ma:fieldsID="8718d6f4873a5b1392a45044efa78385" ns2:_="" ns3:_="">
     <xsd:import namespace="13c90a0b-73bc-4dc0-be5f-28d77b615beb"/>
@@ -33542,7 +33807,7 @@
 </ct:contentTypeSchema>
 </file>
 
-<file path=customXml/item3.xml><?xml version="1.0" encoding="utf-8"?>
+<file path=customXml/item2.xml><?xml version="1.0" encoding="utf-8"?>
 <?mso-contentType ?>
 <FormTemplates xmlns="http://schemas.microsoft.com/sharepoint/v3/contenttype/forms">
   <Display>DocumentLibraryForm</Display>
@@ -33551,7 +33816,7 @@
 </FormTemplates>
 </file>
 
-<file path=customXml/item4.xml><?xml version="1.0" encoding="utf-8"?>
+<file path=customXml/item3.xml><?xml version="1.0" encoding="utf-8"?>
 <p:properties xmlns:p="http://schemas.microsoft.com/office/2006/metadata/properties" xmlns:xsi="http://www.w3.org/2001/XMLSchema-instance" xmlns:pc="http://schemas.microsoft.com/office/infopath/2007/PartnerControls">
   <documentManagement>
     <TaxCatchAll xmlns="13c90a0b-73bc-4dc0-be5f-28d77b615beb" xsi:nil="true"/>
@@ -33562,22 +33827,52 @@
 </p:properties>
 </file>
 
+<file path=customXml/item4.xml><?xml version="1.0" encoding="utf-8"?>
+<b:Sources xmlns:b="http://schemas.openxmlformats.org/officeDocument/2006/bibliography" xmlns="http://schemas.openxmlformats.org/officeDocument/2006/bibliography" SelectedStyle="\APASixthEditionOfficeOnline.xsl" StyleName="APA" Version="6"/>
+</file>
+
 <file path=customXml/itemProps1.xml><?xml version="1.0" encoding="utf-8"?>
-<ds:datastoreItem xmlns:ds="http://schemas.openxmlformats.org/officeDocument/2006/customXml" ds:itemID="{3EE81AF2-5109-4D99-A8F0-2DE0C125B7B4}">
+<ds:datastoreItem xmlns:ds="http://schemas.openxmlformats.org/officeDocument/2006/customXml" ds:itemID="{8760B5F6-A207-41A5-9B0C-9E10FE9B6B67}">
   <ds:schemaRefs>
-    <ds:schemaRef ds:uri="http://schemas.openxmlformats.org/officeDocument/2006/bibliography"/>
+    <ds:schemaRef ds:uri="http://schemas.microsoft.com/office/2006/metadata/contentType"/>
+    <ds:schemaRef ds:uri="http://schemas.microsoft.com/office/2006/metadata/properties/metaAttributes"/>
+    <ds:schemaRef ds:uri="http://www.w3.org/2001/XMLSchema"/>
+    <ds:schemaRef ds:uri="http://schemas.microsoft.com/office/2006/metadata/properties"/>
+    <ds:schemaRef ds:uri="13c90a0b-73bc-4dc0-be5f-28d77b615beb"/>
+    <ds:schemaRef ds:uri="13c93bba-48ce-428c-bfe5-88b42c19b028"/>
+    <ds:schemaRef ds:uri="http://schemas.microsoft.com/office/2006/documentManagement/types"/>
+    <ds:schemaRef ds:uri="http://schemas.microsoft.com/office/infopath/2007/PartnerControls"/>
+    <ds:schemaRef ds:uri="http://schemas.openxmlformats.org/package/2006/metadata/core-properties"/>
+    <ds:schemaRef ds:uri="http://purl.org/dc/elements/1.1/"/>
+    <ds:schemaRef ds:uri="http://purl.org/dc/terms/"/>
+    <ds:schemaRef ds:uri="http://schemas.microsoft.com/internal/obd"/>
   </ds:schemaRefs>
 </ds:datastoreItem>
 </file>
 
 <file path=customXml/itemProps2.xml><?xml version="1.0" encoding="utf-8"?>
-<ds:datastoreItem xmlns:ds="http://schemas.openxmlformats.org/officeDocument/2006/customXml" ds:itemID="{8760B5F6-A207-41A5-9B0C-9E10FE9B6B67}"/>
+<ds:datastoreItem xmlns:ds="http://schemas.openxmlformats.org/officeDocument/2006/customXml" ds:itemID="{1980EE77-B5D3-4E0D-9004-DDC0153DF5B5}">
+  <ds:schemaRefs>
+    <ds:schemaRef ds:uri="http://schemas.microsoft.com/sharepoint/v3/contenttype/forms"/>
+  </ds:schemaRefs>
+</ds:datastoreItem>
 </file>
 
 <file path=customXml/itemProps3.xml><?xml version="1.0" encoding="utf-8"?>
-<ds:datastoreItem xmlns:ds="http://schemas.openxmlformats.org/officeDocument/2006/customXml" ds:itemID="{1980EE77-B5D3-4E0D-9004-DDC0153DF5B5}"/>
+<ds:datastoreItem xmlns:ds="http://schemas.openxmlformats.org/officeDocument/2006/customXml" ds:itemID="{B30624D2-841A-4602-95D0-51A4314740D9}">
+  <ds:schemaRefs>
+    <ds:schemaRef ds:uri="http://schemas.microsoft.com/office/2006/metadata/properties"/>
+    <ds:schemaRef ds:uri="http://schemas.microsoft.com/office/infopath/2007/PartnerControls"/>
+    <ds:schemaRef ds:uri="13c90a0b-73bc-4dc0-be5f-28d77b615beb"/>
+    <ds:schemaRef ds:uri="13c93bba-48ce-428c-bfe5-88b42c19b028"/>
+  </ds:schemaRefs>
+</ds:datastoreItem>
 </file>
 
 <file path=customXml/itemProps4.xml><?xml version="1.0" encoding="utf-8"?>
-<ds:datastoreItem xmlns:ds="http://schemas.openxmlformats.org/officeDocument/2006/customXml" ds:itemID="{B30624D2-841A-4602-95D0-51A4314740D9}"/>
+<ds:datastoreItem xmlns:ds="http://schemas.openxmlformats.org/officeDocument/2006/customXml" ds:itemID="{CD12A026-AD50-4A6C-8C28-A8EF29951508}">
+  <ds:schemaRefs>
+    <ds:schemaRef ds:uri="http://schemas.openxmlformats.org/officeDocument/2006/bibliography"/>
+  </ds:schemaRefs>
+</ds:datastoreItem>
 </file>